--- a/Documents/NextGen Attendance.docx
+++ b/Documents/NextGen Attendance.docx
@@ -4,6 +4,3679 @@
   <w:body>
     <w:p>
       <w:pPr>
+        <w:spacing w:before="60" w:line="360" w:lineRule="auto"/>
+        <w:ind w:left="40" w:right="560" w:firstLine="0"/>
+        <w:jc w:val="center"/>
+        <w:rPr>
+          <w:rFonts w:ascii="Times New Roman" w:cs="Times New Roman" w:eastAsia="Times New Roman" w:hAnsi="Times New Roman"/>
+          <w:b w:val="1"/>
+          <w:bCs w:val="1"/>
+          <w:sz w:val="40"/>
+          <w:szCs w:val="40"/>
+        </w:rPr>
+      </w:pPr>
+      <w:r>
+        <w:rPr>
+          <w:rFonts w:ascii="Times New Roman" w:cs="Times New Roman" w:eastAsia="Times New Roman" w:hAnsi="Times New Roman"/>
+          <w:b w:val="1"/>
+          <w:bCs w:val="1"/>
+          <w:sz w:val="40"/>
+          <w:szCs w:val="40"/>
+          <w:rtl w:val="0"/>
+        </w:rPr>
+        <w:t xml:space="preserve">     Minor Project Report</w:t>
+      </w:r>
+    </w:p>
+    <w:p>
+      <w:pPr>
+        <w:pStyle w:val="Heading1"/>
+        <w:keepNext w:val="0"/>
+        <w:keepLines w:val="0"/>
+        <w:spacing w:after="0" w:before="0" w:line="360" w:lineRule="auto"/>
+        <w:ind w:left="3600" w:firstLine="720"/>
+        <w:jc w:val="left"/>
+        <w:rPr>
+          <w:rFonts w:ascii="Times New Roman" w:cs="Times New Roman" w:eastAsia="Times New Roman" w:hAnsi="Times New Roman"/>
+          <w:b w:val="1"/>
+          <w:bCs w:val="1"/>
+          <w:sz w:val="28"/>
+          <w:szCs w:val="28"/>
+        </w:rPr>
+      </w:pPr>
+      <w:bookmarkStart w:colFirst="0" w:colLast="0" w:name="_heading=h.c71ae9xubcg2" w:id="0"/>
+      <w:bookmarkEnd w:id="0"/>
+      <w:r>
+        <w:rPr>
+          <w:rFonts w:ascii="Times New Roman" w:cs="Times New Roman" w:eastAsia="Times New Roman" w:hAnsi="Times New Roman"/>
+          <w:b w:val="1"/>
+          <w:bCs w:val="1"/>
+          <w:sz w:val="28"/>
+          <w:szCs w:val="28"/>
+          <w:rtl w:val="0"/>
+        </w:rPr>
+        <w:t xml:space="preserve">on</w:t>
+      </w:r>
+    </w:p>
+    <w:p>
+      <w:pPr>
+        <w:spacing w:before="240" w:line="360" w:lineRule="auto"/>
+        <w:ind w:right="520"/>
+        <w:jc w:val="center"/>
+        <w:rPr>
+          <w:rFonts w:ascii="Times New Roman" w:cs="Times New Roman" w:eastAsia="Times New Roman" w:hAnsi="Times New Roman"/>
+          <w:b w:val="1"/>
+          <w:bCs w:val="1"/>
+          <w:sz w:val="32"/>
+          <w:szCs w:val="32"/>
+        </w:rPr>
+      </w:pPr>
+      <w:r>
+        <w:rPr>
+          <w:rFonts w:ascii="Times New Roman" w:cs="Times New Roman" w:eastAsia="Times New Roman" w:hAnsi="Times New Roman"/>
+          <w:b w:val="1"/>
+          <w:bCs w:val="1"/>
+          <w:sz w:val="24"/>
+          <w:szCs w:val="24"/>
+          <w:rtl w:val="0"/>
+        </w:rPr>
+        <w:t xml:space="preserve">“</w:t>
+      </w:r>
+      <w:r>
+        <w:rPr>
+          <w:rFonts w:ascii="Times New Roman" w:cs="Times New Roman" w:eastAsia="Times New Roman" w:hAnsi="Times New Roman"/>
+          <w:b w:val="1"/>
+          <w:bCs w:val="1"/>
+          <w:sz w:val="32"/>
+          <w:szCs w:val="32"/>
+          <w:rtl w:val="0"/>
+        </w:rPr>
+        <w:t xml:space="preserve">NextGen Attendance”</w:t>
+      </w:r>
+    </w:p>
+    <w:p>
+      <w:pPr>
+        <w:spacing w:before="240" w:line="360" w:lineRule="auto"/>
+        <w:ind w:left="2160" w:right="520" w:firstLine="0"/>
+        <w:jc w:val="left"/>
+        <w:rPr>
+          <w:rFonts w:ascii="Times New Roman" w:cs="Times New Roman" w:eastAsia="Times New Roman" w:hAnsi="Times New Roman"/>
+          <w:b w:val="1"/>
+          <w:bCs w:val="1"/>
+          <w:sz w:val="32"/>
+          <w:szCs w:val="32"/>
+        </w:rPr>
+      </w:pPr>
+      <w:r>
+        <w:rPr>
+          <w:rFonts w:ascii="Times New Roman" w:cs="Times New Roman" w:eastAsia="Times New Roman" w:hAnsi="Times New Roman"/>
+          <w:b w:val="1"/>
+          <w:bCs w:val="1"/>
+          <w:sz w:val="32"/>
+          <w:szCs w:val="32"/>
+          <w:rtl w:val="0"/>
+        </w:rPr>
+        <w:t xml:space="preserve">   Minor Project – Semester IV</w:t>
+      </w:r>
+    </w:p>
+    <w:p>
+      <w:pPr>
+        <w:spacing w:before="280" w:line="360" w:lineRule="auto"/>
+        <w:ind w:left="40" w:right="560" w:firstLine="0"/>
+        <w:jc w:val="center"/>
+        <w:rPr>
+          <w:rFonts w:ascii="Times New Roman" w:cs="Times New Roman" w:eastAsia="Times New Roman" w:hAnsi="Times New Roman"/>
+          <w:b w:val="1"/>
+          <w:bCs w:val="1"/>
+          <w:sz w:val="28"/>
+          <w:szCs w:val="28"/>
+        </w:rPr>
+      </w:pPr>
+      <w:r>
+        <w:rPr>
+          <w:rFonts w:ascii="Times New Roman" w:cs="Times New Roman" w:eastAsia="Times New Roman" w:hAnsi="Times New Roman"/>
+          <w:b w:val="1"/>
+          <w:bCs w:val="1"/>
+          <w:sz w:val="28"/>
+          <w:szCs w:val="28"/>
+          <w:rtl w:val="0"/>
+        </w:rPr>
+        <w:t xml:space="preserve">  of</w:t>
+      </w:r>
+    </w:p>
+    <w:p>
+      <w:pPr>
+        <w:spacing w:before="120" w:line="360" w:lineRule="auto"/>
+        <w:ind w:right="520"/>
+        <w:jc w:val="center"/>
+        <w:rPr>
+          <w:rFonts w:ascii="Times New Roman" w:cs="Times New Roman" w:eastAsia="Times New Roman" w:hAnsi="Times New Roman"/>
+          <w:b w:val="1"/>
+          <w:bCs w:val="1"/>
+          <w:sz w:val="36"/>
+          <w:szCs w:val="36"/>
+        </w:rPr>
+      </w:pPr>
+      <w:r>
+        <w:rPr>
+          <w:rFonts w:ascii="Times New Roman" w:cs="Times New Roman" w:eastAsia="Times New Roman" w:hAnsi="Times New Roman"/>
+          <w:b w:val="1"/>
+          <w:bCs w:val="1"/>
+          <w:sz w:val="36"/>
+          <w:szCs w:val="36"/>
+          <w:rtl w:val="0"/>
+        </w:rPr>
+        <w:t xml:space="preserve">Bachelor of Technology</w:t>
+      </w:r>
+    </w:p>
+    <w:p>
+      <w:pPr>
+        <w:pStyle w:val="Heading1"/>
+        <w:keepNext w:val="0"/>
+        <w:keepLines w:val="0"/>
+        <w:spacing w:after="0" w:before="0" w:line="360" w:lineRule="auto"/>
+        <w:ind w:left="3600" w:firstLine="720"/>
+        <w:jc w:val="left"/>
+        <w:rPr>
+          <w:rFonts w:ascii="Times New Roman" w:cs="Times New Roman" w:eastAsia="Times New Roman" w:hAnsi="Times New Roman"/>
+          <w:b w:val="1"/>
+          <w:bCs w:val="1"/>
+          <w:sz w:val="28"/>
+          <w:szCs w:val="28"/>
+        </w:rPr>
+      </w:pPr>
+      <w:bookmarkStart w:colFirst="0" w:colLast="0" w:name="_heading=h.bfj1nu4fh1p6" w:id="1"/>
+      <w:bookmarkEnd w:id="1"/>
+      <w:r>
+        <w:rPr>
+          <w:rFonts w:ascii="Times New Roman" w:cs="Times New Roman" w:eastAsia="Times New Roman" w:hAnsi="Times New Roman"/>
+          <w:b w:val="1"/>
+          <w:bCs w:val="1"/>
+          <w:sz w:val="28"/>
+          <w:szCs w:val="28"/>
+          <w:rtl w:val="0"/>
+        </w:rPr>
+        <w:t xml:space="preserve"> In</w:t>
+      </w:r>
+    </w:p>
+    <w:p>
+      <w:pPr>
+        <w:spacing w:before="240" w:line="360" w:lineRule="auto"/>
+        <w:ind w:left="40" w:right="560" w:firstLine="0"/>
+        <w:jc w:val="center"/>
+        <w:rPr>
+          <w:rFonts w:ascii="Times New Roman" w:cs="Times New Roman" w:eastAsia="Times New Roman" w:hAnsi="Times New Roman"/>
+          <w:b w:val="1"/>
+          <w:bCs w:val="1"/>
+          <w:sz w:val="36"/>
+          <w:szCs w:val="36"/>
+        </w:rPr>
+      </w:pPr>
+      <w:r>
+        <w:rPr>
+          <w:rFonts w:ascii="Times New Roman" w:cs="Times New Roman" w:eastAsia="Times New Roman" w:hAnsi="Times New Roman"/>
+          <w:b w:val="1"/>
+          <w:bCs w:val="1"/>
+          <w:sz w:val="36"/>
+          <w:szCs w:val="36"/>
+          <w:rtl w:val="0"/>
+        </w:rPr>
+        <w:t xml:space="preserve">COMPUTER SCIENCE AND ENGINEERING</w:t>
+      </w:r>
+    </w:p>
+    <w:p>
+      <w:pPr>
+        <w:spacing w:before="240" w:line="360" w:lineRule="auto"/>
+        <w:ind w:left="760" w:right="560" w:firstLine="680"/>
+        <w:jc w:val="left"/>
+        <w:rPr>
+          <w:rFonts w:ascii="Times New Roman" w:cs="Times New Roman" w:eastAsia="Times New Roman" w:hAnsi="Times New Roman"/>
+          <w:b w:val="1"/>
+          <w:bCs w:val="1"/>
+          <w:sz w:val="28"/>
+          <w:szCs w:val="28"/>
+        </w:rPr>
+      </w:pPr>
+      <w:r>
+        <w:rPr>
+          <w:rFonts w:ascii="Times New Roman" w:cs="Times New Roman" w:eastAsia="Times New Roman" w:hAnsi="Times New Roman"/>
+          <w:b w:val="1"/>
+          <w:bCs w:val="1"/>
+          <w:sz w:val="28"/>
+          <w:szCs w:val="28"/>
+          <w:rtl w:val="0"/>
+        </w:rPr>
+        <w:t xml:space="preserve"> </w:t>
+        <w:tab/>
+        <w:tab/>
+        <w:tab/>
+        <w:tab/>
+        <w:t xml:space="preserve">With</w:t>
+      </w:r>
+    </w:p>
+    <w:p>
+      <w:pPr>
+        <w:spacing w:before="240" w:line="360" w:lineRule="auto"/>
+        <w:ind w:left="760" w:right="560" w:firstLine="680"/>
+        <w:rPr>
+          <w:rFonts w:ascii="Times New Roman" w:cs="Times New Roman" w:eastAsia="Times New Roman" w:hAnsi="Times New Roman"/>
+          <w:b w:val="1"/>
+          <w:bCs w:val="1"/>
+          <w:sz w:val="30"/>
+          <w:szCs w:val="30"/>
+        </w:rPr>
+      </w:pPr>
+      <w:r>
+        <w:rPr>
+          <w:rFonts w:ascii="Times New Roman" w:cs="Times New Roman" w:eastAsia="Times New Roman" w:hAnsi="Times New Roman"/>
+          <w:b w:val="1"/>
+          <w:bCs w:val="1"/>
+          <w:sz w:val="34"/>
+          <w:szCs w:val="34"/>
+          <w:rtl w:val="0"/>
+        </w:rPr>
+        <w:t xml:space="preserve">Artificial Intelligence &amp; Machine Learning</w:t>
+      </w:r>
+      <w:r>
+        <w:rPr>
+          <w:rtl w:val="0"/>
+        </w:rPr>
+      </w:r>
+    </w:p>
+    <w:p>
+      <w:pPr>
+        <w:pStyle w:val="Heading1"/>
+        <w:keepNext w:val="0"/>
+        <w:keepLines w:val="0"/>
+        <w:spacing w:after="0" w:before="0" w:line="360" w:lineRule="auto"/>
+        <w:ind w:left="3600" w:firstLine="720"/>
+        <w:jc w:val="left"/>
+        <w:rPr>
+          <w:rFonts w:ascii="Times New Roman" w:cs="Times New Roman" w:eastAsia="Times New Roman" w:hAnsi="Times New Roman"/>
+          <w:b w:val="1"/>
+          <w:bCs w:val="1"/>
+          <w:sz w:val="28"/>
+          <w:szCs w:val="28"/>
+        </w:rPr>
+      </w:pPr>
+      <w:bookmarkStart w:colFirst="0" w:colLast="0" w:name="_heading=h.n00affii3fm" w:id="2"/>
+      <w:bookmarkEnd w:id="2"/>
+      <w:r>
+        <w:rPr>
+          <w:rFonts w:ascii="Times New Roman" w:cs="Times New Roman" w:eastAsia="Times New Roman" w:hAnsi="Times New Roman"/>
+          <w:b w:val="1"/>
+          <w:bCs w:val="1"/>
+          <w:sz w:val="28"/>
+          <w:szCs w:val="28"/>
+          <w:rtl w:val="0"/>
+        </w:rPr>
+        <w:t xml:space="preserve"> </w:t>
+      </w:r>
+      <w:r>
+        <w:rPr>
+          <w:rFonts w:ascii="Times New Roman" w:cs="Times New Roman" w:eastAsia="Times New Roman" w:hAnsi="Times New Roman"/>
+          <w:b w:val="1"/>
+          <w:bCs w:val="1"/>
+          <w:sz w:val="28"/>
+          <w:szCs w:val="28"/>
+          <w:rtl w:val="0"/>
+        </w:rPr>
+        <w:t xml:space="preserve">to</w:t>
+      </w:r>
+    </w:p>
+    <w:p>
+      <w:pPr>
+        <w:spacing w:before="240" w:line="360" w:lineRule="auto"/>
+        <w:ind w:right="560"/>
+        <w:jc w:val="center"/>
+        <w:rPr>
+          <w:rFonts w:ascii="Times New Roman" w:cs="Times New Roman" w:eastAsia="Times New Roman" w:hAnsi="Times New Roman"/>
+          <w:b w:val="1"/>
+          <w:bCs w:val="1"/>
+          <w:sz w:val="32"/>
+          <w:szCs w:val="32"/>
+        </w:rPr>
+      </w:pPr>
+      <w:r>
+        <w:rPr>
+          <w:rFonts w:ascii="Times New Roman" w:cs="Times New Roman" w:eastAsia="Times New Roman" w:hAnsi="Times New Roman"/>
+          <w:b w:val="1"/>
+          <w:bCs w:val="1"/>
+          <w:sz w:val="32"/>
+          <w:szCs w:val="32"/>
+          <w:rtl w:val="0"/>
+        </w:rPr>
+        <w:t xml:space="preserve">SCHOOL OF COMPUTER SCIENCE AND ENGINEERING</w:t>
+      </w:r>
+    </w:p>
+    <w:p>
+      <w:pPr>
+        <w:spacing w:before="240" w:line="360" w:lineRule="auto"/>
+        <w:ind w:left="2900" w:right="560" w:firstLine="700"/>
+        <w:jc w:val="left"/>
+        <w:rPr>
+          <w:rFonts w:ascii="Times New Roman" w:cs="Times New Roman" w:eastAsia="Times New Roman" w:hAnsi="Times New Roman"/>
+          <w:b w:val="1"/>
+          <w:bCs w:val="1"/>
+          <w:sz w:val="28"/>
+          <w:szCs w:val="28"/>
+        </w:rPr>
+      </w:pPr>
+      <w:r>
+        <w:rPr>
+          <w:rFonts w:ascii="Times New Roman" w:cs="Times New Roman" w:eastAsia="Times New Roman" w:hAnsi="Times New Roman"/>
+          <w:b w:val="1"/>
+          <w:bCs w:val="1"/>
+          <w:sz w:val="28"/>
+          <w:szCs w:val="28"/>
+          <w:rtl w:val="0"/>
+        </w:rPr>
+        <w:t xml:space="preserve">           By</w:t>
+      </w:r>
+    </w:p>
+    <w:p>
+      <w:pPr>
+        <w:spacing w:before="240" w:line="360" w:lineRule="auto"/>
+        <w:ind w:left="40" w:right="560" w:firstLine="0"/>
+        <w:jc w:val="center"/>
+        <w:rPr>
+          <w:rFonts w:ascii="Times New Roman" w:cs="Times New Roman" w:eastAsia="Times New Roman" w:hAnsi="Times New Roman"/>
+          <w:b w:val="1"/>
+          <w:bCs w:val="1"/>
+          <w:sz w:val="28"/>
+          <w:szCs w:val="28"/>
+        </w:rPr>
+      </w:pPr>
+      <w:r>
+        <w:rPr>
+          <w:rFonts w:ascii="Times New Roman" w:cs="Times New Roman" w:eastAsia="Times New Roman" w:hAnsi="Times New Roman"/>
+          <w:b w:val="1"/>
+          <w:bCs w:val="1"/>
+          <w:sz w:val="28"/>
+          <w:szCs w:val="28"/>
+          <w:rtl w:val="0"/>
+        </w:rPr>
+        <w:t xml:space="preserve">Kaushal Kumar Ray - 240205241023</w:t>
+      </w:r>
+    </w:p>
+    <w:p>
+      <w:pPr>
+        <w:spacing w:before="240" w:line="360" w:lineRule="auto"/>
+        <w:ind w:left="40" w:right="560" w:firstLine="0"/>
+        <w:jc w:val="center"/>
+        <w:rPr>
+          <w:rFonts w:ascii="Times New Roman" w:cs="Times New Roman" w:eastAsia="Times New Roman" w:hAnsi="Times New Roman"/>
+          <w:b w:val="1"/>
+          <w:bCs w:val="1"/>
+          <w:sz w:val="28"/>
+          <w:szCs w:val="28"/>
+        </w:rPr>
+      </w:pPr>
+      <w:r>
+        <w:rPr>
+          <w:rFonts w:ascii="Times New Roman" w:cs="Times New Roman" w:eastAsia="Times New Roman" w:hAnsi="Times New Roman"/>
+          <w:b w:val="1"/>
+          <w:bCs w:val="1"/>
+          <w:sz w:val="28"/>
+          <w:szCs w:val="28"/>
+          <w:rtl w:val="0"/>
+        </w:rPr>
+        <w:t xml:space="preserve">Under the Supervision of</w:t>
+      </w:r>
+    </w:p>
+    <w:p>
+      <w:pPr>
+        <w:spacing w:line="360" w:lineRule="auto"/>
+        <w:ind w:left="140" w:right="560" w:firstLine="0"/>
+        <w:jc w:val="center"/>
+        <w:rPr>
+          <w:rFonts w:ascii="Times New Roman" w:cs="Times New Roman" w:eastAsia="Times New Roman" w:hAnsi="Times New Roman"/>
+          <w:b w:val="1"/>
+          <w:bCs w:val="1"/>
+          <w:sz w:val="32"/>
+          <w:szCs w:val="32"/>
+        </w:rPr>
+      </w:pPr>
+      <w:r>
+        <w:rPr>
+          <w:rFonts w:ascii="Times New Roman" w:cs="Times New Roman" w:eastAsia="Times New Roman" w:hAnsi="Times New Roman"/>
+          <w:b w:val="1"/>
+          <w:bCs w:val="1"/>
+          <w:sz w:val="32"/>
+          <w:szCs w:val="32"/>
+          <w:rtl w:val="0"/>
+        </w:rPr>
+        <w:t xml:space="preserve">Dr. Syed Anas Ansar</w:t>
+      </w:r>
+    </w:p>
+    <w:p>
+      <w:pPr>
+        <w:spacing w:before="240" w:line="360" w:lineRule="auto"/>
+        <w:ind w:left="1200" w:firstLine="20"/>
+        <w:jc w:val="both"/>
+        <w:rPr>
+          <w:rFonts w:ascii="Times New Roman" w:cs="Times New Roman" w:eastAsia="Times New Roman" w:hAnsi="Times New Roman"/>
+          <w:b w:val="1"/>
+          <w:bCs w:val="1"/>
+          <w:sz w:val="24"/>
+          <w:szCs w:val="24"/>
+        </w:rPr>
+      </w:pPr>
+      <w:r>
+        <w:rPr>
+          <w:rtl w:val="0"/>
+        </w:rPr>
+      </w:r>
+    </w:p>
+    <w:p>
+      <w:pPr>
+        <w:spacing w:before="240" w:line="360" w:lineRule="auto"/>
+        <w:ind w:left="40" w:right="560" w:firstLine="0"/>
+        <w:jc w:val="center"/>
+        <w:rPr>
+          <w:rFonts w:ascii="Times New Roman" w:cs="Times New Roman" w:eastAsia="Times New Roman" w:hAnsi="Times New Roman"/>
+          <w:b w:val="1"/>
+          <w:bCs w:val="1"/>
+          <w:sz w:val="36"/>
+          <w:szCs w:val="36"/>
+        </w:rPr>
+      </w:pPr>
+      <w:r>
+        <w:rPr>
+          <w:rFonts w:ascii="Times New Roman" w:cs="Times New Roman" w:eastAsia="Times New Roman" w:hAnsi="Times New Roman"/>
+          <w:b w:val="1"/>
+          <w:bCs w:val="1"/>
+          <w:sz w:val="36"/>
+          <w:szCs w:val="36"/>
+          <w:rtl w:val="0"/>
+        </w:rPr>
+        <w:t xml:space="preserve">Session: 2024-2028</w:t>
+      </w:r>
+    </w:p>
+    <w:p>
+      <w:pPr>
+        <w:spacing w:after="240" w:before="240" w:line="360" w:lineRule="auto"/>
+        <w:rPr>
+          <w:rFonts w:ascii="Times New Roman" w:cs="Times New Roman" w:eastAsia="Times New Roman" w:hAnsi="Times New Roman"/>
+          <w:b w:val="1"/>
+          <w:bCs w:val="1"/>
+          <w:sz w:val="28"/>
+          <w:szCs w:val="28"/>
+        </w:rPr>
+      </w:pPr>
+      <w:r>
+        <w:rPr>
+          <w:rFonts w:ascii="Times New Roman" w:cs="Times New Roman" w:eastAsia="Times New Roman" w:hAnsi="Times New Roman"/>
+          <w:b w:val="1"/>
+          <w:bCs w:val="1"/>
+          <w:sz w:val="28"/>
+          <w:szCs w:val="28"/>
+          <w:rtl w:val="0"/>
+        </w:rPr>
+        <w:t xml:space="preserve">==========================================================</w:t>
+        <w:br w:type="textWrapping"/>
+      </w:r>
+      <w:r>
+        <w:rPr>
+          <w:rFonts w:ascii="Times New Roman" w:cs="Times New Roman" w:eastAsia="Times New Roman" w:hAnsi="Times New Roman"/>
+          <w:b w:val="1"/>
+          <w:bCs w:val="1"/>
+          <w:sz w:val="36"/>
+          <w:szCs w:val="36"/>
+          <w:rtl w:val="0"/>
+        </w:rPr>
+        <w:tab/>
+        <w:tab/>
+      </w:r>
+      <w:r>
+        <w:rPr>
+          <w:rFonts w:ascii="Times New Roman" w:cs="Times New Roman" w:eastAsia="Times New Roman" w:hAnsi="Times New Roman"/>
+          <w:b w:val="1"/>
+          <w:bCs w:val="1"/>
+          <w:sz w:val="32"/>
+          <w:szCs w:val="32"/>
+          <w:rtl w:val="0"/>
+        </w:rPr>
+        <w:tab/>
+        <w:tab/>
+        <w:tab/>
+      </w:r>
+      <w:r>
+        <w:rPr>
+          <w:rFonts w:ascii="Times New Roman" w:cs="Times New Roman" w:eastAsia="Times New Roman" w:hAnsi="Times New Roman"/>
+          <w:b w:val="1"/>
+          <w:bCs w:val="1"/>
+          <w:sz w:val="28"/>
+          <w:szCs w:val="28"/>
+          <w:rtl w:val="0"/>
+        </w:rPr>
+        <w:t xml:space="preserve">CERTIFICATE</w:t>
+      </w:r>
+    </w:p>
+    <w:p>
+      <w:pPr>
+        <w:spacing w:after="240" w:before="240" w:line="360" w:lineRule="auto"/>
+        <w:rPr>
+          <w:rFonts w:ascii="Times New Roman" w:cs="Times New Roman" w:eastAsia="Times New Roman" w:hAnsi="Times New Roman"/>
+          <w:sz w:val="24"/>
+          <w:szCs w:val="24"/>
+        </w:rPr>
+      </w:pPr>
+      <w:r>
+        <w:rPr>
+          <w:rFonts w:ascii="Times New Roman" w:cs="Times New Roman" w:eastAsia="Times New Roman" w:hAnsi="Times New Roman"/>
+          <w:sz w:val="24"/>
+          <w:szCs w:val="24"/>
+          <w:rtl w:val="0"/>
+        </w:rPr>
+        <w:t xml:space="preserve">This is to certify that the project report entitled "NextGen Attendance: A Deep Learning-Based Web Application for Automated Attendance Management Using Facial Recognition", submitted by Kaushal Kumar Ray (240205241023) as part of the Minor Project (Semester 4) of the Bachelor of Technology in Computer Science and Engineering, has been found satisfactory as per the requirements of the university.</w:t>
+      </w:r>
+    </w:p>
+    <w:p>
+      <w:pPr>
+        <w:spacing w:after="240" w:before="240" w:line="360" w:lineRule="auto"/>
+        <w:rPr>
+          <w:rFonts w:ascii="Times New Roman" w:cs="Times New Roman" w:eastAsia="Times New Roman" w:hAnsi="Times New Roman"/>
+          <w:b w:val="1"/>
+          <w:bCs w:val="1"/>
+          <w:sz w:val="28"/>
+          <w:szCs w:val="28"/>
+        </w:rPr>
+      </w:pPr>
+      <w:r>
+        <w:rPr>
+          <w:rtl w:val="0"/>
+        </w:rPr>
+      </w:r>
+    </w:p>
+    <w:p>
+      <w:pPr>
+        <w:spacing w:after="240" w:before="240" w:line="360" w:lineRule="auto"/>
+        <w:rPr>
+          <w:rFonts w:ascii="Times New Roman" w:cs="Times New Roman" w:eastAsia="Times New Roman" w:hAnsi="Times New Roman"/>
+          <w:b w:val="1"/>
+          <w:bCs w:val="1"/>
+          <w:sz w:val="28"/>
+          <w:szCs w:val="28"/>
+        </w:rPr>
+      </w:pPr>
+      <w:r>
+        <w:rPr>
+          <w:rtl w:val="0"/>
+        </w:rPr>
+      </w:r>
+    </w:p>
+    <w:p>
+      <w:pPr>
+        <w:spacing w:after="240" w:before="240" w:line="360" w:lineRule="auto"/>
+        <w:rPr>
+          <w:rFonts w:ascii="Times New Roman" w:cs="Times New Roman" w:eastAsia="Times New Roman" w:hAnsi="Times New Roman"/>
+          <w:b w:val="1"/>
+          <w:bCs w:val="1"/>
+          <w:sz w:val="28"/>
+          <w:szCs w:val="28"/>
+        </w:rPr>
+      </w:pPr>
+      <w:r>
+        <w:rPr>
+          <w:rtl w:val="0"/>
+        </w:rPr>
+      </w:r>
+    </w:p>
+    <w:p>
+      <w:pPr>
+        <w:spacing w:after="240" w:before="240" w:line="360" w:lineRule="auto"/>
+        <w:rPr>
+          <w:rFonts w:ascii="Times New Roman" w:cs="Times New Roman" w:eastAsia="Times New Roman" w:hAnsi="Times New Roman"/>
+          <w:b w:val="1"/>
+          <w:bCs w:val="1"/>
+          <w:sz w:val="28"/>
+          <w:szCs w:val="28"/>
+        </w:rPr>
+      </w:pPr>
+      <w:r>
+        <w:rPr>
+          <w:rtl w:val="0"/>
+        </w:rPr>
+      </w:r>
+    </w:p>
+    <w:p>
+      <w:pPr>
+        <w:spacing w:after="240" w:before="240" w:line="360" w:lineRule="auto"/>
+        <w:rPr>
+          <w:rFonts w:ascii="Times New Roman" w:cs="Times New Roman" w:eastAsia="Times New Roman" w:hAnsi="Times New Roman"/>
+          <w:b w:val="1"/>
+          <w:bCs w:val="1"/>
+          <w:sz w:val="28"/>
+          <w:szCs w:val="28"/>
+        </w:rPr>
+      </w:pPr>
+      <w:r>
+        <w:rPr>
+          <w:rtl w:val="0"/>
+        </w:rPr>
+      </w:r>
+    </w:p>
+    <w:p>
+      <w:pPr>
+        <w:spacing w:after="240" w:before="240" w:line="360" w:lineRule="auto"/>
+        <w:rPr>
+          <w:rFonts w:ascii="Times New Roman" w:cs="Times New Roman" w:eastAsia="Times New Roman" w:hAnsi="Times New Roman"/>
+          <w:b w:val="1"/>
+          <w:bCs w:val="1"/>
+          <w:sz w:val="28"/>
+          <w:szCs w:val="28"/>
+        </w:rPr>
+      </w:pPr>
+      <w:r>
+        <w:rPr>
+          <w:rtl w:val="0"/>
+        </w:rPr>
+      </w:r>
+    </w:p>
+    <w:p>
+      <w:pPr>
+        <w:spacing w:after="240" w:before="240" w:line="360" w:lineRule="auto"/>
+        <w:rPr>
+          <w:rFonts w:ascii="Times New Roman" w:cs="Times New Roman" w:eastAsia="Times New Roman" w:hAnsi="Times New Roman"/>
+          <w:b w:val="1"/>
+          <w:bCs w:val="1"/>
+          <w:sz w:val="24"/>
+          <w:szCs w:val="24"/>
+        </w:rPr>
+      </w:pPr>
+      <w:r>
+        <w:rPr>
+          <w:rtl w:val="0"/>
+        </w:rPr>
+      </w:r>
+    </w:p>
+    <w:p>
+      <w:pPr>
+        <w:spacing w:line="360" w:lineRule="auto"/>
+        <w:jc w:val="both"/>
+        <w:rPr>
+          <w:rFonts w:ascii="Times New Roman" w:cs="Times New Roman" w:eastAsia="Times New Roman" w:hAnsi="Times New Roman"/>
+          <w:b w:val="1"/>
+          <w:bCs w:val="1"/>
+          <w:sz w:val="24"/>
+          <w:szCs w:val="24"/>
+        </w:rPr>
+      </w:pPr>
+      <w:r>
+        <w:rPr>
+          <w:rtl w:val="0"/>
+        </w:rPr>
+      </w:r>
+    </w:p>
+    <w:p>
+      <w:pPr>
+        <w:spacing w:line="360" w:lineRule="auto"/>
+        <w:jc w:val="both"/>
+        <w:rPr>
+          <w:rFonts w:ascii="Times New Roman" w:cs="Times New Roman" w:eastAsia="Times New Roman" w:hAnsi="Times New Roman"/>
+          <w:b w:val="1"/>
+          <w:bCs w:val="1"/>
+          <w:sz w:val="24"/>
+          <w:szCs w:val="24"/>
+        </w:rPr>
+      </w:pPr>
+      <w:r>
+        <w:rPr>
+          <w:rFonts w:ascii="Times New Roman" w:cs="Times New Roman" w:eastAsia="Times New Roman" w:hAnsi="Times New Roman"/>
+          <w:b w:val="1"/>
+          <w:bCs w:val="1"/>
+          <w:sz w:val="24"/>
+          <w:szCs w:val="24"/>
+          <w:rtl w:val="0"/>
+        </w:rPr>
+        <w:t xml:space="preserve">Project Co-Coordinator </w:t>
+        <w:tab/>
+        <w:tab/>
+        <w:tab/>
+        <w:t xml:space="preserve">    HOD</w:t>
+        <w:tab/>
+        <w:tab/>
+        <w:tab/>
+        <w:tab/>
+        <w:t xml:space="preserve"> DEAN</w:t>
+      </w:r>
+    </w:p>
+    <w:p>
+      <w:pPr>
+        <w:pStyle w:val="Heading1"/>
+        <w:keepNext w:val="0"/>
+        <w:keepLines w:val="0"/>
+        <w:spacing w:before="480" w:line="360" w:lineRule="auto"/>
+        <w:ind w:right="560"/>
+        <w:rPr>
+          <w:rFonts w:ascii="Times New Roman" w:cs="Times New Roman" w:eastAsia="Times New Roman" w:hAnsi="Times New Roman"/>
+          <w:b w:val="1"/>
+          <w:bCs w:val="1"/>
+          <w:sz w:val="24"/>
+          <w:szCs w:val="24"/>
+        </w:rPr>
+      </w:pPr>
+      <w:bookmarkStart w:colFirst="0" w:colLast="0" w:name="_heading=h.t9e1hh99246s" w:id="3"/>
+      <w:bookmarkEnd w:id="3"/>
+      <w:r>
+        <w:rPr>
+          <w:rFonts w:ascii="Times New Roman" w:cs="Times New Roman" w:eastAsia="Times New Roman" w:hAnsi="Times New Roman"/>
+          <w:b w:val="1"/>
+          <w:bCs w:val="1"/>
+          <w:sz w:val="24"/>
+          <w:szCs w:val="24"/>
+          <w:rtl w:val="0"/>
+        </w:rPr>
+        <w:t xml:space="preserve">Date: ___________</w:t>
+      </w:r>
+    </w:p>
+    <w:p>
+      <w:pPr>
+        <w:pStyle w:val="Heading1"/>
+        <w:keepNext w:val="0"/>
+        <w:keepLines w:val="0"/>
+        <w:spacing w:before="480" w:line="360" w:lineRule="auto"/>
+        <w:ind w:right="560"/>
+        <w:rPr>
+          <w:rFonts w:ascii="Times New Roman" w:cs="Times New Roman" w:eastAsia="Times New Roman" w:hAnsi="Times New Roman"/>
+          <w:b w:val="1"/>
+          <w:bCs w:val="1"/>
+          <w:sz w:val="24"/>
+          <w:szCs w:val="24"/>
+        </w:rPr>
+      </w:pPr>
+      <w:bookmarkStart w:colFirst="0" w:colLast="0" w:name="_heading=h.t9e1hh99246s" w:id="3"/>
+      <w:bookmarkEnd w:id="3"/>
+      <w:r>
+        <w:rPr>
+          <w:rFonts w:ascii="Times New Roman" w:cs="Times New Roman" w:eastAsia="Times New Roman" w:hAnsi="Times New Roman"/>
+          <w:b w:val="1"/>
+          <w:bCs w:val="1"/>
+          <w:sz w:val="24"/>
+          <w:szCs w:val="24"/>
+          <w:rtl w:val="0"/>
+        </w:rPr>
+        <w:t xml:space="preserve">Place: ___________</w:t>
+      </w:r>
+    </w:p>
+    <w:p>
+      <w:pPr>
+        <w:rPr/>
+      </w:pPr>
+      <w:r>
+        <w:rPr>
+          <w:rtl w:val="0"/>
+        </w:rPr>
+      </w:r>
+    </w:p>
+    <w:p>
+      <w:pPr>
+        <w:numPr>
+          <w:ilvl w:val="0"/>
+          <w:numId w:val="18"/>
+        </w:numPr>
+        <w:spacing w:after="240" w:before="240" w:line="360" w:lineRule="auto"/>
+        <w:ind w:left="720" w:hanging="360"/>
+        <w:rPr>
+          <w:rFonts w:ascii="Times New Roman" w:cs="Times New Roman" w:eastAsia="Times New Roman" w:hAnsi="Times New Roman"/>
+          <w:b w:val="1"/>
+          <w:bCs w:val="1"/>
+          <w:u w:val="none"/>
+        </w:rPr>
+      </w:pPr>
+      <w:r>
+        <w:rPr>
+          <w:rFonts w:ascii="Times New Roman" w:cs="Times New Roman" w:eastAsia="Times New Roman" w:hAnsi="Times New Roman"/>
+          <w:b w:val="1"/>
+          <w:bCs w:val="1"/>
+          <w:sz w:val="28"/>
+          <w:szCs w:val="28"/>
+          <w:rtl w:val="0"/>
+        </w:rPr>
+        <w:t xml:space="preserve">DECLARATION</w:t>
+      </w:r>
+    </w:p>
+    <w:p>
+      <w:pPr>
+        <w:spacing w:after="240" w:before="240" w:line="360" w:lineRule="auto"/>
+        <w:rPr>
+          <w:rFonts w:ascii="Times New Roman" w:cs="Times New Roman" w:eastAsia="Times New Roman" w:hAnsi="Times New Roman"/>
+          <w:sz w:val="24"/>
+          <w:szCs w:val="24"/>
+        </w:rPr>
+      </w:pPr>
+      <w:r>
+        <w:rPr>
+          <w:rFonts w:ascii="Times New Roman" w:cs="Times New Roman" w:eastAsia="Times New Roman" w:hAnsi="Times New Roman"/>
+          <w:sz w:val="24"/>
+          <w:szCs w:val="24"/>
+          <w:rtl w:val="0"/>
+        </w:rPr>
+        <w:t xml:space="preserve">I, Kaushal Kumar Ray, a student of Bachelor of Technology in Computer Science and Engineering, hereby declare that the project entitled “NextGen Attendance: A Deep Learning-Baased Web Application for Automated Attendance Management Using Facial Recognition” is the result of my own work carried out as part of my Minor Project (Semester 4), under the guidance of Dr. Syed Anas Ansar.</w:t>
+      </w:r>
+    </w:p>
+    <w:p>
+      <w:pPr>
+        <w:spacing w:after="240" w:before="240" w:line="360" w:lineRule="auto"/>
+        <w:rPr>
+          <w:rFonts w:ascii="Times New Roman" w:cs="Times New Roman" w:eastAsia="Times New Roman" w:hAnsi="Times New Roman"/>
+          <w:sz w:val="24"/>
+          <w:szCs w:val="24"/>
+        </w:rPr>
+      </w:pPr>
+      <w:r>
+        <w:rPr>
+          <w:rFonts w:ascii="Times New Roman" w:cs="Times New Roman" w:eastAsia="Times New Roman" w:hAnsi="Times New Roman"/>
+          <w:sz w:val="24"/>
+          <w:szCs w:val="24"/>
+          <w:rtl w:val="0"/>
+        </w:rPr>
+        <w:t xml:space="preserve">I further declare that this project has not been submitted to any other institution or organization for the award of any degree, diploma, or certificate, and to the best of my knowledge, it is free from plagiarism.</w:t>
+      </w:r>
+    </w:p>
+    <w:p>
+      <w:pPr>
+        <w:spacing w:after="240" w:before="240" w:lineRule="auto"/>
+        <w:rPr>
+          <w:rFonts w:ascii="Times New Roman" w:cs="Times New Roman" w:eastAsia="Times New Roman" w:hAnsi="Times New Roman"/>
+          <w:sz w:val="24"/>
+          <w:szCs w:val="24"/>
+        </w:rPr>
+      </w:pPr>
+      <w:r>
+        <w:rPr>
+          <w:rFonts w:ascii="Times New Roman" w:cs="Times New Roman" w:eastAsia="Times New Roman" w:hAnsi="Times New Roman"/>
+          <w:sz w:val="24"/>
+          <w:szCs w:val="24"/>
+          <w:rtl w:val="0"/>
+        </w:rPr>
+        <w:t xml:space="preserve">I affirm that all the information provided in this report is true and based on my genuine work and understanding during the course of this project.</w:t>
+      </w:r>
+    </w:p>
+    <w:p>
+      <w:pPr>
+        <w:pStyle w:val="Heading1"/>
+        <w:keepNext w:val="0"/>
+        <w:keepLines w:val="0"/>
+        <w:spacing w:before="480" w:lineRule="auto"/>
+        <w:rPr>
+          <w:rFonts w:ascii="Times New Roman" w:cs="Times New Roman" w:eastAsia="Times New Roman" w:hAnsi="Times New Roman"/>
+          <w:b w:val="1"/>
+          <w:bCs w:val="1"/>
+          <w:sz w:val="28"/>
+          <w:szCs w:val="28"/>
+        </w:rPr>
+      </w:pPr>
+      <w:bookmarkStart w:colFirst="0" w:colLast="0" w:name="_heading=h.1qd1rg1hqawm" w:id="4"/>
+      <w:bookmarkEnd w:id="4"/>
+      <w:r>
+        <w:rPr>
+          <w:rtl w:val="0"/>
+        </w:rPr>
+      </w:r>
+    </w:p>
+    <w:p>
+      <w:pPr>
+        <w:pStyle w:val="Heading1"/>
+        <w:keepNext w:val="0"/>
+        <w:keepLines w:val="0"/>
+        <w:spacing w:before="480" w:lineRule="auto"/>
+        <w:rPr>
+          <w:rFonts w:ascii="Times New Roman" w:cs="Times New Roman" w:eastAsia="Times New Roman" w:hAnsi="Times New Roman"/>
+          <w:b w:val="1"/>
+          <w:bCs w:val="1"/>
+          <w:sz w:val="28"/>
+          <w:szCs w:val="28"/>
+        </w:rPr>
+      </w:pPr>
+      <w:bookmarkStart w:colFirst="0" w:colLast="0" w:name="_heading=h.t4jx8lc8gdpu" w:id="5"/>
+      <w:bookmarkEnd w:id="5"/>
+      <w:r>
+        <w:rPr>
+          <w:rtl w:val="0"/>
+        </w:rPr>
+      </w:r>
+    </w:p>
+    <w:p>
+      <w:pPr>
+        <w:pStyle w:val="Heading1"/>
+        <w:keepNext w:val="0"/>
+        <w:keepLines w:val="0"/>
+        <w:spacing w:before="480" w:lineRule="auto"/>
+        <w:rPr>
+          <w:rFonts w:ascii="Times New Roman" w:cs="Times New Roman" w:eastAsia="Times New Roman" w:hAnsi="Times New Roman"/>
+          <w:b w:val="1"/>
+          <w:bCs w:val="1"/>
+          <w:sz w:val="28"/>
+          <w:szCs w:val="28"/>
+        </w:rPr>
+      </w:pPr>
+      <w:bookmarkStart w:colFirst="0" w:colLast="0" w:name="_heading=h.6eyp5i83okeo" w:id="6"/>
+      <w:bookmarkEnd w:id="6"/>
+      <w:r>
+        <w:rPr>
+          <w:rtl w:val="0"/>
+        </w:rPr>
+      </w:r>
+    </w:p>
+    <w:p>
+      <w:pPr>
+        <w:rPr/>
+      </w:pPr>
+      <w:r>
+        <w:rPr>
+          <w:rtl w:val="0"/>
+        </w:rPr>
+      </w:r>
+    </w:p>
+    <w:p>
+      <w:pPr>
+        <w:rPr/>
+      </w:pPr>
+      <w:r>
+        <w:rPr>
+          <w:rtl w:val="0"/>
+        </w:rPr>
+      </w:r>
+    </w:p>
+    <w:p>
+      <w:pPr>
+        <w:rPr/>
+      </w:pPr>
+      <w:r>
+        <w:rPr>
+          <w:rtl w:val="0"/>
+        </w:rPr>
+      </w:r>
+    </w:p>
+    <w:p>
+      <w:pPr>
+        <w:rPr/>
+      </w:pPr>
+      <w:r>
+        <w:rPr>
+          <w:rtl w:val="0"/>
+        </w:rPr>
+      </w:r>
+    </w:p>
+    <w:p>
+      <w:pPr>
+        <w:rPr/>
+      </w:pPr>
+      <w:r>
+        <w:rPr>
+          <w:rtl w:val="0"/>
+        </w:rPr>
+      </w:r>
+    </w:p>
+    <w:p>
+      <w:pPr>
+        <w:pStyle w:val="Heading1"/>
+        <w:keepNext w:val="0"/>
+        <w:keepLines w:val="0"/>
+        <w:spacing w:before="480" w:lineRule="auto"/>
+        <w:rPr>
+          <w:rFonts w:ascii="Times New Roman" w:cs="Times New Roman" w:eastAsia="Times New Roman" w:hAnsi="Times New Roman"/>
+          <w:b w:val="1"/>
+          <w:bCs w:val="1"/>
+          <w:sz w:val="24"/>
+          <w:szCs w:val="24"/>
+        </w:rPr>
+      </w:pPr>
+      <w:bookmarkStart w:colFirst="0" w:colLast="0" w:name="_heading=h.au5bdm3tb0xo" w:id="7"/>
+      <w:bookmarkEnd w:id="7"/>
+      <w:r>
+        <w:rPr>
+          <w:rFonts w:ascii="Times New Roman" w:cs="Times New Roman" w:eastAsia="Times New Roman" w:hAnsi="Times New Roman"/>
+          <w:b w:val="1"/>
+          <w:bCs w:val="1"/>
+          <w:sz w:val="24"/>
+          <w:szCs w:val="24"/>
+          <w:rtl w:val="0"/>
+        </w:rPr>
+        <w:t xml:space="preserve">Date: ___________</w:t>
+      </w:r>
+    </w:p>
+    <w:p>
+      <w:pPr>
+        <w:pStyle w:val="Heading1"/>
+        <w:keepNext w:val="0"/>
+        <w:keepLines w:val="0"/>
+        <w:spacing w:before="480" w:lineRule="auto"/>
+        <w:rPr>
+          <w:rFonts w:ascii="Times New Roman" w:cs="Times New Roman" w:eastAsia="Times New Roman" w:hAnsi="Times New Roman"/>
+          <w:b w:val="1"/>
+          <w:bCs w:val="1"/>
+          <w:sz w:val="28"/>
+          <w:szCs w:val="28"/>
+        </w:rPr>
+      </w:pPr>
+      <w:bookmarkStart w:colFirst="0" w:colLast="0" w:name="_heading=h.bnep8ns8pli8" w:id="8"/>
+      <w:bookmarkEnd w:id="8"/>
+      <w:r>
+        <w:rPr>
+          <w:rFonts w:ascii="Times New Roman" w:cs="Times New Roman" w:eastAsia="Times New Roman" w:hAnsi="Times New Roman"/>
+          <w:b w:val="1"/>
+          <w:bCs w:val="1"/>
+          <w:sz w:val="24"/>
+          <w:szCs w:val="24"/>
+          <w:rtl w:val="0"/>
+        </w:rPr>
+        <w:t xml:space="preserve">Place: ___________</w:t>
+      </w:r>
+      <w:r>
+        <w:rPr>
+          <w:rtl w:val="0"/>
+        </w:rPr>
+      </w:r>
+    </w:p>
+    <w:p>
+      <w:pPr>
+        <w:spacing w:after="240" w:before="240" w:line="360" w:lineRule="auto"/>
+        <w:ind w:left="0" w:firstLine="0"/>
+        <w:rPr>
+          <w:rFonts w:ascii="Times New Roman" w:cs="Times New Roman" w:eastAsia="Times New Roman" w:hAnsi="Times New Roman"/>
+          <w:b w:val="1"/>
+          <w:bCs w:val="1"/>
+          <w:sz w:val="28"/>
+          <w:szCs w:val="28"/>
+        </w:rPr>
+      </w:pPr>
+      <w:r>
+        <w:rPr>
+          <w:rtl w:val="0"/>
+        </w:rPr>
+      </w:r>
+    </w:p>
+    <w:p>
+      <w:pPr>
+        <w:numPr>
+          <w:ilvl w:val="0"/>
+          <w:numId w:val="18"/>
+        </w:numPr>
+        <w:spacing w:after="240" w:before="240" w:line="360" w:lineRule="auto"/>
+        <w:ind w:left="720" w:hanging="360"/>
+        <w:rPr>
+          <w:rFonts w:ascii="Times New Roman" w:cs="Times New Roman" w:eastAsia="Times New Roman" w:hAnsi="Times New Roman"/>
+          <w:b w:val="1"/>
+          <w:bCs w:val="1"/>
+        </w:rPr>
+      </w:pPr>
+      <w:r>
+        <w:rPr>
+          <w:rFonts w:ascii="Times New Roman" w:cs="Times New Roman" w:eastAsia="Times New Roman" w:hAnsi="Times New Roman"/>
+          <w:b w:val="1"/>
+          <w:bCs w:val="1"/>
+          <w:sz w:val="28"/>
+          <w:szCs w:val="28"/>
+          <w:rtl w:val="0"/>
+        </w:rPr>
+        <w:t xml:space="preserve">ACKNOWLEDGEMENT</w:t>
+      </w:r>
+    </w:p>
+    <w:p>
+      <w:pPr>
+        <w:spacing w:after="240" w:before="240" w:line="360" w:lineRule="auto"/>
+        <w:jc w:val="both"/>
+        <w:rPr>
+          <w:rFonts w:ascii="Times New Roman" w:cs="Times New Roman" w:eastAsia="Times New Roman" w:hAnsi="Times New Roman"/>
+          <w:sz w:val="24"/>
+          <w:szCs w:val="24"/>
+        </w:rPr>
+      </w:pPr>
+      <w:r>
+        <w:rPr>
+          <w:rFonts w:ascii="Times New Roman" w:cs="Times New Roman" w:eastAsia="Times New Roman" w:hAnsi="Times New Roman"/>
+          <w:sz w:val="24"/>
+          <w:szCs w:val="24"/>
+          <w:rtl w:val="0"/>
+        </w:rPr>
+        <w:t xml:space="preserve">I would like to express my sincere and heartfelt gratitude to my project guide, Dr. Syed Anas Ansar, for his invaluable guidance, continuous support, and encouragement throughout the development of this project. His deep knowledge, constructive suggestions, and timely feedback helped me understand the concepts more clearly and significantly improved the overall quality of my work. I am truly grateful for his patience and constant motivation, which inspired me to complete this project successfully.</w:t>
+      </w:r>
+    </w:p>
+    <w:p>
+      <w:pPr>
+        <w:spacing w:after="240" w:before="240" w:line="360" w:lineRule="auto"/>
+        <w:jc w:val="both"/>
+        <w:rPr>
+          <w:rFonts w:ascii="Times New Roman" w:cs="Times New Roman" w:eastAsia="Times New Roman" w:hAnsi="Times New Roman"/>
+          <w:sz w:val="24"/>
+          <w:szCs w:val="24"/>
+        </w:rPr>
+      </w:pPr>
+      <w:r>
+        <w:rPr>
+          <w:rFonts w:ascii="Times New Roman" w:cs="Times New Roman" w:eastAsia="Times New Roman" w:hAnsi="Times New Roman"/>
+          <w:sz w:val="24"/>
+          <w:szCs w:val="24"/>
+          <w:rtl w:val="0"/>
+        </w:rPr>
+        <w:t xml:space="preserve">I would also like to extend my sincere thanks to the faculty members of the School of Computer Science &amp; Engineering, Sandip University, for providing a strong academic foundation and the necessary resources required for the successful completion of this project. Their teachings and support have played an important role in enhancing my technical and analytical skills.</w:t>
+      </w:r>
+    </w:p>
+    <w:p>
+      <w:pPr>
+        <w:spacing w:after="240" w:before="240" w:line="360" w:lineRule="auto"/>
+        <w:jc w:val="both"/>
+        <w:rPr>
+          <w:rFonts w:ascii="Times New Roman" w:cs="Times New Roman" w:eastAsia="Times New Roman" w:hAnsi="Times New Roman"/>
+          <w:sz w:val="24"/>
+          <w:szCs w:val="24"/>
+        </w:rPr>
+      </w:pPr>
+      <w:r>
+        <w:rPr>
+          <w:rFonts w:ascii="Times New Roman" w:cs="Times New Roman" w:eastAsia="Times New Roman" w:hAnsi="Times New Roman"/>
+          <w:sz w:val="24"/>
+          <w:szCs w:val="24"/>
+          <w:rtl w:val="0"/>
+        </w:rPr>
+        <w:t xml:space="preserve">I am equally thankful to my friends and classmates for their cooperation, valuable discussions, and continuous support during the course of this project. Their ideas, feedback, and encouragement helped me overcome various technical and practical challenges.</w:t>
+      </w:r>
+    </w:p>
+    <w:p>
+      <w:pPr>
+        <w:spacing w:after="240" w:before="240" w:line="360" w:lineRule="auto"/>
+        <w:jc w:val="both"/>
+        <w:rPr>
+          <w:rFonts w:ascii="Times New Roman" w:cs="Times New Roman" w:eastAsia="Times New Roman" w:hAnsi="Times New Roman"/>
+          <w:sz w:val="24"/>
+          <w:szCs w:val="24"/>
+        </w:rPr>
+      </w:pPr>
+      <w:r>
+        <w:rPr>
+          <w:rFonts w:ascii="Times New Roman" w:cs="Times New Roman" w:eastAsia="Times New Roman" w:hAnsi="Times New Roman"/>
+          <w:sz w:val="24"/>
+          <w:szCs w:val="24"/>
+          <w:rtl w:val="0"/>
+        </w:rPr>
+        <w:t xml:space="preserve">I would also like to acknowledge the role of online resources, documentation, and research materials that contributed to the successful implementation of this project. These resources helped me explore new technologies and improve my understanding of deep learning and web development.</w:t>
+      </w:r>
+    </w:p>
+    <w:p>
+      <w:pPr>
+        <w:spacing w:after="240" w:before="240" w:line="360" w:lineRule="auto"/>
+        <w:jc w:val="both"/>
+        <w:rPr>
+          <w:rFonts w:ascii="Times New Roman" w:cs="Times New Roman" w:eastAsia="Times New Roman" w:hAnsi="Times New Roman"/>
+          <w:sz w:val="24"/>
+          <w:szCs w:val="24"/>
+        </w:rPr>
+      </w:pPr>
+      <w:r>
+        <w:rPr>
+          <w:rFonts w:ascii="Times New Roman" w:cs="Times New Roman" w:eastAsia="Times New Roman" w:hAnsi="Times New Roman"/>
+          <w:sz w:val="24"/>
+          <w:szCs w:val="24"/>
+          <w:rtl w:val="0"/>
+        </w:rPr>
+        <w:t xml:space="preserve">Finally, I would like to express my deepest gratitude to my family and mentors for their unconditional support, constant encouragement, and belief in my abilities. Their motivation has always been a source of strength and played a crucial role in helping me achieve this milestone.</w:t>
+      </w:r>
+    </w:p>
+    <w:p>
+      <w:pPr>
+        <w:spacing w:after="240" w:before="240" w:line="360" w:lineRule="auto"/>
+        <w:jc w:val="both"/>
+        <w:rPr>
+          <w:rFonts w:ascii="Times New Roman" w:cs="Times New Roman" w:eastAsia="Times New Roman" w:hAnsi="Times New Roman"/>
+          <w:sz w:val="24"/>
+          <w:szCs w:val="24"/>
+        </w:rPr>
+      </w:pPr>
+      <w:r>
+        <w:rPr>
+          <w:rtl w:val="0"/>
+        </w:rPr>
+      </w:r>
+    </w:p>
+    <w:p>
+      <w:pPr>
+        <w:spacing w:after="240" w:before="240" w:line="360" w:lineRule="auto"/>
+        <w:jc w:val="both"/>
+        <w:rPr>
+          <w:rFonts w:ascii="Times New Roman" w:cs="Times New Roman" w:eastAsia="Times New Roman" w:hAnsi="Times New Roman"/>
+          <w:sz w:val="24"/>
+          <w:szCs w:val="24"/>
+        </w:rPr>
+      </w:pPr>
+      <w:r>
+        <w:rPr>
+          <w:rtl w:val="0"/>
+        </w:rPr>
+      </w:r>
+    </w:p>
+    <w:p>
+      <w:pPr>
+        <w:numPr>
+          <w:ilvl w:val="0"/>
+          <w:numId w:val="18"/>
+        </w:numPr>
+        <w:spacing w:after="240" w:before="240" w:line="360" w:lineRule="auto"/>
+        <w:ind w:left="720" w:hanging="360"/>
+        <w:rPr>
+          <w:rFonts w:ascii="Times New Roman" w:cs="Times New Roman" w:eastAsia="Times New Roman" w:hAnsi="Times New Roman"/>
+          <w:b w:val="1"/>
+          <w:bCs w:val="1"/>
+          <w:u w:val="none"/>
+        </w:rPr>
+      </w:pPr>
+      <w:r>
+        <w:rPr>
+          <w:rFonts w:ascii="Times New Roman" w:cs="Times New Roman" w:eastAsia="Times New Roman" w:hAnsi="Times New Roman"/>
+          <w:b w:val="1"/>
+          <w:bCs w:val="1"/>
+          <w:sz w:val="28"/>
+          <w:szCs w:val="28"/>
+          <w:rtl w:val="0"/>
+        </w:rPr>
+        <w:t xml:space="preserve">ABSTRACT</w:t>
+      </w:r>
+    </w:p>
+    <w:p>
+      <w:pPr>
+        <w:spacing w:after="240" w:before="240" w:line="360" w:lineRule="auto"/>
+        <w:rPr>
+          <w:rFonts w:ascii="Times New Roman" w:cs="Times New Roman" w:eastAsia="Times New Roman" w:hAnsi="Times New Roman"/>
+          <w:sz w:val="24"/>
+          <w:szCs w:val="24"/>
+        </w:rPr>
+      </w:pPr>
+      <w:r>
+        <w:rPr>
+          <w:rFonts w:ascii="Times New Roman" w:cs="Times New Roman" w:eastAsia="Times New Roman" w:hAnsi="Times New Roman"/>
+          <w:sz w:val="24"/>
+          <w:szCs w:val="24"/>
+          <w:rtl w:val="0"/>
+        </w:rPr>
+        <w:t xml:space="preserve">Traditional attendance systems are inefficient, time-consuming, and prone to manipulation such as proxy attendance, which reduces reliability and increases administrative effort. With the rapid advancement of deep learning and computer vision, facial recognition has emerged as a robust and secure alternative for identity verification. This project presents an intelligent attendance management system based on deep learning techniques and facial recognition models.</w:t>
+      </w:r>
+    </w:p>
+    <w:p>
+      <w:pPr>
+        <w:spacing w:after="240" w:before="240" w:line="360" w:lineRule="auto"/>
+        <w:rPr>
+          <w:rFonts w:ascii="Times New Roman" w:cs="Times New Roman" w:eastAsia="Times New Roman" w:hAnsi="Times New Roman"/>
+          <w:sz w:val="24"/>
+          <w:szCs w:val="24"/>
+        </w:rPr>
+      </w:pPr>
+      <w:r>
+        <w:rPr>
+          <w:rFonts w:ascii="Times New Roman" w:cs="Times New Roman" w:eastAsia="Times New Roman" w:hAnsi="Times New Roman"/>
+          <w:sz w:val="24"/>
+          <w:szCs w:val="24"/>
+          <w:rtl w:val="0"/>
+        </w:rPr>
+        <w:t xml:space="preserve">The proposed system captures facial images of students and processes them using advanced models such as ArcFace and DeepFace to extract high-dimensional facial embeddings. These embeddings represent unique facial features and are compared with stored data using similarity metrics to accurately identify individuals. The system is designed to handle variations in lighting, pose, and facial expressions, thereby improving recognition performance compared to traditional methods.</w:t>
+      </w:r>
+    </w:p>
+    <w:p>
+      <w:pPr>
+        <w:spacing w:after="240" w:before="240" w:line="360" w:lineRule="auto"/>
+        <w:rPr>
+          <w:rFonts w:ascii="Times New Roman" w:cs="Times New Roman" w:eastAsia="Times New Roman" w:hAnsi="Times New Roman"/>
+          <w:sz w:val="24"/>
+          <w:szCs w:val="24"/>
+        </w:rPr>
+      </w:pPr>
+      <w:r>
+        <w:rPr>
+          <w:rFonts w:ascii="Times New Roman" w:cs="Times New Roman" w:eastAsia="Times New Roman" w:hAnsi="Times New Roman"/>
+          <w:sz w:val="24"/>
+          <w:szCs w:val="24"/>
+          <w:rtl w:val="0"/>
+        </w:rPr>
+        <w:t xml:space="preserve">A web-based application developed using the Flask framework enables real-time attendance tracking, monitoring, and visualization. The backend is integrated with a PostgreSQL database to ensure secure and structured data storage, while Cloudinary is used for efficient image storage and management. The system also incorporates additional features such as attendance percentage calculation and an automated leave management module based on predefined criteria.</w:t>
+      </w:r>
+    </w:p>
+    <w:p>
+      <w:pPr>
+        <w:spacing w:after="240" w:before="240" w:line="360" w:lineRule="auto"/>
+        <w:rPr>
+          <w:rFonts w:ascii="Times New Roman" w:cs="Times New Roman" w:eastAsia="Times New Roman" w:hAnsi="Times New Roman"/>
+          <w:sz w:val="24"/>
+          <w:szCs w:val="24"/>
+        </w:rPr>
+      </w:pPr>
+      <w:r>
+        <w:rPr>
+          <w:rFonts w:ascii="Times New Roman" w:cs="Times New Roman" w:eastAsia="Times New Roman" w:hAnsi="Times New Roman"/>
+          <w:sz w:val="24"/>
+          <w:szCs w:val="24"/>
+          <w:rtl w:val="0"/>
+        </w:rPr>
+        <w:t xml:space="preserve">Experimental observations indicate that the proposed system significantly improves accuracy, reduces manual effort, and enhances overall system security. Furthermore, the modular architecture and scalable design make it suitable for deployment in educational institutions and organizations.</w:t>
+      </w:r>
+    </w:p>
+    <w:p>
+      <w:pPr>
+        <w:spacing w:after="240" w:before="240" w:line="360" w:lineRule="auto"/>
+        <w:rPr>
+          <w:rFonts w:ascii="Times New Roman" w:cs="Times New Roman" w:eastAsia="Times New Roman" w:hAnsi="Times New Roman"/>
+          <w:b w:val="1"/>
+          <w:bCs w:val="1"/>
+          <w:sz w:val="28"/>
+          <w:szCs w:val="28"/>
+        </w:rPr>
+      </w:pPr>
+      <w:r>
+        <w:rPr>
+          <w:rFonts w:ascii="Times New Roman" w:cs="Times New Roman" w:eastAsia="Times New Roman" w:hAnsi="Times New Roman"/>
+          <w:b w:val="1"/>
+          <w:bCs w:val="1"/>
+          <w:sz w:val="24"/>
+          <w:szCs w:val="24"/>
+          <w:rtl w:val="0"/>
+        </w:rPr>
+        <w:t xml:space="preserve">Keywords:</w:t>
+      </w:r>
+      <w:r>
+        <w:rPr>
+          <w:rFonts w:ascii="Times New Roman" w:cs="Times New Roman" w:eastAsia="Times New Roman" w:hAnsi="Times New Roman"/>
+          <w:sz w:val="24"/>
+          <w:szCs w:val="24"/>
+          <w:rtl w:val="0"/>
+        </w:rPr>
+        <w:t xml:space="preserve"> Face Recognition, Deep Learning, Attendance System, ArcFace, DeepFace, Computer Vision</w:t>
+      </w:r>
+      <w:r>
+        <w:rPr>
+          <w:rFonts w:ascii="Times New Roman" w:cs="Times New Roman" w:eastAsia="Times New Roman" w:hAnsi="Times New Roman"/>
+          <w:b w:val="1"/>
+          <w:bCs w:val="1"/>
+          <w:sz w:val="28"/>
+          <w:szCs w:val="28"/>
+          <w:rtl w:val="0"/>
+        </w:rPr>
+        <w:t xml:space="preserve">.</w:t>
+      </w:r>
+    </w:p>
+    <w:p>
+      <w:pPr>
+        <w:spacing w:after="240" w:before="240" w:line="360" w:lineRule="auto"/>
+        <w:rPr>
+          <w:rFonts w:ascii="Times New Roman" w:cs="Times New Roman" w:eastAsia="Times New Roman" w:hAnsi="Times New Roman"/>
+          <w:b w:val="1"/>
+          <w:bCs w:val="1"/>
+          <w:sz w:val="28"/>
+          <w:szCs w:val="28"/>
+        </w:rPr>
+      </w:pPr>
+      <w:r>
+        <w:rPr>
+          <w:rtl w:val="0"/>
+        </w:rPr>
+      </w:r>
+    </w:p>
+    <w:p>
+      <w:pPr>
+        <w:numPr>
+          <w:ilvl w:val="0"/>
+          <w:numId w:val="18"/>
+        </w:numPr>
+        <w:spacing w:after="240" w:before="240" w:line="360" w:lineRule="auto"/>
+        <w:ind w:left="720" w:hanging="360"/>
+        <w:rPr>
+          <w:rFonts w:ascii="Times New Roman" w:cs="Times New Roman" w:eastAsia="Times New Roman" w:hAnsi="Times New Roman"/>
+          <w:b w:val="1"/>
+          <w:bCs w:val="1"/>
+          <w:u w:val="none"/>
+        </w:rPr>
+      </w:pPr>
+      <w:r>
+        <w:rPr>
+          <w:rFonts w:ascii="Times New Roman" w:cs="Times New Roman" w:eastAsia="Times New Roman" w:hAnsi="Times New Roman"/>
+          <w:b w:val="1"/>
+          <w:bCs w:val="1"/>
+          <w:sz w:val="28"/>
+          <w:szCs w:val="28"/>
+          <w:rtl w:val="0"/>
+        </w:rPr>
+        <w:t xml:space="preserve">Table of Content</w:t>
+      </w:r>
+    </w:p>
+    <w:tbl>
+      <w:tblPr>
+        <w:tblStyle w:val="Table1"/>
+        <w:tblW w:w="8925.0" w:type="dxa"/>
+        <w:jc w:val="left"/>
+        <w:tblInd w:w="-75.0" w:type="dxa"/>
+        <w:tblBorders>
+          <w:top w:color="000000" w:space="0" w:sz="0" w:val="nil"/>
+          <w:left w:color="000000" w:space="0" w:sz="0" w:val="nil"/>
+          <w:bottom w:color="000000" w:space="0" w:sz="0" w:val="nil"/>
+          <w:right w:color="000000" w:space="0" w:sz="0" w:val="nil"/>
+          <w:insideH w:color="000000" w:space="0" w:sz="0" w:val="nil"/>
+          <w:insideV w:color="000000" w:space="0" w:sz="0" w:val="nil"/>
+        </w:tblBorders>
+        <w:tblLayout w:type="fixed"/>
+        <w:tblLook w:val="0600"/>
+      </w:tblPr>
+      <w:tblGrid>
+        <w:gridCol w:w="1410"/>
+        <w:gridCol w:w="6015"/>
+        <w:gridCol w:w="1500"/>
+        <w:tblGridChange w:id="0">
+          <w:tblGrid>
+            <w:gridCol w:w="1410"/>
+            <w:gridCol w:w="6015"/>
+            <w:gridCol w:w="1500"/>
+          </w:tblGrid>
+        </w:tblGridChange>
+      </w:tblGrid>
+      <w:tr>
+        <w:trPr>
+          <w:cantSplit w:val="0"/>
+          <w:trHeight w:val="300" w:hRule="atLeast"/>
+          <w:tblHeader w:val="0"/>
+        </w:trPr>
+        <w:tc>
+          <w:tcPr>
+            <w:tcBorders>
+              <w:top w:color="bfbfbf" w:space="0" w:sz="6" w:val="single"/>
+              <w:left w:color="bfbfbf" w:space="0" w:sz="6" w:val="single"/>
+              <w:bottom w:color="bfbfbf" w:space="0" w:sz="6" w:val="single"/>
+              <w:right w:color="bfbfbf" w:space="0" w:sz="6" w:val="single"/>
+            </w:tcBorders>
+            <w:tcMar>
+              <w:top w:w="0.0" w:type="dxa"/>
+              <w:left w:w="0.0" w:type="dxa"/>
+              <w:bottom w:w="0.0" w:type="dxa"/>
+              <w:right w:w="0.0" w:type="dxa"/>
+            </w:tcMar>
+            <w:vAlign w:val="top"/>
+          </w:tcPr>
+          <w:p>
+            <w:pPr>
+              <w:spacing w:before="240" w:line="360" w:lineRule="auto"/>
+              <w:rPr>
+                <w:rFonts w:ascii="Times New Roman" w:cs="Times New Roman" w:eastAsia="Times New Roman" w:hAnsi="Times New Roman"/>
+                <w:b w:val="1"/>
+                <w:bCs w:val="1"/>
+                <w:sz w:val="24"/>
+                <w:szCs w:val="24"/>
+              </w:rPr>
+            </w:pPr>
+            <w:r>
+              <w:rPr>
+                <w:rFonts w:ascii="Times New Roman" w:cs="Times New Roman" w:eastAsia="Times New Roman" w:hAnsi="Times New Roman"/>
+                <w:b w:val="1"/>
+                <w:bCs w:val="1"/>
+                <w:sz w:val="24"/>
+                <w:szCs w:val="24"/>
+                <w:rtl w:val="0"/>
+              </w:rPr>
+              <w:t xml:space="preserve"> Sr. No.</w:t>
+            </w:r>
+          </w:p>
+        </w:tc>
+        <w:tc>
+          <w:tcPr>
+            <w:tcBorders>
+              <w:top w:color="bfbfbf" w:space="0" w:sz="6" w:val="single"/>
+              <w:left w:color="bfbfbf" w:space="0" w:sz="6" w:val="single"/>
+              <w:bottom w:color="bfbfbf" w:space="0" w:sz="6" w:val="single"/>
+              <w:right w:color="bfbfbf" w:space="0" w:sz="6" w:val="single"/>
+            </w:tcBorders>
+            <w:tcMar>
+              <w:top w:w="0.0" w:type="dxa"/>
+              <w:left w:w="0.0" w:type="dxa"/>
+              <w:bottom w:w="0.0" w:type="dxa"/>
+              <w:right w:w="0.0" w:type="dxa"/>
+            </w:tcMar>
+            <w:vAlign w:val="top"/>
+          </w:tcPr>
+          <w:p>
+            <w:pPr>
+              <w:spacing w:before="240" w:line="360" w:lineRule="auto"/>
+              <w:rPr>
+                <w:rFonts w:ascii="Times New Roman" w:cs="Times New Roman" w:eastAsia="Times New Roman" w:hAnsi="Times New Roman"/>
+                <w:b w:val="1"/>
+                <w:bCs w:val="1"/>
+                <w:sz w:val="24"/>
+                <w:szCs w:val="24"/>
+              </w:rPr>
+            </w:pPr>
+            <w:r>
+              <w:rPr>
+                <w:rFonts w:ascii="Times New Roman" w:cs="Times New Roman" w:eastAsia="Times New Roman" w:hAnsi="Times New Roman"/>
+                <w:b w:val="1"/>
+                <w:bCs w:val="1"/>
+                <w:sz w:val="24"/>
+                <w:szCs w:val="24"/>
+                <w:rtl w:val="0"/>
+              </w:rPr>
+              <w:t xml:space="preserve">Content</w:t>
+            </w:r>
+          </w:p>
+        </w:tc>
+        <w:tc>
+          <w:tcPr>
+            <w:tcBorders>
+              <w:top w:color="bfbfbf" w:space="0" w:sz="6" w:val="single"/>
+              <w:left w:color="bfbfbf" w:space="0" w:sz="6" w:val="single"/>
+              <w:bottom w:color="bfbfbf" w:space="0" w:sz="6" w:val="single"/>
+              <w:right w:color="bfbfbf" w:space="0" w:sz="6" w:val="single"/>
+            </w:tcBorders>
+            <w:tcMar>
+              <w:top w:w="0.0" w:type="dxa"/>
+              <w:left w:w="0.0" w:type="dxa"/>
+              <w:bottom w:w="0.0" w:type="dxa"/>
+              <w:right w:w="0.0" w:type="dxa"/>
+            </w:tcMar>
+            <w:vAlign w:val="top"/>
+          </w:tcPr>
+          <w:p>
+            <w:pPr>
+              <w:spacing w:before="240" w:line="360" w:lineRule="auto"/>
+              <w:rPr>
+                <w:rFonts w:ascii="Times New Roman" w:cs="Times New Roman" w:eastAsia="Times New Roman" w:hAnsi="Times New Roman"/>
+                <w:b w:val="1"/>
+                <w:bCs w:val="1"/>
+                <w:sz w:val="24"/>
+                <w:szCs w:val="24"/>
+              </w:rPr>
+            </w:pPr>
+            <w:r>
+              <w:rPr>
+                <w:rFonts w:ascii="Times New Roman" w:cs="Times New Roman" w:eastAsia="Times New Roman" w:hAnsi="Times New Roman"/>
+                <w:b w:val="1"/>
+                <w:bCs w:val="1"/>
+                <w:sz w:val="24"/>
+                <w:szCs w:val="24"/>
+                <w:rtl w:val="0"/>
+              </w:rPr>
+              <w:t xml:space="preserve">Page No.</w:t>
+            </w:r>
+          </w:p>
+        </w:tc>
+      </w:tr>
+      <w:tr>
+        <w:trPr>
+          <w:cantSplit w:val="0"/>
+          <w:trHeight w:val="300" w:hRule="atLeast"/>
+          <w:tblHeader w:val="0"/>
+        </w:trPr>
+        <w:tc>
+          <w:tcPr>
+            <w:tcBorders>
+              <w:top w:color="bfbfbf" w:space="0" w:sz="6" w:val="single"/>
+              <w:left w:color="bfbfbf" w:space="0" w:sz="6" w:val="single"/>
+              <w:bottom w:color="bfbfbf" w:space="0" w:sz="6" w:val="single"/>
+              <w:right w:color="bfbfbf" w:space="0" w:sz="6" w:val="single"/>
+            </w:tcBorders>
+            <w:shd w:fill="f2f2f2" w:val="clear"/>
+            <w:tcMar>
+              <w:top w:w="0.0" w:type="dxa"/>
+              <w:left w:w="0.0" w:type="dxa"/>
+              <w:bottom w:w="0.0" w:type="dxa"/>
+              <w:right w:w="0.0" w:type="dxa"/>
+            </w:tcMar>
+            <w:vAlign w:val="top"/>
+          </w:tcPr>
+          <w:p>
+            <w:pPr>
+              <w:spacing w:before="240" w:line="360" w:lineRule="auto"/>
+              <w:jc w:val="center"/>
+              <w:rPr>
+                <w:rFonts w:ascii="Times New Roman" w:cs="Times New Roman" w:eastAsia="Times New Roman" w:hAnsi="Times New Roman"/>
+                <w:b w:val="1"/>
+                <w:bCs w:val="1"/>
+                <w:i w:val="1"/>
+                <w:iCs w:val="1"/>
+                <w:sz w:val="24"/>
+                <w:szCs w:val="24"/>
+              </w:rPr>
+            </w:pPr>
+            <w:r>
+              <w:rPr>
+                <w:rFonts w:ascii="Times New Roman" w:cs="Times New Roman" w:eastAsia="Times New Roman" w:hAnsi="Times New Roman"/>
+                <w:b w:val="1"/>
+                <w:bCs w:val="1"/>
+                <w:i w:val="1"/>
+                <w:iCs w:val="1"/>
+                <w:sz w:val="24"/>
+                <w:szCs w:val="24"/>
+                <w:rtl w:val="0"/>
+              </w:rPr>
+              <w:t xml:space="preserve">1</w:t>
+            </w:r>
+          </w:p>
+        </w:tc>
+        <w:tc>
+          <w:tcPr>
+            <w:tcBorders>
+              <w:top w:color="bfbfbf" w:space="0" w:sz="6" w:val="single"/>
+              <w:left w:color="bfbfbf" w:space="0" w:sz="6" w:val="single"/>
+              <w:bottom w:color="bfbfbf" w:space="0" w:sz="6" w:val="single"/>
+              <w:right w:color="bfbfbf" w:space="0" w:sz="6" w:val="single"/>
+            </w:tcBorders>
+            <w:shd w:fill="f2f2f2" w:val="clear"/>
+            <w:tcMar>
+              <w:top w:w="0.0" w:type="dxa"/>
+              <w:left w:w="0.0" w:type="dxa"/>
+              <w:bottom w:w="0.0" w:type="dxa"/>
+              <w:right w:w="0.0" w:type="dxa"/>
+            </w:tcMar>
+            <w:vAlign w:val="top"/>
+          </w:tcPr>
+          <w:p>
+            <w:pPr>
+              <w:spacing w:before="240" w:line="360" w:lineRule="auto"/>
+              <w:rPr>
+                <w:rFonts w:ascii="Times New Roman" w:cs="Times New Roman" w:eastAsia="Times New Roman" w:hAnsi="Times New Roman"/>
+                <w:sz w:val="24"/>
+                <w:szCs w:val="24"/>
+              </w:rPr>
+            </w:pPr>
+            <w:r>
+              <w:rPr>
+                <w:rFonts w:ascii="Times New Roman" w:cs="Times New Roman" w:eastAsia="Times New Roman" w:hAnsi="Times New Roman"/>
+                <w:sz w:val="24"/>
+                <w:szCs w:val="24"/>
+                <w:rtl w:val="0"/>
+              </w:rPr>
+              <w:t xml:space="preserve">Introduction</w:t>
+            </w:r>
+          </w:p>
+        </w:tc>
+        <w:tc>
+          <w:tcPr>
+            <w:tcBorders>
+              <w:top w:color="bfbfbf" w:space="0" w:sz="6" w:val="single"/>
+              <w:left w:color="bfbfbf" w:space="0" w:sz="6" w:val="single"/>
+              <w:bottom w:color="bfbfbf" w:space="0" w:sz="6" w:val="single"/>
+              <w:right w:color="bfbfbf" w:space="0" w:sz="6" w:val="single"/>
+            </w:tcBorders>
+            <w:shd w:fill="f2f2f2" w:val="clear"/>
+            <w:tcMar>
+              <w:top w:w="0.0" w:type="dxa"/>
+              <w:left w:w="0.0" w:type="dxa"/>
+              <w:bottom w:w="0.0" w:type="dxa"/>
+              <w:right w:w="0.0" w:type="dxa"/>
+            </w:tcMar>
+            <w:vAlign w:val="top"/>
+          </w:tcPr>
+          <w:p>
+            <w:pPr>
+              <w:spacing w:before="240" w:line="360" w:lineRule="auto"/>
+              <w:jc w:val="center"/>
+              <w:rPr>
+                <w:rFonts w:ascii="Times New Roman" w:cs="Times New Roman" w:eastAsia="Times New Roman" w:hAnsi="Times New Roman"/>
+                <w:b w:val="1"/>
+                <w:bCs w:val="1"/>
+                <w:sz w:val="24"/>
+                <w:szCs w:val="24"/>
+              </w:rPr>
+            </w:pPr>
+            <w:r>
+              <w:rPr>
+                <w:rFonts w:ascii="Times New Roman" w:cs="Times New Roman" w:eastAsia="Times New Roman" w:hAnsi="Times New Roman"/>
+                <w:b w:val="1"/>
+                <w:bCs w:val="1"/>
+                <w:sz w:val="24"/>
+                <w:szCs w:val="24"/>
+                <w:rtl w:val="0"/>
+              </w:rPr>
+              <w:t xml:space="preserve">7</w:t>
+            </w:r>
+          </w:p>
+        </w:tc>
+      </w:tr>
+      <w:tr>
+        <w:trPr>
+          <w:cantSplit w:val="0"/>
+          <w:trHeight w:val="300" w:hRule="atLeast"/>
+          <w:tblHeader w:val="0"/>
+        </w:trPr>
+        <w:tc>
+          <w:tcPr>
+            <w:tcBorders>
+              <w:top w:color="bfbfbf" w:space="0" w:sz="6" w:val="single"/>
+              <w:left w:color="bfbfbf" w:space="0" w:sz="6" w:val="single"/>
+              <w:bottom w:color="bfbfbf" w:space="0" w:sz="6" w:val="single"/>
+              <w:right w:color="bfbfbf" w:space="0" w:sz="6" w:val="single"/>
+            </w:tcBorders>
+            <w:tcMar>
+              <w:top w:w="0.0" w:type="dxa"/>
+              <w:left w:w="0.0" w:type="dxa"/>
+              <w:bottom w:w="0.0" w:type="dxa"/>
+              <w:right w:w="0.0" w:type="dxa"/>
+            </w:tcMar>
+            <w:vAlign w:val="top"/>
+          </w:tcPr>
+          <w:p>
+            <w:pPr>
+              <w:spacing w:before="240" w:line="360" w:lineRule="auto"/>
+              <w:jc w:val="center"/>
+              <w:rPr>
+                <w:rFonts w:ascii="Times New Roman" w:cs="Times New Roman" w:eastAsia="Times New Roman" w:hAnsi="Times New Roman"/>
+                <w:b w:val="1"/>
+                <w:bCs w:val="1"/>
+                <w:i w:val="1"/>
+                <w:iCs w:val="1"/>
+                <w:sz w:val="24"/>
+                <w:szCs w:val="24"/>
+              </w:rPr>
+            </w:pPr>
+            <w:r>
+              <w:rPr>
+                <w:rFonts w:ascii="Times New Roman" w:cs="Times New Roman" w:eastAsia="Times New Roman" w:hAnsi="Times New Roman"/>
+                <w:b w:val="1"/>
+                <w:bCs w:val="1"/>
+                <w:i w:val="1"/>
+                <w:iCs w:val="1"/>
+                <w:sz w:val="24"/>
+                <w:szCs w:val="24"/>
+                <w:rtl w:val="0"/>
+              </w:rPr>
+              <w:t xml:space="preserve">2</w:t>
+            </w:r>
+          </w:p>
+        </w:tc>
+        <w:tc>
+          <w:tcPr>
+            <w:tcBorders>
+              <w:top w:color="bfbfbf" w:space="0" w:sz="6" w:val="single"/>
+              <w:left w:color="bfbfbf" w:space="0" w:sz="6" w:val="single"/>
+              <w:bottom w:color="bfbfbf" w:space="0" w:sz="6" w:val="single"/>
+              <w:right w:color="bfbfbf" w:space="0" w:sz="6" w:val="single"/>
+            </w:tcBorders>
+            <w:tcMar>
+              <w:top w:w="0.0" w:type="dxa"/>
+              <w:left w:w="0.0" w:type="dxa"/>
+              <w:bottom w:w="0.0" w:type="dxa"/>
+              <w:right w:w="0.0" w:type="dxa"/>
+            </w:tcMar>
+            <w:vAlign w:val="top"/>
+          </w:tcPr>
+          <w:p>
+            <w:pPr>
+              <w:spacing w:before="240" w:line="360" w:lineRule="auto"/>
+              <w:rPr>
+                <w:rFonts w:ascii="Times New Roman" w:cs="Times New Roman" w:eastAsia="Times New Roman" w:hAnsi="Times New Roman"/>
+                <w:sz w:val="24"/>
+                <w:szCs w:val="24"/>
+              </w:rPr>
+            </w:pPr>
+            <w:r>
+              <w:rPr>
+                <w:rFonts w:ascii="Times New Roman" w:cs="Times New Roman" w:eastAsia="Times New Roman" w:hAnsi="Times New Roman"/>
+                <w:sz w:val="24"/>
+                <w:szCs w:val="24"/>
+                <w:rtl w:val="0"/>
+              </w:rPr>
+              <w:t xml:space="preserve">Company Profile</w:t>
+            </w:r>
+          </w:p>
+        </w:tc>
+        <w:tc>
+          <w:tcPr>
+            <w:tcBorders>
+              <w:top w:color="bfbfbf" w:space="0" w:sz="6" w:val="single"/>
+              <w:left w:color="bfbfbf" w:space="0" w:sz="6" w:val="single"/>
+              <w:bottom w:color="bfbfbf" w:space="0" w:sz="6" w:val="single"/>
+              <w:right w:color="bfbfbf" w:space="0" w:sz="6" w:val="single"/>
+            </w:tcBorders>
+            <w:tcMar>
+              <w:top w:w="0.0" w:type="dxa"/>
+              <w:left w:w="0.0" w:type="dxa"/>
+              <w:bottom w:w="0.0" w:type="dxa"/>
+              <w:right w:w="0.0" w:type="dxa"/>
+            </w:tcMar>
+            <w:vAlign w:val="top"/>
+          </w:tcPr>
+          <w:p>
+            <w:pPr>
+              <w:spacing w:before="240" w:line="360" w:lineRule="auto"/>
+              <w:jc w:val="center"/>
+              <w:rPr>
+                <w:rFonts w:ascii="Times New Roman" w:cs="Times New Roman" w:eastAsia="Times New Roman" w:hAnsi="Times New Roman"/>
+                <w:b w:val="1"/>
+                <w:bCs w:val="1"/>
+                <w:sz w:val="24"/>
+                <w:szCs w:val="24"/>
+              </w:rPr>
+            </w:pPr>
+            <w:r>
+              <w:rPr>
+                <w:rFonts w:ascii="Times New Roman" w:cs="Times New Roman" w:eastAsia="Times New Roman" w:hAnsi="Times New Roman"/>
+                <w:b w:val="1"/>
+                <w:bCs w:val="1"/>
+                <w:sz w:val="24"/>
+                <w:szCs w:val="24"/>
+                <w:rtl w:val="0"/>
+              </w:rPr>
+              <w:t xml:space="preserve">8</w:t>
+            </w:r>
+          </w:p>
+        </w:tc>
+      </w:tr>
+      <w:tr>
+        <w:trPr>
+          <w:cantSplit w:val="0"/>
+          <w:trHeight w:val="300" w:hRule="atLeast"/>
+          <w:tblHeader w:val="0"/>
+        </w:trPr>
+        <w:tc>
+          <w:tcPr>
+            <w:tcBorders>
+              <w:top w:color="bfbfbf" w:space="0" w:sz="6" w:val="single"/>
+              <w:left w:color="bfbfbf" w:space="0" w:sz="6" w:val="single"/>
+              <w:bottom w:color="bfbfbf" w:space="0" w:sz="6" w:val="single"/>
+              <w:right w:color="bfbfbf" w:space="0" w:sz="6" w:val="single"/>
+            </w:tcBorders>
+            <w:shd w:fill="f2f2f2" w:val="clear"/>
+            <w:tcMar>
+              <w:top w:w="0.0" w:type="dxa"/>
+              <w:left w:w="0.0" w:type="dxa"/>
+              <w:bottom w:w="0.0" w:type="dxa"/>
+              <w:right w:w="0.0" w:type="dxa"/>
+            </w:tcMar>
+            <w:vAlign w:val="top"/>
+          </w:tcPr>
+          <w:p>
+            <w:pPr>
+              <w:spacing w:before="240" w:line="360" w:lineRule="auto"/>
+              <w:jc w:val="center"/>
+              <w:rPr>
+                <w:rFonts w:ascii="Times New Roman" w:cs="Times New Roman" w:eastAsia="Times New Roman" w:hAnsi="Times New Roman"/>
+                <w:b w:val="1"/>
+                <w:bCs w:val="1"/>
+                <w:i w:val="1"/>
+                <w:iCs w:val="1"/>
+                <w:sz w:val="24"/>
+                <w:szCs w:val="24"/>
+              </w:rPr>
+            </w:pPr>
+            <w:r>
+              <w:rPr>
+                <w:rFonts w:ascii="Times New Roman" w:cs="Times New Roman" w:eastAsia="Times New Roman" w:hAnsi="Times New Roman"/>
+                <w:b w:val="1"/>
+                <w:bCs w:val="1"/>
+                <w:i w:val="1"/>
+                <w:iCs w:val="1"/>
+                <w:sz w:val="24"/>
+                <w:szCs w:val="24"/>
+                <w:rtl w:val="0"/>
+              </w:rPr>
+              <w:t xml:space="preserve">3</w:t>
+            </w:r>
+          </w:p>
+        </w:tc>
+        <w:tc>
+          <w:tcPr>
+            <w:tcBorders>
+              <w:top w:color="bfbfbf" w:space="0" w:sz="6" w:val="single"/>
+              <w:left w:color="bfbfbf" w:space="0" w:sz="6" w:val="single"/>
+              <w:bottom w:color="bfbfbf" w:space="0" w:sz="6" w:val="single"/>
+              <w:right w:color="bfbfbf" w:space="0" w:sz="6" w:val="single"/>
+            </w:tcBorders>
+            <w:shd w:fill="f2f2f2" w:val="clear"/>
+            <w:tcMar>
+              <w:top w:w="0.0" w:type="dxa"/>
+              <w:left w:w="0.0" w:type="dxa"/>
+              <w:bottom w:w="0.0" w:type="dxa"/>
+              <w:right w:w="0.0" w:type="dxa"/>
+            </w:tcMar>
+            <w:vAlign w:val="top"/>
+          </w:tcPr>
+          <w:p>
+            <w:pPr>
+              <w:spacing w:before="240" w:line="360" w:lineRule="auto"/>
+              <w:rPr>
+                <w:rFonts w:ascii="Times New Roman" w:cs="Times New Roman" w:eastAsia="Times New Roman" w:hAnsi="Times New Roman"/>
+                <w:sz w:val="24"/>
+                <w:szCs w:val="24"/>
+              </w:rPr>
+            </w:pPr>
+            <w:r>
+              <w:rPr>
+                <w:rFonts w:ascii="Times New Roman" w:cs="Times New Roman" w:eastAsia="Times New Roman" w:hAnsi="Times New Roman"/>
+                <w:sz w:val="24"/>
+                <w:szCs w:val="24"/>
+                <w:rtl w:val="0"/>
+              </w:rPr>
+              <w:t xml:space="preserve">Internship Overview</w:t>
+            </w:r>
+          </w:p>
+        </w:tc>
+        <w:tc>
+          <w:tcPr>
+            <w:tcBorders>
+              <w:top w:color="bfbfbf" w:space="0" w:sz="6" w:val="single"/>
+              <w:left w:color="bfbfbf" w:space="0" w:sz="6" w:val="single"/>
+              <w:bottom w:color="bfbfbf" w:space="0" w:sz="6" w:val="single"/>
+              <w:right w:color="bfbfbf" w:space="0" w:sz="6" w:val="single"/>
+            </w:tcBorders>
+            <w:shd w:fill="f2f2f2" w:val="clear"/>
+            <w:tcMar>
+              <w:top w:w="0.0" w:type="dxa"/>
+              <w:left w:w="0.0" w:type="dxa"/>
+              <w:bottom w:w="0.0" w:type="dxa"/>
+              <w:right w:w="0.0" w:type="dxa"/>
+            </w:tcMar>
+            <w:vAlign w:val="top"/>
+          </w:tcPr>
+          <w:p>
+            <w:pPr>
+              <w:spacing w:before="240" w:line="360" w:lineRule="auto"/>
+              <w:jc w:val="center"/>
+              <w:rPr>
+                <w:rFonts w:ascii="Times New Roman" w:cs="Times New Roman" w:eastAsia="Times New Roman" w:hAnsi="Times New Roman"/>
+                <w:b w:val="1"/>
+                <w:bCs w:val="1"/>
+                <w:sz w:val="24"/>
+                <w:szCs w:val="24"/>
+              </w:rPr>
+            </w:pPr>
+            <w:r>
+              <w:rPr>
+                <w:rFonts w:ascii="Times New Roman" w:cs="Times New Roman" w:eastAsia="Times New Roman" w:hAnsi="Times New Roman"/>
+                <w:b w:val="1"/>
+                <w:bCs w:val="1"/>
+                <w:sz w:val="24"/>
+                <w:szCs w:val="24"/>
+                <w:rtl w:val="0"/>
+              </w:rPr>
+              <w:t xml:space="preserve">9</w:t>
+            </w:r>
+          </w:p>
+        </w:tc>
+      </w:tr>
+      <w:tr>
+        <w:trPr>
+          <w:cantSplit w:val="0"/>
+          <w:trHeight w:val="300" w:hRule="atLeast"/>
+          <w:tblHeader w:val="0"/>
+        </w:trPr>
+        <w:tc>
+          <w:tcPr>
+            <w:tcBorders>
+              <w:top w:color="bfbfbf" w:space="0" w:sz="6" w:val="single"/>
+              <w:left w:color="bfbfbf" w:space="0" w:sz="6" w:val="single"/>
+              <w:bottom w:color="bfbfbf" w:space="0" w:sz="6" w:val="single"/>
+              <w:right w:color="bfbfbf" w:space="0" w:sz="6" w:val="single"/>
+            </w:tcBorders>
+            <w:tcMar>
+              <w:top w:w="0.0" w:type="dxa"/>
+              <w:left w:w="0.0" w:type="dxa"/>
+              <w:bottom w:w="0.0" w:type="dxa"/>
+              <w:right w:w="0.0" w:type="dxa"/>
+            </w:tcMar>
+            <w:vAlign w:val="top"/>
+          </w:tcPr>
+          <w:p>
+            <w:pPr>
+              <w:spacing w:before="240" w:line="360" w:lineRule="auto"/>
+              <w:jc w:val="center"/>
+              <w:rPr>
+                <w:rFonts w:ascii="Times New Roman" w:cs="Times New Roman" w:eastAsia="Times New Roman" w:hAnsi="Times New Roman"/>
+                <w:b w:val="1"/>
+                <w:bCs w:val="1"/>
+                <w:i w:val="1"/>
+                <w:iCs w:val="1"/>
+                <w:sz w:val="24"/>
+                <w:szCs w:val="24"/>
+              </w:rPr>
+            </w:pPr>
+            <w:r>
+              <w:rPr>
+                <w:rFonts w:ascii="Times New Roman" w:cs="Times New Roman" w:eastAsia="Times New Roman" w:hAnsi="Times New Roman"/>
+                <w:b w:val="1"/>
+                <w:bCs w:val="1"/>
+                <w:i w:val="1"/>
+                <w:iCs w:val="1"/>
+                <w:sz w:val="24"/>
+                <w:szCs w:val="24"/>
+                <w:rtl w:val="0"/>
+              </w:rPr>
+              <w:t xml:space="preserve">4</w:t>
+            </w:r>
+          </w:p>
+        </w:tc>
+        <w:tc>
+          <w:tcPr>
+            <w:tcBorders>
+              <w:top w:color="bfbfbf" w:space="0" w:sz="6" w:val="single"/>
+              <w:left w:color="bfbfbf" w:space="0" w:sz="6" w:val="single"/>
+              <w:bottom w:color="bfbfbf" w:space="0" w:sz="6" w:val="single"/>
+              <w:right w:color="bfbfbf" w:space="0" w:sz="6" w:val="single"/>
+            </w:tcBorders>
+            <w:tcMar>
+              <w:top w:w="0.0" w:type="dxa"/>
+              <w:left w:w="0.0" w:type="dxa"/>
+              <w:bottom w:w="0.0" w:type="dxa"/>
+              <w:right w:w="0.0" w:type="dxa"/>
+            </w:tcMar>
+            <w:vAlign w:val="top"/>
+          </w:tcPr>
+          <w:p>
+            <w:pPr>
+              <w:spacing w:before="240" w:line="360" w:lineRule="auto"/>
+              <w:rPr>
+                <w:rFonts w:ascii="Times New Roman" w:cs="Times New Roman" w:eastAsia="Times New Roman" w:hAnsi="Times New Roman"/>
+                <w:sz w:val="24"/>
+                <w:szCs w:val="24"/>
+              </w:rPr>
+            </w:pPr>
+            <w:r>
+              <w:rPr>
+                <w:rFonts w:ascii="Times New Roman" w:cs="Times New Roman" w:eastAsia="Times New Roman" w:hAnsi="Times New Roman"/>
+                <w:sz w:val="24"/>
+                <w:szCs w:val="24"/>
+                <w:rtl w:val="0"/>
+              </w:rPr>
+              <w:t xml:space="preserve">Objectives of Internship</w:t>
+            </w:r>
+          </w:p>
+        </w:tc>
+        <w:tc>
+          <w:tcPr>
+            <w:tcBorders>
+              <w:top w:color="bfbfbf" w:space="0" w:sz="6" w:val="single"/>
+              <w:left w:color="bfbfbf" w:space="0" w:sz="6" w:val="single"/>
+              <w:bottom w:color="bfbfbf" w:space="0" w:sz="6" w:val="single"/>
+              <w:right w:color="bfbfbf" w:space="0" w:sz="6" w:val="single"/>
+            </w:tcBorders>
+            <w:tcMar>
+              <w:top w:w="0.0" w:type="dxa"/>
+              <w:left w:w="0.0" w:type="dxa"/>
+              <w:bottom w:w="0.0" w:type="dxa"/>
+              <w:right w:w="0.0" w:type="dxa"/>
+            </w:tcMar>
+            <w:vAlign w:val="top"/>
+          </w:tcPr>
+          <w:p>
+            <w:pPr>
+              <w:spacing w:before="240" w:line="360" w:lineRule="auto"/>
+              <w:jc w:val="center"/>
+              <w:rPr>
+                <w:rFonts w:ascii="Times New Roman" w:cs="Times New Roman" w:eastAsia="Times New Roman" w:hAnsi="Times New Roman"/>
+                <w:b w:val="1"/>
+                <w:bCs w:val="1"/>
+                <w:sz w:val="24"/>
+                <w:szCs w:val="24"/>
+              </w:rPr>
+            </w:pPr>
+            <w:r>
+              <w:rPr>
+                <w:rFonts w:ascii="Times New Roman" w:cs="Times New Roman" w:eastAsia="Times New Roman" w:hAnsi="Times New Roman"/>
+                <w:b w:val="1"/>
+                <w:bCs w:val="1"/>
+                <w:sz w:val="24"/>
+                <w:szCs w:val="24"/>
+                <w:rtl w:val="0"/>
+              </w:rPr>
+              <w:t xml:space="preserve">10</w:t>
+            </w:r>
+          </w:p>
+        </w:tc>
+      </w:tr>
+      <w:tr>
+        <w:trPr>
+          <w:cantSplit w:val="0"/>
+          <w:trHeight w:val="300" w:hRule="atLeast"/>
+          <w:tblHeader w:val="0"/>
+        </w:trPr>
+        <w:tc>
+          <w:tcPr>
+            <w:tcBorders>
+              <w:top w:color="bfbfbf" w:space="0" w:sz="6" w:val="single"/>
+              <w:left w:color="bfbfbf" w:space="0" w:sz="6" w:val="single"/>
+              <w:bottom w:color="bfbfbf" w:space="0" w:sz="6" w:val="single"/>
+              <w:right w:color="bfbfbf" w:space="0" w:sz="6" w:val="single"/>
+            </w:tcBorders>
+            <w:shd w:fill="f2f2f2" w:val="clear"/>
+            <w:tcMar>
+              <w:top w:w="0.0" w:type="dxa"/>
+              <w:left w:w="0.0" w:type="dxa"/>
+              <w:bottom w:w="0.0" w:type="dxa"/>
+              <w:right w:w="0.0" w:type="dxa"/>
+            </w:tcMar>
+            <w:vAlign w:val="top"/>
+          </w:tcPr>
+          <w:p>
+            <w:pPr>
+              <w:spacing w:before="240" w:line="360" w:lineRule="auto"/>
+              <w:jc w:val="center"/>
+              <w:rPr>
+                <w:rFonts w:ascii="Times New Roman" w:cs="Times New Roman" w:eastAsia="Times New Roman" w:hAnsi="Times New Roman"/>
+                <w:b w:val="1"/>
+                <w:bCs w:val="1"/>
+                <w:i w:val="1"/>
+                <w:iCs w:val="1"/>
+                <w:sz w:val="24"/>
+                <w:szCs w:val="24"/>
+              </w:rPr>
+            </w:pPr>
+            <w:r>
+              <w:rPr>
+                <w:rFonts w:ascii="Times New Roman" w:cs="Times New Roman" w:eastAsia="Times New Roman" w:hAnsi="Times New Roman"/>
+                <w:b w:val="1"/>
+                <w:bCs w:val="1"/>
+                <w:i w:val="1"/>
+                <w:iCs w:val="1"/>
+                <w:sz w:val="24"/>
+                <w:szCs w:val="24"/>
+                <w:rtl w:val="0"/>
+              </w:rPr>
+              <w:t xml:space="preserve">5</w:t>
+            </w:r>
+          </w:p>
+        </w:tc>
+        <w:tc>
+          <w:tcPr>
+            <w:tcBorders>
+              <w:top w:color="bfbfbf" w:space="0" w:sz="6" w:val="single"/>
+              <w:left w:color="bfbfbf" w:space="0" w:sz="6" w:val="single"/>
+              <w:bottom w:color="bfbfbf" w:space="0" w:sz="6" w:val="single"/>
+              <w:right w:color="bfbfbf" w:space="0" w:sz="6" w:val="single"/>
+            </w:tcBorders>
+            <w:shd w:fill="f2f2f2" w:val="clear"/>
+            <w:tcMar>
+              <w:top w:w="0.0" w:type="dxa"/>
+              <w:left w:w="0.0" w:type="dxa"/>
+              <w:bottom w:w="0.0" w:type="dxa"/>
+              <w:right w:w="0.0" w:type="dxa"/>
+            </w:tcMar>
+            <w:vAlign w:val="top"/>
+          </w:tcPr>
+          <w:p>
+            <w:pPr>
+              <w:spacing w:before="240" w:line="360" w:lineRule="auto"/>
+              <w:rPr>
+                <w:rFonts w:ascii="Times New Roman" w:cs="Times New Roman" w:eastAsia="Times New Roman" w:hAnsi="Times New Roman"/>
+                <w:sz w:val="24"/>
+                <w:szCs w:val="24"/>
+              </w:rPr>
+            </w:pPr>
+            <w:r>
+              <w:rPr>
+                <w:rFonts w:ascii="Times New Roman" w:cs="Times New Roman" w:eastAsia="Times New Roman" w:hAnsi="Times New Roman"/>
+                <w:sz w:val="24"/>
+                <w:szCs w:val="24"/>
+                <w:rtl w:val="0"/>
+              </w:rPr>
+              <w:t xml:space="preserve">Cyber Security: Background &amp; Relevance</w:t>
+            </w:r>
+          </w:p>
+        </w:tc>
+        <w:tc>
+          <w:tcPr>
+            <w:tcBorders>
+              <w:top w:color="bfbfbf" w:space="0" w:sz="6" w:val="single"/>
+              <w:left w:color="bfbfbf" w:space="0" w:sz="6" w:val="single"/>
+              <w:bottom w:color="bfbfbf" w:space="0" w:sz="6" w:val="single"/>
+              <w:right w:color="bfbfbf" w:space="0" w:sz="6" w:val="single"/>
+            </w:tcBorders>
+            <w:shd w:fill="f2f2f2" w:val="clear"/>
+            <w:tcMar>
+              <w:top w:w="0.0" w:type="dxa"/>
+              <w:left w:w="0.0" w:type="dxa"/>
+              <w:bottom w:w="0.0" w:type="dxa"/>
+              <w:right w:w="0.0" w:type="dxa"/>
+            </w:tcMar>
+            <w:vAlign w:val="top"/>
+          </w:tcPr>
+          <w:p>
+            <w:pPr>
+              <w:spacing w:before="240" w:line="360" w:lineRule="auto"/>
+              <w:jc w:val="center"/>
+              <w:rPr>
+                <w:rFonts w:ascii="Times New Roman" w:cs="Times New Roman" w:eastAsia="Times New Roman" w:hAnsi="Times New Roman"/>
+                <w:b w:val="1"/>
+                <w:bCs w:val="1"/>
+                <w:sz w:val="24"/>
+                <w:szCs w:val="24"/>
+              </w:rPr>
+            </w:pPr>
+            <w:r>
+              <w:rPr>
+                <w:rFonts w:ascii="Times New Roman" w:cs="Times New Roman" w:eastAsia="Times New Roman" w:hAnsi="Times New Roman"/>
+                <w:b w:val="1"/>
+                <w:bCs w:val="1"/>
+                <w:sz w:val="24"/>
+                <w:szCs w:val="24"/>
+                <w:rtl w:val="0"/>
+              </w:rPr>
+              <w:t xml:space="preserve">11</w:t>
+            </w:r>
+          </w:p>
+        </w:tc>
+      </w:tr>
+      <w:tr>
+        <w:trPr>
+          <w:cantSplit w:val="0"/>
+          <w:trHeight w:val="300" w:hRule="atLeast"/>
+          <w:tblHeader w:val="0"/>
+        </w:trPr>
+        <w:tc>
+          <w:tcPr>
+            <w:tcBorders>
+              <w:top w:color="bfbfbf" w:space="0" w:sz="6" w:val="single"/>
+              <w:left w:color="bfbfbf" w:space="0" w:sz="6" w:val="single"/>
+              <w:bottom w:color="bfbfbf" w:space="0" w:sz="6" w:val="single"/>
+              <w:right w:color="bfbfbf" w:space="0" w:sz="6" w:val="single"/>
+            </w:tcBorders>
+            <w:tcMar>
+              <w:top w:w="0.0" w:type="dxa"/>
+              <w:left w:w="0.0" w:type="dxa"/>
+              <w:bottom w:w="0.0" w:type="dxa"/>
+              <w:right w:w="0.0" w:type="dxa"/>
+            </w:tcMar>
+            <w:vAlign w:val="top"/>
+          </w:tcPr>
+          <w:p>
+            <w:pPr>
+              <w:spacing w:before="240" w:line="360" w:lineRule="auto"/>
+              <w:jc w:val="center"/>
+              <w:rPr>
+                <w:rFonts w:ascii="Times New Roman" w:cs="Times New Roman" w:eastAsia="Times New Roman" w:hAnsi="Times New Roman"/>
+                <w:b w:val="1"/>
+                <w:bCs w:val="1"/>
+                <w:i w:val="1"/>
+                <w:iCs w:val="1"/>
+                <w:sz w:val="24"/>
+                <w:szCs w:val="24"/>
+              </w:rPr>
+            </w:pPr>
+            <w:r>
+              <w:rPr>
+                <w:rFonts w:ascii="Times New Roman" w:cs="Times New Roman" w:eastAsia="Times New Roman" w:hAnsi="Times New Roman"/>
+                <w:b w:val="1"/>
+                <w:bCs w:val="1"/>
+                <w:i w:val="1"/>
+                <w:iCs w:val="1"/>
+                <w:sz w:val="24"/>
+                <w:szCs w:val="24"/>
+                <w:rtl w:val="0"/>
+              </w:rPr>
+              <w:t xml:space="preserve">6</w:t>
+            </w:r>
+          </w:p>
+        </w:tc>
+        <w:tc>
+          <w:tcPr>
+            <w:tcBorders>
+              <w:top w:color="bfbfbf" w:space="0" w:sz="6" w:val="single"/>
+              <w:left w:color="bfbfbf" w:space="0" w:sz="6" w:val="single"/>
+              <w:bottom w:color="bfbfbf" w:space="0" w:sz="6" w:val="single"/>
+              <w:right w:color="bfbfbf" w:space="0" w:sz="6" w:val="single"/>
+            </w:tcBorders>
+            <w:tcMar>
+              <w:top w:w="0.0" w:type="dxa"/>
+              <w:left w:w="0.0" w:type="dxa"/>
+              <w:bottom w:w="0.0" w:type="dxa"/>
+              <w:right w:w="0.0" w:type="dxa"/>
+            </w:tcMar>
+            <w:vAlign w:val="top"/>
+          </w:tcPr>
+          <w:p>
+            <w:pPr>
+              <w:spacing w:before="240" w:line="360" w:lineRule="auto"/>
+              <w:rPr>
+                <w:rFonts w:ascii="Times New Roman" w:cs="Times New Roman" w:eastAsia="Times New Roman" w:hAnsi="Times New Roman"/>
+                <w:b w:val="1"/>
+                <w:bCs w:val="1"/>
+                <w:sz w:val="24"/>
+                <w:szCs w:val="24"/>
+              </w:rPr>
+            </w:pPr>
+            <w:r>
+              <w:rPr>
+                <w:rFonts w:ascii="Times New Roman" w:cs="Times New Roman" w:eastAsia="Times New Roman" w:hAnsi="Times New Roman"/>
+                <w:b w:val="1"/>
+                <w:bCs w:val="1"/>
+                <w:sz w:val="24"/>
+                <w:szCs w:val="24"/>
+                <w:rtl w:val="0"/>
+              </w:rPr>
+              <w:t xml:space="preserve">Project 1: Insta Logger</w:t>
+            </w:r>
+          </w:p>
+        </w:tc>
+        <w:tc>
+          <w:tcPr>
+            <w:tcBorders>
+              <w:top w:color="bfbfbf" w:space="0" w:sz="6" w:val="single"/>
+              <w:left w:color="bfbfbf" w:space="0" w:sz="6" w:val="single"/>
+              <w:bottom w:color="bfbfbf" w:space="0" w:sz="6" w:val="single"/>
+              <w:right w:color="bfbfbf" w:space="0" w:sz="6" w:val="single"/>
+            </w:tcBorders>
+            <w:tcMar>
+              <w:top w:w="0.0" w:type="dxa"/>
+              <w:left w:w="0.0" w:type="dxa"/>
+              <w:bottom w:w="0.0" w:type="dxa"/>
+              <w:right w:w="0.0" w:type="dxa"/>
+            </w:tcMar>
+            <w:vAlign w:val="top"/>
+          </w:tcPr>
+          <w:p>
+            <w:pPr>
+              <w:spacing w:before="240" w:line="360" w:lineRule="auto"/>
+              <w:jc w:val="center"/>
+              <w:rPr>
+                <w:rFonts w:ascii="Times New Roman" w:cs="Times New Roman" w:eastAsia="Times New Roman" w:hAnsi="Times New Roman"/>
+                <w:b w:val="1"/>
+                <w:bCs w:val="1"/>
+                <w:sz w:val="24"/>
+                <w:szCs w:val="24"/>
+              </w:rPr>
+            </w:pPr>
+            <w:r>
+              <w:rPr>
+                <w:rFonts w:ascii="Times New Roman" w:cs="Times New Roman" w:eastAsia="Times New Roman" w:hAnsi="Times New Roman"/>
+                <w:b w:val="1"/>
+                <w:bCs w:val="1"/>
+                <w:sz w:val="24"/>
+                <w:szCs w:val="24"/>
+                <w:rtl w:val="0"/>
+              </w:rPr>
+              <w:t xml:space="preserve">12</w:t>
+            </w:r>
+          </w:p>
+        </w:tc>
+      </w:tr>
+      <w:tr>
+        <w:trPr>
+          <w:cantSplit w:val="0"/>
+          <w:trHeight w:val="300" w:hRule="atLeast"/>
+          <w:tblHeader w:val="0"/>
+        </w:trPr>
+        <w:tc>
+          <w:tcPr>
+            <w:tcBorders>
+              <w:top w:color="bfbfbf" w:space="0" w:sz="6" w:val="single"/>
+              <w:left w:color="bfbfbf" w:space="0" w:sz="6" w:val="single"/>
+              <w:bottom w:color="bfbfbf" w:space="0" w:sz="6" w:val="single"/>
+              <w:right w:color="bfbfbf" w:space="0" w:sz="6" w:val="single"/>
+            </w:tcBorders>
+            <w:shd w:fill="f2f2f2" w:val="clear"/>
+            <w:tcMar>
+              <w:top w:w="0.0" w:type="dxa"/>
+              <w:left w:w="0.0" w:type="dxa"/>
+              <w:bottom w:w="0.0" w:type="dxa"/>
+              <w:right w:w="0.0" w:type="dxa"/>
+            </w:tcMar>
+            <w:vAlign w:val="top"/>
+          </w:tcPr>
+          <w:p>
+            <w:pPr>
+              <w:spacing w:before="240" w:line="360" w:lineRule="auto"/>
+              <w:jc w:val="center"/>
+              <w:rPr>
+                <w:rFonts w:ascii="Times New Roman" w:cs="Times New Roman" w:eastAsia="Times New Roman" w:hAnsi="Times New Roman"/>
+                <w:b w:val="1"/>
+                <w:bCs w:val="1"/>
+                <w:i w:val="1"/>
+                <w:iCs w:val="1"/>
+                <w:sz w:val="24"/>
+                <w:szCs w:val="24"/>
+              </w:rPr>
+            </w:pPr>
+            <w:r>
+              <w:rPr>
+                <w:rFonts w:ascii="Times New Roman" w:cs="Times New Roman" w:eastAsia="Times New Roman" w:hAnsi="Times New Roman"/>
+                <w:b w:val="1"/>
+                <w:bCs w:val="1"/>
+                <w:i w:val="1"/>
+                <w:iCs w:val="1"/>
+                <w:sz w:val="24"/>
+                <w:szCs w:val="24"/>
+                <w:rtl w:val="0"/>
+              </w:rPr>
+              <w:t xml:space="preserve">6.1</w:t>
+            </w:r>
+          </w:p>
+        </w:tc>
+        <w:tc>
+          <w:tcPr>
+            <w:tcBorders>
+              <w:top w:color="bfbfbf" w:space="0" w:sz="6" w:val="single"/>
+              <w:left w:color="bfbfbf" w:space="0" w:sz="6" w:val="single"/>
+              <w:bottom w:color="bfbfbf" w:space="0" w:sz="6" w:val="single"/>
+              <w:right w:color="bfbfbf" w:space="0" w:sz="6" w:val="single"/>
+            </w:tcBorders>
+            <w:shd w:fill="f2f2f2" w:val="clear"/>
+            <w:tcMar>
+              <w:top w:w="0.0" w:type="dxa"/>
+              <w:left w:w="0.0" w:type="dxa"/>
+              <w:bottom w:w="0.0" w:type="dxa"/>
+              <w:right w:w="0.0" w:type="dxa"/>
+            </w:tcMar>
+            <w:vAlign w:val="top"/>
+          </w:tcPr>
+          <w:p>
+            <w:pPr>
+              <w:spacing w:before="240" w:line="360" w:lineRule="auto"/>
+              <w:rPr>
+                <w:rFonts w:ascii="Times New Roman" w:cs="Times New Roman" w:eastAsia="Times New Roman" w:hAnsi="Times New Roman"/>
+                <w:sz w:val="24"/>
+                <w:szCs w:val="24"/>
+              </w:rPr>
+            </w:pPr>
+            <w:r>
+              <w:rPr>
+                <w:rFonts w:ascii="Times New Roman" w:cs="Times New Roman" w:eastAsia="Times New Roman" w:hAnsi="Times New Roman"/>
+                <w:sz w:val="24"/>
+                <w:szCs w:val="24"/>
+                <w:rtl w:val="0"/>
+              </w:rPr>
+              <w:t xml:space="preserve">- Project Description</w:t>
+            </w:r>
+          </w:p>
+        </w:tc>
+        <w:tc>
+          <w:tcPr>
+            <w:tcBorders>
+              <w:top w:color="bfbfbf" w:space="0" w:sz="6" w:val="single"/>
+              <w:left w:color="bfbfbf" w:space="0" w:sz="6" w:val="single"/>
+              <w:bottom w:color="bfbfbf" w:space="0" w:sz="6" w:val="single"/>
+              <w:right w:color="bfbfbf" w:space="0" w:sz="6" w:val="single"/>
+            </w:tcBorders>
+            <w:shd w:fill="f2f2f2" w:val="clear"/>
+            <w:tcMar>
+              <w:top w:w="0.0" w:type="dxa"/>
+              <w:left w:w="0.0" w:type="dxa"/>
+              <w:bottom w:w="0.0" w:type="dxa"/>
+              <w:right w:w="0.0" w:type="dxa"/>
+            </w:tcMar>
+            <w:vAlign w:val="top"/>
+          </w:tcPr>
+          <w:p>
+            <w:pPr>
+              <w:spacing w:before="240" w:line="360" w:lineRule="auto"/>
+              <w:jc w:val="center"/>
+              <w:rPr>
+                <w:rFonts w:ascii="Times New Roman" w:cs="Times New Roman" w:eastAsia="Times New Roman" w:hAnsi="Times New Roman"/>
+                <w:b w:val="1"/>
+                <w:bCs w:val="1"/>
+                <w:sz w:val="24"/>
+                <w:szCs w:val="24"/>
+              </w:rPr>
+            </w:pPr>
+            <w:r>
+              <w:rPr>
+                <w:rFonts w:ascii="Times New Roman" w:cs="Times New Roman" w:eastAsia="Times New Roman" w:hAnsi="Times New Roman"/>
+                <w:b w:val="1"/>
+                <w:bCs w:val="1"/>
+                <w:sz w:val="24"/>
+                <w:szCs w:val="24"/>
+                <w:rtl w:val="0"/>
+              </w:rPr>
+              <w:t xml:space="preserve">12</w:t>
+            </w:r>
+          </w:p>
+        </w:tc>
+      </w:tr>
+      <w:tr>
+        <w:trPr>
+          <w:cantSplit w:val="0"/>
+          <w:trHeight w:val="300" w:hRule="atLeast"/>
+          <w:tblHeader w:val="0"/>
+        </w:trPr>
+        <w:tc>
+          <w:tcPr>
+            <w:tcBorders>
+              <w:top w:color="bfbfbf" w:space="0" w:sz="6" w:val="single"/>
+              <w:left w:color="bfbfbf" w:space="0" w:sz="6" w:val="single"/>
+              <w:bottom w:color="bfbfbf" w:space="0" w:sz="6" w:val="single"/>
+              <w:right w:color="bfbfbf" w:space="0" w:sz="6" w:val="single"/>
+            </w:tcBorders>
+            <w:tcMar>
+              <w:top w:w="0.0" w:type="dxa"/>
+              <w:left w:w="0.0" w:type="dxa"/>
+              <w:bottom w:w="0.0" w:type="dxa"/>
+              <w:right w:w="0.0" w:type="dxa"/>
+            </w:tcMar>
+            <w:vAlign w:val="top"/>
+          </w:tcPr>
+          <w:p>
+            <w:pPr>
+              <w:spacing w:before="240" w:line="360" w:lineRule="auto"/>
+              <w:jc w:val="center"/>
+              <w:rPr>
+                <w:rFonts w:ascii="Times New Roman" w:cs="Times New Roman" w:eastAsia="Times New Roman" w:hAnsi="Times New Roman"/>
+                <w:b w:val="1"/>
+                <w:bCs w:val="1"/>
+                <w:i w:val="1"/>
+                <w:iCs w:val="1"/>
+                <w:sz w:val="24"/>
+                <w:szCs w:val="24"/>
+              </w:rPr>
+            </w:pPr>
+            <w:r>
+              <w:rPr>
+                <w:rFonts w:ascii="Times New Roman" w:cs="Times New Roman" w:eastAsia="Times New Roman" w:hAnsi="Times New Roman"/>
+                <w:b w:val="1"/>
+                <w:bCs w:val="1"/>
+                <w:i w:val="1"/>
+                <w:iCs w:val="1"/>
+                <w:sz w:val="24"/>
+                <w:szCs w:val="24"/>
+                <w:rtl w:val="0"/>
+              </w:rPr>
+              <w:t xml:space="preserve">6.2</w:t>
+            </w:r>
+          </w:p>
+        </w:tc>
+        <w:tc>
+          <w:tcPr>
+            <w:tcBorders>
+              <w:top w:color="bfbfbf" w:space="0" w:sz="6" w:val="single"/>
+              <w:left w:color="bfbfbf" w:space="0" w:sz="6" w:val="single"/>
+              <w:bottom w:color="bfbfbf" w:space="0" w:sz="6" w:val="single"/>
+              <w:right w:color="bfbfbf" w:space="0" w:sz="6" w:val="single"/>
+            </w:tcBorders>
+            <w:tcMar>
+              <w:top w:w="0.0" w:type="dxa"/>
+              <w:left w:w="0.0" w:type="dxa"/>
+              <w:bottom w:w="0.0" w:type="dxa"/>
+              <w:right w:w="0.0" w:type="dxa"/>
+            </w:tcMar>
+            <w:vAlign w:val="top"/>
+          </w:tcPr>
+          <w:p>
+            <w:pPr>
+              <w:spacing w:before="240" w:line="360" w:lineRule="auto"/>
+              <w:rPr>
+                <w:rFonts w:ascii="Times New Roman" w:cs="Times New Roman" w:eastAsia="Times New Roman" w:hAnsi="Times New Roman"/>
+                <w:sz w:val="24"/>
+                <w:szCs w:val="24"/>
+              </w:rPr>
+            </w:pPr>
+            <w:r>
+              <w:rPr>
+                <w:rFonts w:ascii="Times New Roman" w:cs="Times New Roman" w:eastAsia="Times New Roman" w:hAnsi="Times New Roman"/>
+                <w:sz w:val="24"/>
+                <w:szCs w:val="24"/>
+                <w:rtl w:val="0"/>
+              </w:rPr>
+              <w:t xml:space="preserve">- Methodology &amp; Implementation</w:t>
+            </w:r>
+          </w:p>
+        </w:tc>
+        <w:tc>
+          <w:tcPr>
+            <w:tcBorders>
+              <w:top w:color="bfbfbf" w:space="0" w:sz="6" w:val="single"/>
+              <w:left w:color="bfbfbf" w:space="0" w:sz="6" w:val="single"/>
+              <w:bottom w:color="bfbfbf" w:space="0" w:sz="6" w:val="single"/>
+              <w:right w:color="bfbfbf" w:space="0" w:sz="6" w:val="single"/>
+            </w:tcBorders>
+            <w:tcMar>
+              <w:top w:w="0.0" w:type="dxa"/>
+              <w:left w:w="0.0" w:type="dxa"/>
+              <w:bottom w:w="0.0" w:type="dxa"/>
+              <w:right w:w="0.0" w:type="dxa"/>
+            </w:tcMar>
+            <w:vAlign w:val="top"/>
+          </w:tcPr>
+          <w:p>
+            <w:pPr>
+              <w:spacing w:before="240" w:line="360" w:lineRule="auto"/>
+              <w:jc w:val="center"/>
+              <w:rPr>
+                <w:rFonts w:ascii="Times New Roman" w:cs="Times New Roman" w:eastAsia="Times New Roman" w:hAnsi="Times New Roman"/>
+                <w:b w:val="1"/>
+                <w:bCs w:val="1"/>
+                <w:sz w:val="24"/>
+                <w:szCs w:val="24"/>
+              </w:rPr>
+            </w:pPr>
+            <w:r>
+              <w:rPr>
+                <w:rFonts w:ascii="Times New Roman" w:cs="Times New Roman" w:eastAsia="Times New Roman" w:hAnsi="Times New Roman"/>
+                <w:b w:val="1"/>
+                <w:bCs w:val="1"/>
+                <w:sz w:val="24"/>
+                <w:szCs w:val="24"/>
+                <w:rtl w:val="0"/>
+              </w:rPr>
+              <w:t xml:space="preserve">12-17</w:t>
+            </w:r>
+          </w:p>
+        </w:tc>
+      </w:tr>
+      <w:tr>
+        <w:trPr>
+          <w:cantSplit w:val="0"/>
+          <w:trHeight w:val="300" w:hRule="atLeast"/>
+          <w:tblHeader w:val="0"/>
+        </w:trPr>
+        <w:tc>
+          <w:tcPr>
+            <w:tcBorders>
+              <w:top w:color="bfbfbf" w:space="0" w:sz="6" w:val="single"/>
+              <w:left w:color="bfbfbf" w:space="0" w:sz="6" w:val="single"/>
+              <w:bottom w:color="bfbfbf" w:space="0" w:sz="6" w:val="single"/>
+              <w:right w:color="bfbfbf" w:space="0" w:sz="6" w:val="single"/>
+            </w:tcBorders>
+            <w:tcMar>
+              <w:top w:w="0.0" w:type="dxa"/>
+              <w:left w:w="0.0" w:type="dxa"/>
+              <w:bottom w:w="0.0" w:type="dxa"/>
+              <w:right w:w="0.0" w:type="dxa"/>
+            </w:tcMar>
+            <w:vAlign w:val="top"/>
+          </w:tcPr>
+          <w:p>
+            <w:pPr>
+              <w:spacing w:before="240" w:line="360" w:lineRule="auto"/>
+              <w:jc w:val="center"/>
+              <w:rPr>
+                <w:rFonts w:ascii="Times New Roman" w:cs="Times New Roman" w:eastAsia="Times New Roman" w:hAnsi="Times New Roman"/>
+                <w:b w:val="1"/>
+                <w:bCs w:val="1"/>
+                <w:i w:val="1"/>
+                <w:iCs w:val="1"/>
+                <w:sz w:val="24"/>
+                <w:szCs w:val="24"/>
+              </w:rPr>
+            </w:pPr>
+            <w:r>
+              <w:rPr>
+                <w:rFonts w:ascii="Times New Roman" w:cs="Times New Roman" w:eastAsia="Times New Roman" w:hAnsi="Times New Roman"/>
+                <w:b w:val="1"/>
+                <w:bCs w:val="1"/>
+                <w:i w:val="1"/>
+                <w:iCs w:val="1"/>
+                <w:sz w:val="24"/>
+                <w:szCs w:val="24"/>
+                <w:rtl w:val="0"/>
+              </w:rPr>
+              <w:t xml:space="preserve">9</w:t>
+            </w:r>
+          </w:p>
+        </w:tc>
+        <w:tc>
+          <w:tcPr>
+            <w:tcBorders>
+              <w:top w:color="bfbfbf" w:space="0" w:sz="6" w:val="single"/>
+              <w:left w:color="bfbfbf" w:space="0" w:sz="6" w:val="single"/>
+              <w:bottom w:color="bfbfbf" w:space="0" w:sz="6" w:val="single"/>
+              <w:right w:color="bfbfbf" w:space="0" w:sz="6" w:val="single"/>
+            </w:tcBorders>
+            <w:tcMar>
+              <w:top w:w="0.0" w:type="dxa"/>
+              <w:left w:w="0.0" w:type="dxa"/>
+              <w:bottom w:w="0.0" w:type="dxa"/>
+              <w:right w:w="0.0" w:type="dxa"/>
+            </w:tcMar>
+            <w:vAlign w:val="top"/>
+          </w:tcPr>
+          <w:p>
+            <w:pPr>
+              <w:spacing w:before="240" w:line="360" w:lineRule="auto"/>
+              <w:rPr>
+                <w:rFonts w:ascii="Times New Roman" w:cs="Times New Roman" w:eastAsia="Times New Roman" w:hAnsi="Times New Roman"/>
+                <w:sz w:val="24"/>
+                <w:szCs w:val="24"/>
+              </w:rPr>
+            </w:pPr>
+            <w:r>
+              <w:rPr>
+                <w:rFonts w:ascii="Times New Roman" w:cs="Times New Roman" w:eastAsia="Times New Roman" w:hAnsi="Times New Roman"/>
+                <w:sz w:val="24"/>
+                <w:szCs w:val="24"/>
+                <w:rtl w:val="0"/>
+              </w:rPr>
+              <w:t xml:space="preserve">Tools &amp; Technologies Used</w:t>
+            </w:r>
+          </w:p>
+        </w:tc>
+        <w:tc>
+          <w:tcPr>
+            <w:tcBorders>
+              <w:top w:color="bfbfbf" w:space="0" w:sz="6" w:val="single"/>
+              <w:left w:color="bfbfbf" w:space="0" w:sz="6" w:val="single"/>
+              <w:bottom w:color="bfbfbf" w:space="0" w:sz="6" w:val="single"/>
+              <w:right w:color="bfbfbf" w:space="0" w:sz="6" w:val="single"/>
+            </w:tcBorders>
+            <w:tcMar>
+              <w:top w:w="0.0" w:type="dxa"/>
+              <w:left w:w="0.0" w:type="dxa"/>
+              <w:bottom w:w="0.0" w:type="dxa"/>
+              <w:right w:w="0.0" w:type="dxa"/>
+            </w:tcMar>
+            <w:vAlign w:val="top"/>
+          </w:tcPr>
+          <w:p>
+            <w:pPr>
+              <w:spacing w:before="240" w:line="360" w:lineRule="auto"/>
+              <w:jc w:val="center"/>
+              <w:rPr>
+                <w:rFonts w:ascii="Times New Roman" w:cs="Times New Roman" w:eastAsia="Times New Roman" w:hAnsi="Times New Roman"/>
+                <w:b w:val="1"/>
+                <w:bCs w:val="1"/>
+                <w:sz w:val="24"/>
+                <w:szCs w:val="24"/>
+              </w:rPr>
+            </w:pPr>
+            <w:r>
+              <w:rPr>
+                <w:rFonts w:ascii="Times New Roman" w:cs="Times New Roman" w:eastAsia="Times New Roman" w:hAnsi="Times New Roman"/>
+                <w:b w:val="1"/>
+                <w:bCs w:val="1"/>
+                <w:sz w:val="24"/>
+                <w:szCs w:val="24"/>
+                <w:rtl w:val="0"/>
+              </w:rPr>
+              <w:t xml:space="preserve">37-38</w:t>
+            </w:r>
+          </w:p>
+        </w:tc>
+      </w:tr>
+      <w:tr>
+        <w:trPr>
+          <w:cantSplit w:val="0"/>
+          <w:trHeight w:val="300" w:hRule="atLeast"/>
+          <w:tblHeader w:val="0"/>
+        </w:trPr>
+        <w:tc>
+          <w:tcPr>
+            <w:tcBorders>
+              <w:top w:color="bfbfbf" w:space="0" w:sz="6" w:val="single"/>
+              <w:left w:color="bfbfbf" w:space="0" w:sz="6" w:val="single"/>
+              <w:bottom w:color="bfbfbf" w:space="0" w:sz="6" w:val="single"/>
+              <w:right w:color="bfbfbf" w:space="0" w:sz="6" w:val="single"/>
+            </w:tcBorders>
+            <w:shd w:fill="f2f2f2" w:val="clear"/>
+            <w:tcMar>
+              <w:top w:w="0.0" w:type="dxa"/>
+              <w:left w:w="0.0" w:type="dxa"/>
+              <w:bottom w:w="0.0" w:type="dxa"/>
+              <w:right w:w="0.0" w:type="dxa"/>
+            </w:tcMar>
+            <w:vAlign w:val="top"/>
+          </w:tcPr>
+          <w:p>
+            <w:pPr>
+              <w:spacing w:before="240" w:line="360" w:lineRule="auto"/>
+              <w:jc w:val="center"/>
+              <w:rPr>
+                <w:rFonts w:ascii="Times New Roman" w:cs="Times New Roman" w:eastAsia="Times New Roman" w:hAnsi="Times New Roman"/>
+                <w:b w:val="1"/>
+                <w:bCs w:val="1"/>
+                <w:i w:val="1"/>
+                <w:iCs w:val="1"/>
+                <w:sz w:val="24"/>
+                <w:szCs w:val="24"/>
+              </w:rPr>
+            </w:pPr>
+            <w:r>
+              <w:rPr>
+                <w:rFonts w:ascii="Times New Roman" w:cs="Times New Roman" w:eastAsia="Times New Roman" w:hAnsi="Times New Roman"/>
+                <w:b w:val="1"/>
+                <w:bCs w:val="1"/>
+                <w:i w:val="1"/>
+                <w:iCs w:val="1"/>
+                <w:sz w:val="24"/>
+                <w:szCs w:val="24"/>
+                <w:rtl w:val="0"/>
+              </w:rPr>
+              <w:t xml:space="preserve">10</w:t>
+            </w:r>
+          </w:p>
+        </w:tc>
+        <w:tc>
+          <w:tcPr>
+            <w:tcBorders>
+              <w:top w:color="bfbfbf" w:space="0" w:sz="6" w:val="single"/>
+              <w:left w:color="bfbfbf" w:space="0" w:sz="6" w:val="single"/>
+              <w:bottom w:color="bfbfbf" w:space="0" w:sz="6" w:val="single"/>
+              <w:right w:color="bfbfbf" w:space="0" w:sz="6" w:val="single"/>
+            </w:tcBorders>
+            <w:shd w:fill="f2f2f2" w:val="clear"/>
+            <w:tcMar>
+              <w:top w:w="0.0" w:type="dxa"/>
+              <w:left w:w="0.0" w:type="dxa"/>
+              <w:bottom w:w="0.0" w:type="dxa"/>
+              <w:right w:w="0.0" w:type="dxa"/>
+            </w:tcMar>
+            <w:vAlign w:val="top"/>
+          </w:tcPr>
+          <w:p>
+            <w:pPr>
+              <w:spacing w:before="240" w:line="360" w:lineRule="auto"/>
+              <w:rPr>
+                <w:rFonts w:ascii="Times New Roman" w:cs="Times New Roman" w:eastAsia="Times New Roman" w:hAnsi="Times New Roman"/>
+                <w:sz w:val="24"/>
+                <w:szCs w:val="24"/>
+              </w:rPr>
+            </w:pPr>
+            <w:r>
+              <w:rPr>
+                <w:rFonts w:ascii="Times New Roman" w:cs="Times New Roman" w:eastAsia="Times New Roman" w:hAnsi="Times New Roman"/>
+                <w:sz w:val="24"/>
+                <w:szCs w:val="24"/>
+                <w:rtl w:val="0"/>
+              </w:rPr>
+              <w:t xml:space="preserve">Challenges &amp; Solutions</w:t>
+            </w:r>
+          </w:p>
+        </w:tc>
+        <w:tc>
+          <w:tcPr>
+            <w:tcBorders>
+              <w:top w:color="bfbfbf" w:space="0" w:sz="6" w:val="single"/>
+              <w:left w:color="bfbfbf" w:space="0" w:sz="6" w:val="single"/>
+              <w:bottom w:color="bfbfbf" w:space="0" w:sz="6" w:val="single"/>
+              <w:right w:color="bfbfbf" w:space="0" w:sz="6" w:val="single"/>
+            </w:tcBorders>
+            <w:shd w:fill="f2f2f2" w:val="clear"/>
+            <w:tcMar>
+              <w:top w:w="0.0" w:type="dxa"/>
+              <w:left w:w="0.0" w:type="dxa"/>
+              <w:bottom w:w="0.0" w:type="dxa"/>
+              <w:right w:w="0.0" w:type="dxa"/>
+            </w:tcMar>
+            <w:vAlign w:val="top"/>
+          </w:tcPr>
+          <w:p>
+            <w:pPr>
+              <w:spacing w:before="240" w:line="360" w:lineRule="auto"/>
+              <w:jc w:val="center"/>
+              <w:rPr>
+                <w:rFonts w:ascii="Times New Roman" w:cs="Times New Roman" w:eastAsia="Times New Roman" w:hAnsi="Times New Roman"/>
+                <w:b w:val="1"/>
+                <w:bCs w:val="1"/>
+                <w:sz w:val="24"/>
+                <w:szCs w:val="24"/>
+              </w:rPr>
+            </w:pPr>
+            <w:r>
+              <w:rPr>
+                <w:rFonts w:ascii="Times New Roman" w:cs="Times New Roman" w:eastAsia="Times New Roman" w:hAnsi="Times New Roman"/>
+                <w:b w:val="1"/>
+                <w:bCs w:val="1"/>
+                <w:sz w:val="24"/>
+                <w:szCs w:val="24"/>
+                <w:rtl w:val="0"/>
+              </w:rPr>
+              <w:t xml:space="preserve">39</w:t>
+            </w:r>
+          </w:p>
+        </w:tc>
+      </w:tr>
+      <w:tr>
+        <w:trPr>
+          <w:cantSplit w:val="0"/>
+          <w:trHeight w:val="300" w:hRule="atLeast"/>
+          <w:tblHeader w:val="0"/>
+        </w:trPr>
+        <w:tc>
+          <w:tcPr>
+            <w:tcBorders>
+              <w:top w:color="bfbfbf" w:space="0" w:sz="6" w:val="single"/>
+              <w:left w:color="bfbfbf" w:space="0" w:sz="6" w:val="single"/>
+              <w:bottom w:color="bfbfbf" w:space="0" w:sz="6" w:val="single"/>
+              <w:right w:color="bfbfbf" w:space="0" w:sz="6" w:val="single"/>
+            </w:tcBorders>
+            <w:tcMar>
+              <w:top w:w="0.0" w:type="dxa"/>
+              <w:left w:w="0.0" w:type="dxa"/>
+              <w:bottom w:w="0.0" w:type="dxa"/>
+              <w:right w:w="0.0" w:type="dxa"/>
+            </w:tcMar>
+            <w:vAlign w:val="top"/>
+          </w:tcPr>
+          <w:p>
+            <w:pPr>
+              <w:spacing w:before="240" w:line="360" w:lineRule="auto"/>
+              <w:jc w:val="center"/>
+              <w:rPr>
+                <w:rFonts w:ascii="Times New Roman" w:cs="Times New Roman" w:eastAsia="Times New Roman" w:hAnsi="Times New Roman"/>
+                <w:b w:val="1"/>
+                <w:bCs w:val="1"/>
+                <w:i w:val="1"/>
+                <w:iCs w:val="1"/>
+                <w:sz w:val="24"/>
+                <w:szCs w:val="24"/>
+              </w:rPr>
+            </w:pPr>
+            <w:r>
+              <w:rPr>
+                <w:rFonts w:ascii="Times New Roman" w:cs="Times New Roman" w:eastAsia="Times New Roman" w:hAnsi="Times New Roman"/>
+                <w:b w:val="1"/>
+                <w:bCs w:val="1"/>
+                <w:i w:val="1"/>
+                <w:iCs w:val="1"/>
+                <w:sz w:val="24"/>
+                <w:szCs w:val="24"/>
+                <w:rtl w:val="0"/>
+              </w:rPr>
+              <w:t xml:space="preserve">11</w:t>
+            </w:r>
+          </w:p>
+        </w:tc>
+        <w:tc>
+          <w:tcPr>
+            <w:tcBorders>
+              <w:top w:color="bfbfbf" w:space="0" w:sz="6" w:val="single"/>
+              <w:left w:color="bfbfbf" w:space="0" w:sz="6" w:val="single"/>
+              <w:bottom w:color="bfbfbf" w:space="0" w:sz="6" w:val="single"/>
+              <w:right w:color="bfbfbf" w:space="0" w:sz="6" w:val="single"/>
+            </w:tcBorders>
+            <w:tcMar>
+              <w:top w:w="0.0" w:type="dxa"/>
+              <w:left w:w="0.0" w:type="dxa"/>
+              <w:bottom w:w="0.0" w:type="dxa"/>
+              <w:right w:w="0.0" w:type="dxa"/>
+            </w:tcMar>
+            <w:vAlign w:val="top"/>
+          </w:tcPr>
+          <w:p>
+            <w:pPr>
+              <w:spacing w:before="240" w:line="360" w:lineRule="auto"/>
+              <w:rPr>
+                <w:rFonts w:ascii="Times New Roman" w:cs="Times New Roman" w:eastAsia="Times New Roman" w:hAnsi="Times New Roman"/>
+                <w:sz w:val="24"/>
+                <w:szCs w:val="24"/>
+              </w:rPr>
+            </w:pPr>
+            <w:r>
+              <w:rPr>
+                <w:rFonts w:ascii="Times New Roman" w:cs="Times New Roman" w:eastAsia="Times New Roman" w:hAnsi="Times New Roman"/>
+                <w:sz w:val="24"/>
+                <w:szCs w:val="24"/>
+                <w:rtl w:val="0"/>
+              </w:rPr>
+              <w:t xml:space="preserve">Skills Developed</w:t>
+            </w:r>
+          </w:p>
+        </w:tc>
+        <w:tc>
+          <w:tcPr>
+            <w:tcBorders>
+              <w:top w:color="bfbfbf" w:space="0" w:sz="6" w:val="single"/>
+              <w:left w:color="bfbfbf" w:space="0" w:sz="6" w:val="single"/>
+              <w:bottom w:color="bfbfbf" w:space="0" w:sz="6" w:val="single"/>
+              <w:right w:color="bfbfbf" w:space="0" w:sz="6" w:val="single"/>
+            </w:tcBorders>
+            <w:tcMar>
+              <w:top w:w="0.0" w:type="dxa"/>
+              <w:left w:w="0.0" w:type="dxa"/>
+              <w:bottom w:w="0.0" w:type="dxa"/>
+              <w:right w:w="0.0" w:type="dxa"/>
+            </w:tcMar>
+            <w:vAlign w:val="top"/>
+          </w:tcPr>
+          <w:p>
+            <w:pPr>
+              <w:spacing w:before="240" w:line="360" w:lineRule="auto"/>
+              <w:rPr>
+                <w:rFonts w:ascii="Times New Roman" w:cs="Times New Roman" w:eastAsia="Times New Roman" w:hAnsi="Times New Roman"/>
+                <w:b w:val="1"/>
+                <w:bCs w:val="1"/>
+                <w:sz w:val="24"/>
+                <w:szCs w:val="24"/>
+              </w:rPr>
+            </w:pPr>
+            <w:r>
+              <w:rPr>
+                <w:rFonts w:ascii="Times New Roman" w:cs="Times New Roman" w:eastAsia="Times New Roman" w:hAnsi="Times New Roman"/>
+                <w:b w:val="1"/>
+                <w:bCs w:val="1"/>
+                <w:sz w:val="24"/>
+                <w:szCs w:val="24"/>
+                <w:rtl w:val="0"/>
+              </w:rPr>
+              <w:t xml:space="preserve">40-41</w:t>
+            </w:r>
+          </w:p>
+        </w:tc>
+      </w:tr>
+      <w:tr>
+        <w:trPr>
+          <w:cantSplit w:val="0"/>
+          <w:trHeight w:val="300" w:hRule="atLeast"/>
+          <w:tblHeader w:val="0"/>
+        </w:trPr>
+        <w:tc>
+          <w:tcPr>
+            <w:tcBorders>
+              <w:top w:color="bfbfbf" w:space="0" w:sz="6" w:val="single"/>
+              <w:left w:color="bfbfbf" w:space="0" w:sz="6" w:val="single"/>
+              <w:bottom w:color="bfbfbf" w:space="0" w:sz="6" w:val="single"/>
+              <w:right w:color="bfbfbf" w:space="0" w:sz="6" w:val="single"/>
+            </w:tcBorders>
+            <w:shd w:fill="f2f2f2" w:val="clear"/>
+            <w:tcMar>
+              <w:top w:w="0.0" w:type="dxa"/>
+              <w:left w:w="0.0" w:type="dxa"/>
+              <w:bottom w:w="0.0" w:type="dxa"/>
+              <w:right w:w="0.0" w:type="dxa"/>
+            </w:tcMar>
+            <w:vAlign w:val="top"/>
+          </w:tcPr>
+          <w:p>
+            <w:pPr>
+              <w:spacing w:before="240" w:line="360" w:lineRule="auto"/>
+              <w:jc w:val="center"/>
+              <w:rPr>
+                <w:rFonts w:ascii="Times New Roman" w:cs="Times New Roman" w:eastAsia="Times New Roman" w:hAnsi="Times New Roman"/>
+                <w:b w:val="1"/>
+                <w:bCs w:val="1"/>
+                <w:i w:val="1"/>
+                <w:iCs w:val="1"/>
+                <w:sz w:val="24"/>
+                <w:szCs w:val="24"/>
+              </w:rPr>
+            </w:pPr>
+            <w:r>
+              <w:rPr>
+                <w:rFonts w:ascii="Times New Roman" w:cs="Times New Roman" w:eastAsia="Times New Roman" w:hAnsi="Times New Roman"/>
+                <w:b w:val="1"/>
+                <w:bCs w:val="1"/>
+                <w:i w:val="1"/>
+                <w:iCs w:val="1"/>
+                <w:sz w:val="24"/>
+                <w:szCs w:val="24"/>
+                <w:rtl w:val="0"/>
+              </w:rPr>
+              <w:t xml:space="preserve">12</w:t>
+            </w:r>
+          </w:p>
+        </w:tc>
+        <w:tc>
+          <w:tcPr>
+            <w:tcBorders>
+              <w:top w:color="bfbfbf" w:space="0" w:sz="6" w:val="single"/>
+              <w:left w:color="bfbfbf" w:space="0" w:sz="6" w:val="single"/>
+              <w:bottom w:color="bfbfbf" w:space="0" w:sz="6" w:val="single"/>
+              <w:right w:color="bfbfbf" w:space="0" w:sz="6" w:val="single"/>
+            </w:tcBorders>
+            <w:shd w:fill="f2f2f2" w:val="clear"/>
+            <w:tcMar>
+              <w:top w:w="0.0" w:type="dxa"/>
+              <w:left w:w="0.0" w:type="dxa"/>
+              <w:bottom w:w="0.0" w:type="dxa"/>
+              <w:right w:w="0.0" w:type="dxa"/>
+            </w:tcMar>
+            <w:vAlign w:val="top"/>
+          </w:tcPr>
+          <w:p>
+            <w:pPr>
+              <w:spacing w:before="240" w:line="360" w:lineRule="auto"/>
+              <w:rPr>
+                <w:rFonts w:ascii="Times New Roman" w:cs="Times New Roman" w:eastAsia="Times New Roman" w:hAnsi="Times New Roman"/>
+                <w:sz w:val="24"/>
+                <w:szCs w:val="24"/>
+              </w:rPr>
+            </w:pPr>
+            <w:r>
+              <w:rPr>
+                <w:rFonts w:ascii="Times New Roman" w:cs="Times New Roman" w:eastAsia="Times New Roman" w:hAnsi="Times New Roman"/>
+                <w:sz w:val="24"/>
+                <w:szCs w:val="24"/>
+                <w:rtl w:val="0"/>
+              </w:rPr>
+              <w:t xml:space="preserve">Conclusion</w:t>
+            </w:r>
+          </w:p>
+        </w:tc>
+        <w:tc>
+          <w:tcPr>
+            <w:tcBorders>
+              <w:top w:color="bfbfbf" w:space="0" w:sz="6" w:val="single"/>
+              <w:left w:color="bfbfbf" w:space="0" w:sz="6" w:val="single"/>
+              <w:bottom w:color="bfbfbf" w:space="0" w:sz="6" w:val="single"/>
+              <w:right w:color="bfbfbf" w:space="0" w:sz="6" w:val="single"/>
+            </w:tcBorders>
+            <w:shd w:fill="f2f2f2" w:val="clear"/>
+            <w:tcMar>
+              <w:top w:w="0.0" w:type="dxa"/>
+              <w:left w:w="0.0" w:type="dxa"/>
+              <w:bottom w:w="0.0" w:type="dxa"/>
+              <w:right w:w="0.0" w:type="dxa"/>
+            </w:tcMar>
+            <w:vAlign w:val="top"/>
+          </w:tcPr>
+          <w:p>
+            <w:pPr>
+              <w:spacing w:before="240" w:line="360" w:lineRule="auto"/>
+              <w:jc w:val="center"/>
+              <w:rPr>
+                <w:rFonts w:ascii="Times New Roman" w:cs="Times New Roman" w:eastAsia="Times New Roman" w:hAnsi="Times New Roman"/>
+                <w:b w:val="1"/>
+                <w:bCs w:val="1"/>
+                <w:sz w:val="24"/>
+                <w:szCs w:val="24"/>
+              </w:rPr>
+            </w:pPr>
+            <w:r>
+              <w:rPr>
+                <w:rFonts w:ascii="Times New Roman" w:cs="Times New Roman" w:eastAsia="Times New Roman" w:hAnsi="Times New Roman"/>
+                <w:b w:val="1"/>
+                <w:bCs w:val="1"/>
+                <w:sz w:val="24"/>
+                <w:szCs w:val="24"/>
+                <w:rtl w:val="0"/>
+              </w:rPr>
+              <w:t xml:space="preserve">42</w:t>
+            </w:r>
+          </w:p>
+        </w:tc>
+      </w:tr>
+      <w:tr>
+        <w:trPr>
+          <w:cantSplit w:val="0"/>
+          <w:trHeight w:val="315" w:hRule="atLeast"/>
+          <w:tblHeader w:val="0"/>
+        </w:trPr>
+        <w:tc>
+          <w:tcPr>
+            <w:tcBorders>
+              <w:top w:color="bfbfbf" w:space="0" w:sz="12" w:val="single"/>
+              <w:left w:color="bfbfbf" w:space="0" w:sz="6" w:val="single"/>
+              <w:bottom w:color="bfbfbf" w:space="0" w:sz="6" w:val="single"/>
+              <w:right w:color="bfbfbf" w:space="0" w:sz="6" w:val="single"/>
+            </w:tcBorders>
+            <w:tcMar>
+              <w:top w:w="0.0" w:type="dxa"/>
+              <w:left w:w="0.0" w:type="dxa"/>
+              <w:bottom w:w="0.0" w:type="dxa"/>
+              <w:right w:w="0.0" w:type="dxa"/>
+            </w:tcMar>
+            <w:vAlign w:val="top"/>
+          </w:tcPr>
+          <w:p>
+            <w:pPr>
+              <w:spacing w:before="240" w:line="360" w:lineRule="auto"/>
+              <w:jc w:val="center"/>
+              <w:rPr>
+                <w:rFonts w:ascii="Times New Roman" w:cs="Times New Roman" w:eastAsia="Times New Roman" w:hAnsi="Times New Roman"/>
+                <w:b w:val="1"/>
+                <w:bCs w:val="1"/>
+                <w:i w:val="1"/>
+                <w:iCs w:val="1"/>
+                <w:sz w:val="24"/>
+                <w:szCs w:val="24"/>
+              </w:rPr>
+            </w:pPr>
+            <w:r>
+              <w:rPr>
+                <w:rFonts w:ascii="Times New Roman" w:cs="Times New Roman" w:eastAsia="Times New Roman" w:hAnsi="Times New Roman"/>
+                <w:b w:val="1"/>
+                <w:bCs w:val="1"/>
+                <w:i w:val="1"/>
+                <w:iCs w:val="1"/>
+                <w:sz w:val="24"/>
+                <w:szCs w:val="24"/>
+                <w:rtl w:val="0"/>
+              </w:rPr>
+              <w:t xml:space="preserve">13</w:t>
+            </w:r>
+          </w:p>
+        </w:tc>
+        <w:tc>
+          <w:tcPr>
+            <w:tcBorders>
+              <w:top w:color="bfbfbf" w:space="0" w:sz="12" w:val="single"/>
+              <w:left w:color="bfbfbf" w:space="0" w:sz="6" w:val="single"/>
+              <w:bottom w:color="bfbfbf" w:space="0" w:sz="6" w:val="single"/>
+              <w:right w:color="bfbfbf" w:space="0" w:sz="6" w:val="single"/>
+            </w:tcBorders>
+            <w:tcMar>
+              <w:top w:w="0.0" w:type="dxa"/>
+              <w:left w:w="0.0" w:type="dxa"/>
+              <w:bottom w:w="0.0" w:type="dxa"/>
+              <w:right w:w="0.0" w:type="dxa"/>
+            </w:tcMar>
+            <w:vAlign w:val="top"/>
+          </w:tcPr>
+          <w:p>
+            <w:pPr>
+              <w:spacing w:before="240" w:line="360" w:lineRule="auto"/>
+              <w:rPr>
+                <w:rFonts w:ascii="Times New Roman" w:cs="Times New Roman" w:eastAsia="Times New Roman" w:hAnsi="Times New Roman"/>
+                <w:b w:val="1"/>
+                <w:bCs w:val="1"/>
+                <w:sz w:val="24"/>
+                <w:szCs w:val="24"/>
+              </w:rPr>
+            </w:pPr>
+            <w:r>
+              <w:rPr>
+                <w:rFonts w:ascii="Times New Roman" w:cs="Times New Roman" w:eastAsia="Times New Roman" w:hAnsi="Times New Roman"/>
+                <w:b w:val="1"/>
+                <w:bCs w:val="1"/>
+                <w:sz w:val="24"/>
+                <w:szCs w:val="24"/>
+                <w:rtl w:val="0"/>
+              </w:rPr>
+              <w:t xml:space="preserve">References</w:t>
+            </w:r>
+          </w:p>
+        </w:tc>
+        <w:tc>
+          <w:tcPr>
+            <w:tcBorders>
+              <w:top w:color="bfbfbf" w:space="0" w:sz="12" w:val="single"/>
+              <w:left w:color="bfbfbf" w:space="0" w:sz="6" w:val="single"/>
+              <w:bottom w:color="bfbfbf" w:space="0" w:sz="6" w:val="single"/>
+              <w:right w:color="bfbfbf" w:space="0" w:sz="6" w:val="single"/>
+            </w:tcBorders>
+            <w:tcMar>
+              <w:top w:w="0.0" w:type="dxa"/>
+              <w:left w:w="0.0" w:type="dxa"/>
+              <w:bottom w:w="0.0" w:type="dxa"/>
+              <w:right w:w="0.0" w:type="dxa"/>
+            </w:tcMar>
+            <w:vAlign w:val="top"/>
+          </w:tcPr>
+          <w:p>
+            <w:pPr>
+              <w:spacing w:before="240" w:line="360" w:lineRule="auto"/>
+              <w:jc w:val="center"/>
+              <w:rPr>
+                <w:rFonts w:ascii="Times New Roman" w:cs="Times New Roman" w:eastAsia="Times New Roman" w:hAnsi="Times New Roman"/>
+                <w:b w:val="1"/>
+                <w:bCs w:val="1"/>
+                <w:sz w:val="24"/>
+                <w:szCs w:val="24"/>
+              </w:rPr>
+            </w:pPr>
+            <w:r>
+              <w:rPr>
+                <w:rFonts w:ascii="Times New Roman" w:cs="Times New Roman" w:eastAsia="Times New Roman" w:hAnsi="Times New Roman"/>
+                <w:b w:val="1"/>
+                <w:bCs w:val="1"/>
+                <w:sz w:val="24"/>
+                <w:szCs w:val="24"/>
+                <w:rtl w:val="0"/>
+              </w:rPr>
+              <w:t xml:space="preserve">42</w:t>
+            </w:r>
+          </w:p>
+        </w:tc>
+      </w:tr>
+    </w:tbl>
+    <w:p>
+      <w:pPr>
+        <w:spacing w:after="240" w:before="240" w:line="360" w:lineRule="auto"/>
+        <w:jc w:val="both"/>
+        <w:rPr>
+          <w:rFonts w:ascii="Times New Roman" w:cs="Times New Roman" w:eastAsia="Times New Roman" w:hAnsi="Times New Roman"/>
+          <w:b w:val="1"/>
+          <w:bCs w:val="1"/>
+          <w:sz w:val="36"/>
+          <w:szCs w:val="36"/>
+        </w:rPr>
+      </w:pPr>
+      <w:r>
+        <w:rPr>
+          <w:rtl w:val="0"/>
+        </w:rPr>
+      </w:r>
+    </w:p>
+    <w:p>
+      <w:pPr>
+        <w:numPr>
+          <w:ilvl w:val="0"/>
+          <w:numId w:val="18"/>
+        </w:numPr>
+        <w:spacing w:after="240" w:before="240" w:line="360" w:lineRule="auto"/>
+        <w:ind w:left="720" w:hanging="360"/>
+        <w:rPr>
+          <w:rFonts w:ascii="Times New Roman" w:cs="Times New Roman" w:eastAsia="Times New Roman" w:hAnsi="Times New Roman"/>
+          <w:b w:val="1"/>
+          <w:bCs w:val="1"/>
+        </w:rPr>
+      </w:pPr>
+      <w:r>
+        <w:rPr>
+          <w:rFonts w:ascii="Times New Roman" w:cs="Times New Roman" w:eastAsia="Times New Roman" w:hAnsi="Times New Roman"/>
+          <w:b w:val="1"/>
+          <w:bCs w:val="1"/>
+          <w:sz w:val="28"/>
+          <w:szCs w:val="28"/>
+          <w:rtl w:val="0"/>
+        </w:rPr>
+        <w:t xml:space="preserve">List of Figures  </w:t>
+      </w:r>
+    </w:p>
+    <w:p>
+      <w:pPr>
+        <w:spacing w:after="240" w:before="240" w:line="360" w:lineRule="auto"/>
+        <w:ind w:left="720" w:firstLine="0"/>
+        <w:rPr>
+          <w:rFonts w:ascii="Times New Roman" w:cs="Times New Roman" w:eastAsia="Times New Roman" w:hAnsi="Times New Roman"/>
+          <w:b w:val="1"/>
+          <w:bCs w:val="1"/>
+          <w:sz w:val="36"/>
+          <w:szCs w:val="36"/>
+        </w:rPr>
+      </w:pPr>
+      <w:r>
+        <w:rPr>
+          <w:rtl w:val="0"/>
+        </w:rPr>
+      </w:r>
+    </w:p>
+    <w:p>
+      <w:pPr>
+        <w:spacing w:after="240" w:before="240" w:line="360" w:lineRule="auto"/>
+        <w:ind w:left="720" w:firstLine="0"/>
+        <w:rPr>
+          <w:rFonts w:ascii="Times New Roman" w:cs="Times New Roman" w:eastAsia="Times New Roman" w:hAnsi="Times New Roman"/>
+          <w:b w:val="1"/>
+          <w:bCs w:val="1"/>
+          <w:sz w:val="36"/>
+          <w:szCs w:val="36"/>
+        </w:rPr>
+      </w:pPr>
+      <w:r>
+        <w:rPr>
+          <w:rtl w:val="0"/>
+        </w:rPr>
+      </w:r>
+    </w:p>
+    <w:p>
+      <w:pPr>
+        <w:spacing w:after="240" w:before="240" w:line="360" w:lineRule="auto"/>
+        <w:ind w:left="720" w:firstLine="0"/>
+        <w:rPr>
+          <w:rFonts w:ascii="Times New Roman" w:cs="Times New Roman" w:eastAsia="Times New Roman" w:hAnsi="Times New Roman"/>
+          <w:b w:val="1"/>
+          <w:bCs w:val="1"/>
+          <w:sz w:val="36"/>
+          <w:szCs w:val="36"/>
+        </w:rPr>
+      </w:pPr>
+      <w:r>
+        <w:rPr>
+          <w:rtl w:val="0"/>
+        </w:rPr>
+      </w:r>
+    </w:p>
+    <w:p>
+      <w:pPr>
+        <w:spacing w:after="240" w:before="240" w:line="360" w:lineRule="auto"/>
+        <w:ind w:left="720" w:firstLine="0"/>
+        <w:rPr>
+          <w:rFonts w:ascii="Times New Roman" w:cs="Times New Roman" w:eastAsia="Times New Roman" w:hAnsi="Times New Roman"/>
+          <w:b w:val="1"/>
+          <w:bCs w:val="1"/>
+          <w:sz w:val="36"/>
+          <w:szCs w:val="36"/>
+        </w:rPr>
+      </w:pPr>
+      <w:r>
+        <w:rPr>
+          <w:rtl w:val="0"/>
+        </w:rPr>
+      </w:r>
+    </w:p>
+    <w:p>
+      <w:pPr>
+        <w:spacing w:after="240" w:before="240" w:line="360" w:lineRule="auto"/>
+        <w:ind w:left="720" w:firstLine="0"/>
+        <w:rPr>
+          <w:rFonts w:ascii="Times New Roman" w:cs="Times New Roman" w:eastAsia="Times New Roman" w:hAnsi="Times New Roman"/>
+          <w:b w:val="1"/>
+          <w:bCs w:val="1"/>
+          <w:sz w:val="36"/>
+          <w:szCs w:val="36"/>
+        </w:rPr>
+      </w:pPr>
+      <w:r>
+        <w:rPr>
+          <w:rtl w:val="0"/>
+        </w:rPr>
+      </w:r>
+    </w:p>
+    <w:p>
+      <w:pPr>
+        <w:spacing w:after="240" w:before="240" w:line="360" w:lineRule="auto"/>
+        <w:ind w:left="720" w:firstLine="0"/>
+        <w:rPr>
+          <w:rFonts w:ascii="Times New Roman" w:cs="Times New Roman" w:eastAsia="Times New Roman" w:hAnsi="Times New Roman"/>
+          <w:b w:val="1"/>
+          <w:bCs w:val="1"/>
+          <w:sz w:val="36"/>
+          <w:szCs w:val="36"/>
+        </w:rPr>
+      </w:pPr>
+      <w:r>
+        <w:rPr>
+          <w:rtl w:val="0"/>
+        </w:rPr>
+      </w:r>
+    </w:p>
+    <w:p>
+      <w:pPr>
+        <w:spacing w:after="240" w:before="240" w:line="360" w:lineRule="auto"/>
+        <w:ind w:left="720" w:firstLine="0"/>
+        <w:rPr>
+          <w:rFonts w:ascii="Times New Roman" w:cs="Times New Roman" w:eastAsia="Times New Roman" w:hAnsi="Times New Roman"/>
+          <w:b w:val="1"/>
+          <w:bCs w:val="1"/>
+          <w:sz w:val="36"/>
+          <w:szCs w:val="36"/>
+        </w:rPr>
+      </w:pPr>
+      <w:r>
+        <w:rPr>
+          <w:rtl w:val="0"/>
+        </w:rPr>
+      </w:r>
+    </w:p>
+    <w:p>
+      <w:pPr>
+        <w:spacing w:after="240" w:before="240" w:line="360" w:lineRule="auto"/>
+        <w:ind w:left="720" w:firstLine="0"/>
+        <w:rPr>
+          <w:rFonts w:ascii="Times New Roman" w:cs="Times New Roman" w:eastAsia="Times New Roman" w:hAnsi="Times New Roman"/>
+          <w:b w:val="1"/>
+          <w:bCs w:val="1"/>
+          <w:sz w:val="36"/>
+          <w:szCs w:val="36"/>
+        </w:rPr>
+      </w:pPr>
+      <w:r>
+        <w:rPr>
+          <w:rtl w:val="0"/>
+        </w:rPr>
+      </w:r>
+    </w:p>
+    <w:p>
+      <w:pPr>
+        <w:spacing w:after="240" w:before="240" w:line="360" w:lineRule="auto"/>
+        <w:ind w:left="720" w:firstLine="0"/>
+        <w:rPr>
+          <w:rFonts w:ascii="Times New Roman" w:cs="Times New Roman" w:eastAsia="Times New Roman" w:hAnsi="Times New Roman"/>
+          <w:b w:val="1"/>
+          <w:bCs w:val="1"/>
+          <w:sz w:val="36"/>
+          <w:szCs w:val="36"/>
+        </w:rPr>
+      </w:pPr>
+      <w:r>
+        <w:rPr>
+          <w:rtl w:val="0"/>
+        </w:rPr>
+      </w:r>
+    </w:p>
+    <w:p>
+      <w:pPr>
+        <w:spacing w:after="240" w:before="240" w:line="360" w:lineRule="auto"/>
+        <w:ind w:left="720" w:firstLine="0"/>
+        <w:rPr>
+          <w:rFonts w:ascii="Times New Roman" w:cs="Times New Roman" w:eastAsia="Times New Roman" w:hAnsi="Times New Roman"/>
+          <w:b w:val="1"/>
+          <w:bCs w:val="1"/>
+          <w:sz w:val="36"/>
+          <w:szCs w:val="36"/>
+        </w:rPr>
+      </w:pPr>
+      <w:r>
+        <w:rPr>
+          <w:rtl w:val="0"/>
+        </w:rPr>
+      </w:r>
+    </w:p>
+    <w:p>
+      <w:pPr>
+        <w:spacing w:after="240" w:before="240" w:line="360" w:lineRule="auto"/>
+        <w:ind w:left="720" w:firstLine="0"/>
+        <w:rPr>
+          <w:rFonts w:ascii="Times New Roman" w:cs="Times New Roman" w:eastAsia="Times New Roman" w:hAnsi="Times New Roman"/>
+          <w:b w:val="1"/>
+          <w:bCs w:val="1"/>
+          <w:sz w:val="36"/>
+          <w:szCs w:val="36"/>
+        </w:rPr>
+      </w:pPr>
+      <w:r>
+        <w:rPr>
+          <w:rtl w:val="0"/>
+        </w:rPr>
+      </w:r>
+    </w:p>
+    <w:p>
+      <w:pPr>
+        <w:spacing w:after="240" w:before="240" w:line="360" w:lineRule="auto"/>
+        <w:ind w:left="0" w:firstLine="0"/>
+        <w:rPr>
+          <w:rFonts w:ascii="Times New Roman" w:cs="Times New Roman" w:eastAsia="Times New Roman" w:hAnsi="Times New Roman"/>
+          <w:b w:val="1"/>
+          <w:bCs w:val="1"/>
+          <w:sz w:val="28"/>
+          <w:szCs w:val="28"/>
+        </w:rPr>
+      </w:pPr>
+      <w:r>
+        <w:rPr>
+          <w:rtl w:val="0"/>
+        </w:rPr>
+      </w:r>
+    </w:p>
+    <w:p>
+      <w:pPr>
+        <w:spacing w:after="240" w:before="240" w:line="360" w:lineRule="auto"/>
+        <w:ind w:left="0" w:firstLine="0"/>
+        <w:rPr>
+          <w:rFonts w:ascii="Times New Roman" w:cs="Times New Roman" w:eastAsia="Times New Roman" w:hAnsi="Times New Roman"/>
+          <w:b w:val="1"/>
+          <w:bCs w:val="1"/>
+          <w:sz w:val="28"/>
+          <w:szCs w:val="28"/>
+        </w:rPr>
+      </w:pPr>
+      <w:r>
+        <w:rPr>
+          <w:rtl w:val="0"/>
+        </w:rPr>
+      </w:r>
+    </w:p>
+    <w:p>
+      <w:pPr>
+        <w:numPr>
+          <w:ilvl w:val="0"/>
+          <w:numId w:val="18"/>
+        </w:numPr>
+        <w:spacing w:after="240" w:before="240" w:line="360" w:lineRule="auto"/>
+        <w:ind w:left="720" w:hanging="360"/>
+        <w:rPr>
+          <w:rFonts w:ascii="Times New Roman" w:cs="Times New Roman" w:eastAsia="Times New Roman" w:hAnsi="Times New Roman"/>
+          <w:b w:val="1"/>
+          <w:bCs w:val="1"/>
+        </w:rPr>
+      </w:pPr>
+      <w:r>
+        <w:rPr>
+          <w:rFonts w:ascii="Times New Roman" w:cs="Times New Roman" w:eastAsia="Times New Roman" w:hAnsi="Times New Roman"/>
+          <w:b w:val="1"/>
+          <w:bCs w:val="1"/>
+          <w:sz w:val="28"/>
+          <w:szCs w:val="28"/>
+          <w:rtl w:val="0"/>
+        </w:rPr>
+        <w:t xml:space="preserve">List of Tables</w:t>
+      </w:r>
+      <w:r>
+        <w:rPr>
+          <w:rtl w:val="0"/>
+        </w:rPr>
+      </w:r>
+    </w:p>
+    <w:p>
+      <w:pPr>
+        <w:spacing w:after="240" w:before="240" w:line="360" w:lineRule="auto"/>
+        <w:jc w:val="both"/>
+        <w:rPr>
+          <w:rFonts w:ascii="Times New Roman" w:cs="Times New Roman" w:eastAsia="Times New Roman" w:hAnsi="Times New Roman"/>
+          <w:b w:val="1"/>
+          <w:bCs w:val="1"/>
+          <w:sz w:val="28"/>
+          <w:szCs w:val="28"/>
+        </w:rPr>
+      </w:pPr>
+      <w:r>
+        <w:rPr>
+          <w:rtl w:val="0"/>
+        </w:rPr>
+      </w:r>
+    </w:p>
+    <w:p>
+      <w:pPr>
+        <w:spacing w:after="240" w:before="240" w:line="360" w:lineRule="auto"/>
+        <w:jc w:val="both"/>
+        <w:rPr>
+          <w:rFonts w:ascii="Times New Roman" w:cs="Times New Roman" w:eastAsia="Times New Roman" w:hAnsi="Times New Roman"/>
+          <w:b w:val="1"/>
+          <w:bCs w:val="1"/>
+          <w:sz w:val="28"/>
+          <w:szCs w:val="28"/>
+        </w:rPr>
+      </w:pPr>
+      <w:r>
+        <w:rPr>
+          <w:rtl w:val="0"/>
+        </w:rPr>
+      </w:r>
+    </w:p>
+    <w:p>
+      <w:pPr>
+        <w:spacing w:after="240" w:before="240" w:line="360" w:lineRule="auto"/>
+        <w:jc w:val="both"/>
+        <w:rPr>
+          <w:rFonts w:ascii="Times New Roman" w:cs="Times New Roman" w:eastAsia="Times New Roman" w:hAnsi="Times New Roman"/>
+          <w:b w:val="1"/>
+          <w:bCs w:val="1"/>
+          <w:sz w:val="28"/>
+          <w:szCs w:val="28"/>
+        </w:rPr>
+      </w:pPr>
+      <w:r>
+        <w:rPr>
+          <w:rtl w:val="0"/>
+        </w:rPr>
+      </w:r>
+    </w:p>
+    <w:p>
+      <w:pPr>
+        <w:spacing w:after="240" w:before="240" w:line="360" w:lineRule="auto"/>
+        <w:rPr>
+          <w:rFonts w:ascii="Times New Roman" w:cs="Times New Roman" w:eastAsia="Times New Roman" w:hAnsi="Times New Roman"/>
+          <w:b w:val="1"/>
+          <w:bCs w:val="1"/>
+          <w:sz w:val="28"/>
+          <w:szCs w:val="28"/>
+        </w:rPr>
+      </w:pPr>
+      <w:r>
+        <w:rPr>
+          <w:rtl w:val="0"/>
+        </w:rPr>
+      </w:r>
+    </w:p>
+    <w:p>
+      <w:pPr>
         <w:spacing w:line="360" w:lineRule="auto"/>
         <w:ind w:left="0" w:firstLine="0"/>
         <w:jc w:val="both"/>
@@ -14,6 +3687,16 @@
           <w:sz w:val="28"/>
           <w:szCs w:val="28"/>
         </w:rPr>
+        <w:sectPr>
+          <w:headerReference r:id="rId7" w:type="default"/>
+          <w:headerReference r:id="rId8" w:type="first"/>
+          <w:footerReference r:id="rId9" w:type="default"/>
+          <w:footerReference r:id="rId10" w:type="first"/>
+          <w:pgSz w:h="15840" w:w="12240" w:orient="portrait"/>
+          <w:pgMar w:bottom="1440" w:top="630" w:left="1440" w:right="1440" w:header="810" w:footer="0"/>
+          <w:pgNumType w:start="1"/>
+          <w:titlePg w:val="1"/>
+        </w:sectPr>
       </w:pPr>
       <w:r>
         <w:rPr>
@@ -28,29 +3711,16 @@
         <w:jc w:val="both"/>
         <w:rPr>
           <w:rFonts w:ascii="Times New Roman" w:cs="Times New Roman" w:eastAsia="Times New Roman" w:hAnsi="Times New Roman"/>
-          <w:sz w:val="24"/>
-          <w:szCs w:val="24"/>
-        </w:rPr>
-      </w:pPr>
-      <w:r>
-        <w:rPr>
-          <w:rFonts w:ascii="Times New Roman" w:cs="Times New Roman" w:eastAsia="Times New Roman" w:hAnsi="Times New Roman"/>
-          <w:b w:val="1"/>
-          <w:bCs w:val="1"/>
-          <w:sz w:val="28"/>
-          <w:szCs w:val="28"/>
-          <w:rtl w:val="0"/>
-        </w:rPr>
-        <w:t xml:space="preserve">Project title:</w:t>
-      </w:r>
-      <w:r>
-        <w:rPr>
-          <w:rFonts w:ascii="Times New Roman" w:cs="Times New Roman" w:eastAsia="Times New Roman" w:hAnsi="Times New Roman"/>
-          <w:sz w:val="24"/>
-          <w:szCs w:val="24"/>
-          <w:rtl w:val="0"/>
-        </w:rPr>
-        <w:t xml:space="preserve"> NextGen Attendance: A Deep Learning-Based Web Application for Automated    Attendance Management using Facial Recognition</w:t>
+          <w:b w:val="1"/>
+          <w:bCs w:val="1"/>
+          <w:sz w:val="28"/>
+          <w:szCs w:val="28"/>
+        </w:rPr>
+      </w:pPr>
+      <w:r>
+        <w:rPr>
+          <w:rtl w:val="0"/>
+        </w:rPr>
       </w:r>
     </w:p>
     <w:p>
@@ -60,22 +3730,29 @@
         <w:jc w:val="both"/>
         <w:rPr>
           <w:rFonts w:ascii="Times New Roman" w:cs="Times New Roman" w:eastAsia="Times New Roman" w:hAnsi="Times New Roman"/>
-          <w:b w:val="1"/>
-          <w:bCs w:val="1"/>
-          <w:sz w:val="28"/>
-          <w:szCs w:val="28"/>
-        </w:rPr>
-      </w:pPr>
-      <w:r>
-        <w:rPr>
-          <w:rFonts w:ascii="Times New Roman" w:cs="Times New Roman" w:eastAsia="Times New Roman" w:hAnsi="Times New Roman"/>
-          <w:b w:val="1"/>
-          <w:bCs w:val="1"/>
-          <w:sz w:val="28"/>
-          <w:szCs w:val="28"/>
-          <w:rtl w:val="0"/>
-        </w:rPr>
-        <w:t xml:space="preserve">Group ID: 03</w:t>
+          <w:sz w:val="24"/>
+          <w:szCs w:val="24"/>
+        </w:rPr>
+      </w:pPr>
+      <w:r>
+        <w:rPr>
+          <w:rFonts w:ascii="Times New Roman" w:cs="Times New Roman" w:eastAsia="Times New Roman" w:hAnsi="Times New Roman"/>
+          <w:b w:val="1"/>
+          <w:bCs w:val="1"/>
+          <w:sz w:val="28"/>
+          <w:szCs w:val="28"/>
+          <w:rtl w:val="0"/>
+        </w:rPr>
+        <w:t xml:space="preserve">Project title:</w:t>
+      </w:r>
+      <w:r>
+        <w:rPr>
+          <w:rFonts w:ascii="Times New Roman" w:cs="Times New Roman" w:eastAsia="Times New Roman" w:hAnsi="Times New Roman"/>
+          <w:sz w:val="24"/>
+          <w:szCs w:val="24"/>
+          <w:rtl w:val="0"/>
+        </w:rPr>
+        <w:t xml:space="preserve"> NextGen Attendance: A Deep Learning-Based Web Application for Automated    Attendance Management using Facial Recognition</w:t>
       </w:r>
     </w:p>
     <w:p>
@@ -100,30 +3777,37 @@
           <w:szCs w:val="28"/>
           <w:rtl w:val="0"/>
         </w:rPr>
+        <w:t xml:space="preserve">Group ID: 03</w:t>
+      </w:r>
+    </w:p>
+    <w:p>
+      <w:pPr>
+        <w:spacing w:line="360" w:lineRule="auto"/>
+        <w:ind w:left="0" w:firstLine="0"/>
+        <w:jc w:val="both"/>
+        <w:rPr>
+          <w:rFonts w:ascii="Times New Roman" w:cs="Times New Roman" w:eastAsia="Times New Roman" w:hAnsi="Times New Roman"/>
+          <w:b w:val="1"/>
+          <w:bCs w:val="1"/>
+          <w:sz w:val="28"/>
+          <w:szCs w:val="28"/>
+        </w:rPr>
+      </w:pPr>
+      <w:r>
+        <w:rPr>
+          <w:rFonts w:ascii="Times New Roman" w:cs="Times New Roman" w:eastAsia="Times New Roman" w:hAnsi="Times New Roman"/>
+          <w:b w:val="1"/>
+          <w:bCs w:val="1"/>
+          <w:sz w:val="28"/>
+          <w:szCs w:val="28"/>
+          <w:rtl w:val="0"/>
+        </w:rPr>
         <w:t xml:space="preserve">Project Members Name:- </w:t>
-      </w:r>
-    </w:p>
-    <w:p>
-      <w:pPr>
-        <w:spacing w:line="360" w:lineRule="auto"/>
-        <w:jc w:val="both"/>
-        <w:rPr>
-          <w:rFonts w:ascii="Times New Roman" w:cs="Times New Roman" w:eastAsia="Times New Roman" w:hAnsi="Times New Roman"/>
-          <w:b w:val="1"/>
-          <w:bCs w:val="1"/>
-          <w:sz w:val="28"/>
-          <w:szCs w:val="28"/>
-        </w:rPr>
-      </w:pPr>
-      <w:r>
-        <w:rPr>
-          <w:rtl w:val="0"/>
-        </w:rPr>
       </w:r>
     </w:p>
     <w:tbl>
       <w:tblPr>
-        <w:tblStyle w:val="Table1"/>
+        <w:tblStyle w:val="Table2"/>
         <w:tblpPr w:leftFromText="180" w:rightFromText="180" w:topFromText="180" w:bottomFromText="180" w:vertAnchor="text" w:horzAnchor="text" w:tblpX="30" w:tblpY="0"/>
         <w:tblW w:w="9360.0" w:type="dxa"/>
         <w:jc w:val="left"/>
@@ -163,7 +3847,7 @@
           <w:p>
             <w:pPr>
               <w:widowControl w:val="0"/>
-              <w:spacing w:line="240" w:lineRule="auto"/>
+              <w:spacing w:line="360" w:lineRule="auto"/>
               <w:rPr>
                 <w:rFonts w:ascii="Times New Roman" w:cs="Times New Roman" w:eastAsia="Times New Roman" w:hAnsi="Times New Roman"/>
                 <w:b w:val="1"/>
@@ -190,7 +3874,7 @@
           <w:p>
             <w:pPr>
               <w:widowControl w:val="0"/>
-              <w:spacing w:line="240" w:lineRule="auto"/>
+              <w:spacing w:line="360" w:lineRule="auto"/>
               <w:rPr>
                 <w:rFonts w:ascii="Times New Roman" w:cs="Times New Roman" w:eastAsia="Times New Roman" w:hAnsi="Times New Roman"/>
                 <w:b w:val="1"/>
@@ -217,7 +3901,7 @@
           <w:p>
             <w:pPr>
               <w:widowControl w:val="0"/>
-              <w:spacing w:line="240" w:lineRule="auto"/>
+              <w:spacing w:line="360" w:lineRule="auto"/>
               <w:rPr>
                 <w:rFonts w:ascii="Times New Roman" w:cs="Times New Roman" w:eastAsia="Times New Roman" w:hAnsi="Times New Roman"/>
                 <w:b w:val="1"/>
@@ -244,7 +3928,7 @@
           <w:p>
             <w:pPr>
               <w:widowControl w:val="0"/>
-              <w:spacing w:line="240" w:lineRule="auto"/>
+              <w:spacing w:line="360" w:lineRule="auto"/>
               <w:rPr>
                 <w:rFonts w:ascii="Times New Roman" w:cs="Times New Roman" w:eastAsia="Times New Roman" w:hAnsi="Times New Roman"/>
                 <w:b w:val="1"/>
@@ -277,7 +3961,7 @@
           <w:p>
             <w:pPr>
               <w:widowControl w:val="0"/>
-              <w:spacing w:line="240" w:lineRule="auto"/>
+              <w:spacing w:line="360" w:lineRule="auto"/>
               <w:rPr>
                 <w:rFonts w:ascii="Times New Roman" w:cs="Times New Roman" w:eastAsia="Times New Roman" w:hAnsi="Times New Roman"/>
                 <w:sz w:val="24"/>
@@ -300,7 +3984,7 @@
           <w:p>
             <w:pPr>
               <w:widowControl w:val="0"/>
-              <w:spacing w:line="240" w:lineRule="auto"/>
+              <w:spacing w:line="360" w:lineRule="auto"/>
               <w:rPr>
                 <w:rFonts w:ascii="Times New Roman" w:cs="Times New Roman" w:eastAsia="Times New Roman" w:hAnsi="Times New Roman"/>
                 <w:sz w:val="24"/>
@@ -323,7 +4007,7 @@
           <w:p>
             <w:pPr>
               <w:widowControl w:val="0"/>
-              <w:spacing w:line="240" w:lineRule="auto"/>
+              <w:spacing w:line="360" w:lineRule="auto"/>
               <w:rPr>
                 <w:rFonts w:ascii="Times New Roman" w:cs="Times New Roman" w:eastAsia="Times New Roman" w:hAnsi="Times New Roman"/>
                 <w:sz w:val="24"/>
@@ -346,7 +4030,7 @@
           <w:p>
             <w:pPr>
               <w:widowControl w:val="0"/>
-              <w:spacing w:line="240" w:lineRule="auto"/>
+              <w:spacing w:line="360" w:lineRule="auto"/>
               <w:rPr>
                 <w:rFonts w:ascii="Times New Roman" w:cs="Times New Roman" w:eastAsia="Times New Roman" w:hAnsi="Times New Roman"/>
                 <w:b w:val="1"/>
@@ -366,95 +4050,6 @@
     </w:tbl>
     <w:p>
       <w:pPr>
-        <w:spacing w:line="360" w:lineRule="auto"/>
-        <w:jc w:val="both"/>
-        <w:rPr>
-          <w:rFonts w:ascii="Times New Roman" w:cs="Times New Roman" w:eastAsia="Times New Roman" w:hAnsi="Times New Roman"/>
-          <w:b w:val="1"/>
-          <w:bCs w:val="1"/>
-          <w:sz w:val="28"/>
-          <w:szCs w:val="28"/>
-        </w:rPr>
-      </w:pPr>
-      <w:r>
-        <w:rPr>
-          <w:rtl w:val="0"/>
-        </w:rPr>
-      </w:r>
-    </w:p>
-    <w:p>
-      <w:pPr>
-        <w:pStyle w:val="Heading2"/>
-        <w:keepNext w:val="0"/>
-        <w:keepLines w:val="0"/>
-        <w:spacing w:after="80" w:lineRule="auto"/>
-        <w:rPr>
-          <w:rFonts w:ascii="Times New Roman" w:cs="Times New Roman" w:eastAsia="Times New Roman" w:hAnsi="Times New Roman"/>
-          <w:b w:val="1"/>
-          <w:bCs w:val="1"/>
-          <w:sz w:val="28"/>
-          <w:szCs w:val="28"/>
-        </w:rPr>
-      </w:pPr>
-      <w:bookmarkStart w:colFirst="0" w:colLast="0" w:name="_heading=h.ubmvn7jd17bg" w:id="0"/>
-      <w:bookmarkEnd w:id="0"/>
-      <w:r>
-        <w:rPr>
-          <w:rFonts w:ascii="Times New Roman" w:cs="Times New Roman" w:eastAsia="Times New Roman" w:hAnsi="Times New Roman"/>
-          <w:b w:val="1"/>
-          <w:bCs w:val="1"/>
-          <w:sz w:val="28"/>
-          <w:szCs w:val="28"/>
-          <w:rtl w:val="0"/>
-        </w:rPr>
-        <w:t xml:space="preserve">Problem Statement</w:t>
-      </w:r>
-    </w:p>
-    <w:p>
-      <w:pPr>
-        <w:pStyle w:val="Heading2"/>
-        <w:keepNext w:val="0"/>
-        <w:keepLines w:val="0"/>
-        <w:spacing w:after="80" w:lineRule="auto"/>
-        <w:rPr>
-          <w:rFonts w:ascii="Times New Roman" w:cs="Times New Roman" w:eastAsia="Times New Roman" w:hAnsi="Times New Roman"/>
-          <w:sz w:val="24"/>
-          <w:szCs w:val="24"/>
-        </w:rPr>
-      </w:pPr>
-      <w:bookmarkStart w:colFirst="0" w:colLast="0" w:name="_heading=h.o9d47cv4doy" w:id="1"/>
-      <w:bookmarkEnd w:id="1"/>
-      <w:r>
-        <w:rPr>
-          <w:rFonts w:ascii="Times New Roman" w:cs="Times New Roman" w:eastAsia="Times New Roman" w:hAnsi="Times New Roman"/>
-          <w:sz w:val="24"/>
-          <w:szCs w:val="24"/>
-          <w:rtl w:val="0"/>
-        </w:rPr>
-        <w:t xml:space="preserve">Manual attendance systems are slow and can be manipulated. Students can give proxy attendance, and maintaining records is difficult.</w:t>
-      </w:r>
-    </w:p>
-    <w:p>
-      <w:pPr>
-        <w:spacing w:after="240" w:before="240" w:lineRule="auto"/>
-        <w:rPr>
-          <w:rFonts w:ascii="Times New Roman" w:cs="Times New Roman" w:eastAsia="Times New Roman" w:hAnsi="Times New Roman"/>
-          <w:sz w:val="24"/>
-          <w:szCs w:val="24"/>
-        </w:rPr>
-      </w:pPr>
-      <w:r>
-        <w:rPr>
-          <w:rFonts w:ascii="Times New Roman" w:cs="Times New Roman" w:eastAsia="Times New Roman" w:hAnsi="Times New Roman"/>
-          <w:sz w:val="24"/>
-          <w:szCs w:val="24"/>
-          <w:rtl w:val="0"/>
-        </w:rPr>
-        <w:t xml:space="preserve">The problem is to design a system that can automatically mark attendance using face recognition in a secure and efficient way.</w:t>
-      </w:r>
-    </w:p>
-    <w:p>
-      <w:pPr>
         <w:pStyle w:val="Heading2"/>
         <w:keepNext w:val="0"/>
         <w:keepLines w:val="0"/>
@@ -467,8 +4062,79 @@
           <w:szCs w:val="28"/>
         </w:rPr>
       </w:pPr>
-      <w:bookmarkStart w:colFirst="0" w:colLast="0" w:name="_heading=h.i05ap1ixz4vs" w:id="2"/>
-      <w:bookmarkEnd w:id="2"/>
+      <w:bookmarkStart w:colFirst="0" w:colLast="0" w:name="_heading=h.ubmvn7jd17bg" w:id="9"/>
+      <w:bookmarkEnd w:id="9"/>
+      <w:r>
+        <w:rPr>
+          <w:rFonts w:ascii="Times New Roman" w:cs="Times New Roman" w:eastAsia="Times New Roman" w:hAnsi="Times New Roman"/>
+          <w:b w:val="1"/>
+          <w:bCs w:val="1"/>
+          <w:sz w:val="28"/>
+          <w:szCs w:val="28"/>
+          <w:rtl w:val="0"/>
+        </w:rPr>
+        <w:t xml:space="preserve">Problem Statement</w:t>
+      </w:r>
+    </w:p>
+    <w:p>
+      <w:pPr>
+        <w:pStyle w:val="Heading2"/>
+        <w:keepNext w:val="0"/>
+        <w:keepLines w:val="0"/>
+        <w:spacing w:after="80" w:line="360" w:lineRule="auto"/>
+        <w:rPr>
+          <w:rFonts w:ascii="Times New Roman" w:cs="Times New Roman" w:eastAsia="Times New Roman" w:hAnsi="Times New Roman"/>
+          <w:sz w:val="24"/>
+          <w:szCs w:val="24"/>
+        </w:rPr>
+      </w:pPr>
+      <w:bookmarkStart w:colFirst="0" w:colLast="0" w:name="_heading=h.o9d47cv4doy" w:id="10"/>
+      <w:bookmarkEnd w:id="10"/>
+      <w:r>
+        <w:rPr>
+          <w:rFonts w:ascii="Times New Roman" w:cs="Times New Roman" w:eastAsia="Times New Roman" w:hAnsi="Times New Roman"/>
+          <w:sz w:val="24"/>
+          <w:szCs w:val="24"/>
+          <w:rtl w:val="0"/>
+        </w:rPr>
+        <w:t xml:space="preserve">Manual attendance systems are slow and can be manipulated. Students can give proxy attendance, and maintaining records is difficult.</w:t>
+      </w:r>
+    </w:p>
+    <w:p>
+      <w:pPr>
+        <w:spacing w:after="240" w:before="240" w:line="360" w:lineRule="auto"/>
+        <w:rPr>
+          <w:rFonts w:ascii="Times New Roman" w:cs="Times New Roman" w:eastAsia="Times New Roman" w:hAnsi="Times New Roman"/>
+          <w:sz w:val="24"/>
+          <w:szCs w:val="24"/>
+        </w:rPr>
+      </w:pPr>
+      <w:r>
+        <w:rPr>
+          <w:rFonts w:ascii="Times New Roman" w:cs="Times New Roman" w:eastAsia="Times New Roman" w:hAnsi="Times New Roman"/>
+          <w:sz w:val="24"/>
+          <w:szCs w:val="24"/>
+          <w:rtl w:val="0"/>
+        </w:rPr>
+        <w:t xml:space="preserve">The problem is to design a system that can automatically mark attendance using face recognition in a secure and efficient way.</w:t>
+      </w:r>
+    </w:p>
+    <w:p>
+      <w:pPr>
+        <w:pStyle w:val="Heading2"/>
+        <w:keepNext w:val="0"/>
+        <w:keepLines w:val="0"/>
+        <w:spacing w:after="80" w:line="360" w:lineRule="auto"/>
+        <w:rPr>
+          <w:rFonts w:ascii="Times New Roman" w:cs="Times New Roman" w:eastAsia="Times New Roman" w:hAnsi="Times New Roman"/>
+          <w:b w:val="1"/>
+          <w:bCs w:val="1"/>
+          <w:sz w:val="28"/>
+          <w:szCs w:val="28"/>
+        </w:rPr>
+      </w:pPr>
+      <w:bookmarkStart w:colFirst="0" w:colLast="0" w:name="_heading=h.i05ap1ixz4vs" w:id="11"/>
+      <w:bookmarkEnd w:id="11"/>
       <w:r>
         <w:rPr>
           <w:rFonts w:ascii="Times New Roman" w:cs="Times New Roman" w:eastAsia="Times New Roman" w:hAnsi="Times New Roman"/>
@@ -646,102 +4312,14 @@
         <w:jc w:val="both"/>
         <w:rPr>
           <w:rFonts w:ascii="Times New Roman" w:cs="Times New Roman" w:eastAsia="Times New Roman" w:hAnsi="Times New Roman"/>
-          <w:b w:val="1"/>
-          <w:bCs w:val="1"/>
-          <w:sz w:val="28"/>
-          <w:szCs w:val="28"/>
-        </w:rPr>
-      </w:pPr>
-      <w:r>
-        <w:rPr>
-          <w:rFonts w:ascii="Times New Roman" w:cs="Times New Roman" w:eastAsia="Times New Roman" w:hAnsi="Times New Roman"/>
-          <w:b w:val="1"/>
-          <w:bCs w:val="1"/>
-          <w:sz w:val="28"/>
-          <w:szCs w:val="28"/>
-          <w:rtl w:val="0"/>
-        </w:rPr>
-        <w:t xml:space="preserve">Acknowledgement: </w:t>
-      </w:r>
-    </w:p>
-    <w:p>
-      <w:pPr>
-        <w:spacing w:after="240" w:before="240" w:line="360" w:lineRule="auto"/>
-        <w:jc w:val="both"/>
-        <w:rPr>
-          <w:rFonts w:ascii="Times New Roman" w:cs="Times New Roman" w:eastAsia="Times New Roman" w:hAnsi="Times New Roman"/>
-          <w:sz w:val="24"/>
-          <w:szCs w:val="24"/>
-        </w:rPr>
-      </w:pPr>
-      <w:r>
-        <w:rPr>
-          <w:rFonts w:ascii="Times New Roman" w:cs="Times New Roman" w:eastAsia="Times New Roman" w:hAnsi="Times New Roman"/>
-          <w:sz w:val="24"/>
-          <w:szCs w:val="24"/>
-          <w:rtl w:val="0"/>
-        </w:rPr>
-        <w:t xml:space="preserve">I would like to express my sincere gratitude to my project guide for their valuable guidance, support, and encouragement throughout the development of this project. Their insights and suggestions helped me improve the quality of my work.</w:t>
-      </w:r>
-    </w:p>
-    <w:p>
-      <w:pPr>
-        <w:spacing w:after="240" w:before="240" w:line="360" w:lineRule="auto"/>
-        <w:jc w:val="both"/>
-        <w:rPr>
-          <w:rFonts w:ascii="Times New Roman" w:cs="Times New Roman" w:eastAsia="Times New Roman" w:hAnsi="Times New Roman"/>
-          <w:sz w:val="24"/>
-          <w:szCs w:val="24"/>
-        </w:rPr>
-      </w:pPr>
-      <w:r>
-        <w:rPr>
-          <w:rFonts w:ascii="Times New Roman" w:cs="Times New Roman" w:eastAsia="Times New Roman" w:hAnsi="Times New Roman"/>
-          <w:sz w:val="24"/>
-          <w:szCs w:val="24"/>
-          <w:rtl w:val="0"/>
-        </w:rPr>
-        <w:t xml:space="preserve">I am also thankful to the faculty members of the School of Computer Science &amp; Engineering, Sandip University, for providing the necessary resources and knowledge required to complete this project successfully.</w:t>
-      </w:r>
-    </w:p>
-    <w:p>
-      <w:pPr>
-        <w:spacing w:after="240" w:before="240" w:line="360" w:lineRule="auto"/>
-        <w:jc w:val="both"/>
-        <w:rPr>
-          <w:rFonts w:ascii="Times New Roman" w:cs="Times New Roman" w:eastAsia="Times New Roman" w:hAnsi="Times New Roman"/>
-          <w:sz w:val="24"/>
-          <w:szCs w:val="24"/>
-        </w:rPr>
-      </w:pPr>
-      <w:r>
-        <w:rPr>
-          <w:rFonts w:ascii="Times New Roman" w:cs="Times New Roman" w:eastAsia="Times New Roman" w:hAnsi="Times New Roman"/>
-          <w:sz w:val="24"/>
-          <w:szCs w:val="24"/>
-          <w:rtl w:val="0"/>
-        </w:rPr>
-        <w:t xml:space="preserve">I would like to thank my friends and classmates for their support and cooperation during the project.</w:t>
-      </w:r>
-    </w:p>
-    <w:p>
-      <w:pPr>
-        <w:spacing w:after="240" w:before="240" w:line="360" w:lineRule="auto"/>
-        <w:jc w:val="both"/>
-        <w:rPr>
-          <w:rFonts w:ascii="Times New Roman" w:cs="Times New Roman" w:eastAsia="Times New Roman" w:hAnsi="Times New Roman"/>
-          <w:sz w:val="24"/>
-          <w:szCs w:val="24"/>
-        </w:rPr>
-      </w:pPr>
-      <w:r>
-        <w:rPr>
-          <w:rFonts w:ascii="Times New Roman" w:cs="Times New Roman" w:eastAsia="Times New Roman" w:hAnsi="Times New Roman"/>
-          <w:sz w:val="24"/>
-          <w:szCs w:val="24"/>
-          <w:rtl w:val="0"/>
-        </w:rPr>
-        <w:t xml:space="preserve">Lastly, I am grateful to my family and mentors for their constant encouragement and motivation.</w:t>
+          <w:sz w:val="24"/>
+          <w:szCs w:val="24"/>
+        </w:rPr>
+      </w:pPr>
+      <w:r>
+        <w:rPr>
+          <w:rtl w:val="0"/>
+        </w:rPr>
       </w:r>
     </w:p>
     <w:p>
@@ -766,7 +4344,7 @@
           <w:szCs w:val="28"/>
           <w:rtl w:val="0"/>
         </w:rPr>
-        <w:t xml:space="preserve">Abstract:</w:t>
+        <w:t xml:space="preserve">Introduction:</w:t>
       </w:r>
     </w:p>
     <w:p>
@@ -786,7 +4364,7 @@
           <w:szCs w:val="24"/>
           <w:rtl w:val="0"/>
         </w:rPr>
-        <w:t xml:space="preserve">Traditional attendance systems are inefficient, time-consuming, and prone to manipulation such as proxy attendance. This project presents an intelligent attendance system based on deep learning and facial recognition techniques. The system captures facial images, extracts high-dimensional embeddings using models such as ArcFace and DeepFace, and compares them with stored data for identity verification.</w:t>
+        <w:t xml:space="preserve">Attendance monitoring plays a critical role in educational institutions and organizations. Traditional methods such as manual roll calls and RFID-based systems are inefficient and vulnerable to misuse.</w:t>
       </w:r>
     </w:p>
     <w:p>
@@ -806,7 +4384,34 @@
           <w:szCs w:val="24"/>
           <w:rtl w:val="0"/>
         </w:rPr>
-        <w:t xml:space="preserve">A web-based interface built using Flask allows real-time attendance tracking and visualization. The system is integrated with a PostgreSQL database for secure data storage and Cloudinary for image handling. Experimental results show improved accuracy, reduced manual effort, and enhanced security compared to traditional methods. The system also includes attendance percentage calculation and automated leave management.</w:t>
+        <w:t xml:space="preserve">With advancements in deep learning, facial recognition has emerged as a reliable biometric solution. Deep Convolutional Neural Networks (DCNNs) can extract unique facial features and generate embeddings that enable accurate identity matching.</w:t>
+      </w:r>
+    </w:p>
+    <w:p>
+      <w:pPr>
+        <w:spacing w:after="240" w:before="240" w:line="360" w:lineRule="auto"/>
+        <w:jc w:val="both"/>
+        <w:rPr>
+          <w:rFonts w:ascii="Times New Roman" w:cs="Times New Roman" w:eastAsia="Times New Roman" w:hAnsi="Times New Roman"/>
+          <w:b w:val="1"/>
+          <w:bCs w:val="1"/>
+          <w:sz w:val="28"/>
+          <w:szCs w:val="28"/>
+        </w:rPr>
+      </w:pPr>
+      <w:r>
+        <w:rPr>
+          <w:rFonts w:ascii="Times New Roman" w:cs="Times New Roman" w:eastAsia="Times New Roman" w:hAnsi="Times New Roman"/>
+          <w:sz w:val="24"/>
+          <w:szCs w:val="24"/>
+          <w:rtl w:val="0"/>
+        </w:rPr>
+        <w:t xml:space="preserve">This project proposes a web-based automated attendance system using facial recognition. The system leverages deep learning models, real-time video processing, and cloud integration to provide a scalable and secure solution.</w:t>
+      </w:r>
+      <w:r>
+        <w:rPr>
+          <w:rtl w:val="0"/>
+        </w:rPr>
       </w:r>
     </w:p>
     <w:p>
@@ -818,73 +4423,24 @@
         <w:jc w:val="both"/>
         <w:rPr>
           <w:rFonts w:ascii="Times New Roman" w:cs="Times New Roman" w:eastAsia="Times New Roman" w:hAnsi="Times New Roman"/>
-          <w:sz w:val="24"/>
-          <w:szCs w:val="24"/>
-        </w:rPr>
-      </w:pPr>
-      <w:bookmarkStart w:colFirst="0" w:colLast="0" w:name="_heading=h.xics4n1twyf" w:id="3"/>
-      <w:bookmarkEnd w:id="3"/>
-      <w:r>
-        <w:rPr>
-          <w:rFonts w:ascii="Times New Roman" w:cs="Times New Roman" w:eastAsia="Times New Roman" w:hAnsi="Times New Roman"/>
-          <w:b w:val="1"/>
-          <w:bCs w:val="1"/>
-          <w:sz w:val="28"/>
-          <w:szCs w:val="28"/>
-          <w:rtl w:val="0"/>
-        </w:rPr>
-        <w:t xml:space="preserve">Keywords: </w:t>
-      </w:r>
-      <w:r>
-        <w:rPr>
-          <w:rFonts w:ascii="Times New Roman" w:cs="Times New Roman" w:eastAsia="Times New Roman" w:hAnsi="Times New Roman"/>
-          <w:sz w:val="24"/>
-          <w:szCs w:val="24"/>
-          <w:rtl w:val="0"/>
-        </w:rPr>
-        <w:t xml:space="preserve">Face Recognition, Deep Learning, Attendance System, ArcFace, DeepFace, Computer Vision.</w:t>
-      </w:r>
-    </w:p>
-    <w:p>
-      <w:pPr>
-        <w:spacing w:line="360" w:lineRule="auto"/>
-        <w:ind w:left="0" w:firstLine="0"/>
-        <w:jc w:val="both"/>
-        <w:rPr>
-          <w:rFonts w:ascii="Times New Roman" w:cs="Times New Roman" w:eastAsia="Times New Roman" w:hAnsi="Times New Roman"/>
-          <w:sz w:val="24"/>
-          <w:szCs w:val="24"/>
-        </w:rPr>
-      </w:pPr>
-      <w:r>
-        <w:rPr>
-          <w:rtl w:val="0"/>
-        </w:rPr>
-      </w:r>
-    </w:p>
-    <w:p>
-      <w:pPr>
-        <w:spacing w:line="360" w:lineRule="auto"/>
-        <w:ind w:left="0" w:firstLine="0"/>
-        <w:jc w:val="both"/>
-        <w:rPr>
-          <w:rFonts w:ascii="Times New Roman" w:cs="Times New Roman" w:eastAsia="Times New Roman" w:hAnsi="Times New Roman"/>
-          <w:b w:val="1"/>
-          <w:bCs w:val="1"/>
-          <w:sz w:val="28"/>
-          <w:szCs w:val="28"/>
-        </w:rPr>
-      </w:pPr>
-      <w:r>
-        <w:rPr>
-          <w:rFonts w:ascii="Times New Roman" w:cs="Times New Roman" w:eastAsia="Times New Roman" w:hAnsi="Times New Roman"/>
-          <w:b w:val="1"/>
-          <w:bCs w:val="1"/>
-          <w:sz w:val="28"/>
-          <w:szCs w:val="28"/>
-          <w:rtl w:val="0"/>
-        </w:rPr>
-        <w:t xml:space="preserve">Introduction:</w:t>
+          <w:b w:val="1"/>
+          <w:bCs w:val="1"/>
+          <w:sz w:val="28"/>
+          <w:szCs w:val="28"/>
+        </w:rPr>
+      </w:pPr>
+      <w:bookmarkStart w:colFirst="0" w:colLast="0" w:name="_heading=h.a0vkycfrzsve" w:id="12"/>
+      <w:bookmarkEnd w:id="12"/>
+      <w:r>
+        <w:rPr>
+          <w:rFonts w:ascii="Times New Roman" w:cs="Times New Roman" w:eastAsia="Times New Roman" w:hAnsi="Times New Roman"/>
+          <w:b w:val="1"/>
+          <w:bCs w:val="1"/>
+          <w:sz w:val="28"/>
+          <w:szCs w:val="28"/>
+          <w:rtl w:val="0"/>
+        </w:rPr>
+        <w:t xml:space="preserve">Literature Review:</w:t>
       </w:r>
     </w:p>
     <w:p>
@@ -904,54 +4460,55 @@
           <w:szCs w:val="24"/>
           <w:rtl w:val="0"/>
         </w:rPr>
-        <w:t xml:space="preserve">Attendance monitoring plays a critical role in educational institutions and organizations. Traditional methods such as manual roll calls and RFID-based systems are inefficient and vulnerable to misuse.</w:t>
-      </w:r>
-    </w:p>
-    <w:p>
-      <w:pPr>
+        <w:t xml:space="preserve">Traditional systems relied on Haar Cascade and LBPH algorithms, which suffer from low accuracy under varying environmental conditions. Modern approaches use deep learning-based models such as FaceNet and DeepFace for feature extraction and recognition.</w:t>
+      </w:r>
+    </w:p>
+    <w:p>
+      <w:pPr>
+        <w:pStyle w:val="Heading2"/>
+        <w:keepNext w:val="0"/>
+        <w:keepLines w:val="0"/>
         <w:spacing w:after="240" w:before="240" w:line="360" w:lineRule="auto"/>
-        <w:jc w:val="both"/>
-        <w:rPr>
-          <w:rFonts w:ascii="Times New Roman" w:cs="Times New Roman" w:eastAsia="Times New Roman" w:hAnsi="Times New Roman"/>
-          <w:sz w:val="24"/>
-          <w:szCs w:val="24"/>
-        </w:rPr>
-      </w:pPr>
-      <w:r>
-        <w:rPr>
-          <w:rFonts w:ascii="Times New Roman" w:cs="Times New Roman" w:eastAsia="Times New Roman" w:hAnsi="Times New Roman"/>
-          <w:sz w:val="24"/>
-          <w:szCs w:val="24"/>
-          <w:rtl w:val="0"/>
-        </w:rPr>
-        <w:t xml:space="preserve">With advancements in deep learning, facial recognition has emerged as a reliable biometric solution. Deep Convolutional Neural Networks (DCNNs) can extract unique facial features and generate embeddings that enable accurate identity matching.</w:t>
-      </w:r>
-    </w:p>
-    <w:p>
-      <w:pPr>
+        <w:rPr>
+          <w:rFonts w:ascii="Times New Roman" w:cs="Times New Roman" w:eastAsia="Times New Roman" w:hAnsi="Times New Roman"/>
+          <w:sz w:val="24"/>
+          <w:szCs w:val="24"/>
+        </w:rPr>
+      </w:pPr>
+      <w:bookmarkStart w:colFirst="0" w:colLast="0" w:name="_heading=h.30ztfof8wl3f" w:id="13"/>
+      <w:bookmarkEnd w:id="13"/>
+      <w:r>
+        <w:rPr>
+          <w:rFonts w:ascii="Times New Roman" w:cs="Times New Roman" w:eastAsia="Times New Roman" w:hAnsi="Times New Roman"/>
+          <w:sz w:val="24"/>
+          <w:szCs w:val="24"/>
+          <w:rtl w:val="0"/>
+        </w:rPr>
+        <w:t xml:space="preserve">Recent research shows that deep learning models such as FaceNet and DeepFace provide better accuracy and performance. These models convert faces into numerical embeddings and compare them using similarity measures .  (Reference GJETA) </w:t>
+      </w:r>
+    </w:p>
+    <w:p>
+      <w:pPr>
+        <w:pStyle w:val="Heading2"/>
+        <w:keepNext w:val="0"/>
+        <w:keepLines w:val="0"/>
         <w:spacing w:after="240" w:before="240" w:line="360" w:lineRule="auto"/>
-        <w:jc w:val="both"/>
-        <w:rPr>
-          <w:rFonts w:ascii="Times New Roman" w:cs="Times New Roman" w:eastAsia="Times New Roman" w:hAnsi="Times New Roman"/>
-          <w:b w:val="1"/>
-          <w:bCs w:val="1"/>
-          <w:sz w:val="28"/>
-          <w:szCs w:val="28"/>
-        </w:rPr>
-      </w:pPr>
-      <w:r>
-        <w:rPr>
-          <w:rFonts w:ascii="Times New Roman" w:cs="Times New Roman" w:eastAsia="Times New Roman" w:hAnsi="Times New Roman"/>
-          <w:sz w:val="24"/>
-          <w:szCs w:val="24"/>
-          <w:rtl w:val="0"/>
-        </w:rPr>
-        <w:t xml:space="preserve">This project proposes a web-based automated attendance system using facial recognition. The system leverages deep learning models, real-time video processing, and cloud integration to provide a scalable and secure solution.</w:t>
-      </w:r>
-      <w:r>
-        <w:rPr>
-          <w:rtl w:val="0"/>
-        </w:rPr>
+        <w:rPr>
+          <w:rFonts w:ascii="Times New Roman" w:cs="Times New Roman" w:eastAsia="Times New Roman" w:hAnsi="Times New Roman"/>
+          <w:sz w:val="24"/>
+          <w:szCs w:val="24"/>
+        </w:rPr>
+      </w:pPr>
+      <w:bookmarkStart w:colFirst="0" w:colLast="0" w:name="_heading=h.ezv1b311ac87" w:id="14"/>
+      <w:bookmarkEnd w:id="14"/>
+      <w:r>
+        <w:rPr>
+          <w:rFonts w:ascii="Times New Roman" w:cs="Times New Roman" w:eastAsia="Times New Roman" w:hAnsi="Times New Roman"/>
+          <w:sz w:val="24"/>
+          <w:szCs w:val="24"/>
+          <w:rtl w:val="0"/>
+        </w:rPr>
+        <w:t xml:space="preserve">ArcFace-based models further improve accuracy by increasing the difference between different faces and reducing variation within the same face. (Reference ArcFace)</w:t>
       </w:r>
     </w:p>
     <w:p>
@@ -969,105 +4526,8 @@
           <w:szCs w:val="28"/>
         </w:rPr>
       </w:pPr>
-      <w:bookmarkStart w:colFirst="0" w:colLast="0" w:name="_heading=h.a0vkycfrzsve" w:id="4"/>
-      <w:bookmarkEnd w:id="4"/>
-      <w:r>
-        <w:rPr>
-          <w:rFonts w:ascii="Times New Roman" w:cs="Times New Roman" w:eastAsia="Times New Roman" w:hAnsi="Times New Roman"/>
-          <w:b w:val="1"/>
-          <w:bCs w:val="1"/>
-          <w:sz w:val="28"/>
-          <w:szCs w:val="28"/>
-          <w:rtl w:val="0"/>
-        </w:rPr>
-        <w:t xml:space="preserve">Literature Review:</w:t>
-      </w:r>
-    </w:p>
-    <w:p>
-      <w:pPr>
-        <w:spacing w:after="240" w:before="240" w:line="360" w:lineRule="auto"/>
-        <w:jc w:val="both"/>
-        <w:rPr>
-          <w:rFonts w:ascii="Times New Roman" w:cs="Times New Roman" w:eastAsia="Times New Roman" w:hAnsi="Times New Roman"/>
-          <w:sz w:val="24"/>
-          <w:szCs w:val="24"/>
-        </w:rPr>
-      </w:pPr>
-      <w:r>
-        <w:rPr>
-          <w:rFonts w:ascii="Times New Roman" w:cs="Times New Roman" w:eastAsia="Times New Roman" w:hAnsi="Times New Roman"/>
-          <w:sz w:val="24"/>
-          <w:szCs w:val="24"/>
-          <w:rtl w:val="0"/>
-        </w:rPr>
-        <w:t xml:space="preserve">Traditional systems relied on Haar Cascade and LBPH algorithms, which suffer from low accuracy under varying environmental conditions. Modern approaches use deep learning-based models such as FaceNet and DeepFace for feature extraction and recognition.</w:t>
-      </w:r>
-    </w:p>
-    <w:p>
-      <w:pPr>
-        <w:pStyle w:val="Heading2"/>
-        <w:keepNext w:val="0"/>
-        <w:keepLines w:val="0"/>
-        <w:spacing w:after="240" w:before="240" w:line="360" w:lineRule="auto"/>
-        <w:rPr>
-          <w:rFonts w:ascii="Times New Roman" w:cs="Times New Roman" w:eastAsia="Times New Roman" w:hAnsi="Times New Roman"/>
-          <w:sz w:val="24"/>
-          <w:szCs w:val="24"/>
-        </w:rPr>
-      </w:pPr>
-      <w:bookmarkStart w:colFirst="0" w:colLast="0" w:name="_heading=h.30ztfof8wl3f" w:id="5"/>
-      <w:bookmarkEnd w:id="5"/>
-      <w:r>
-        <w:rPr>
-          <w:rFonts w:ascii="Times New Roman" w:cs="Times New Roman" w:eastAsia="Times New Roman" w:hAnsi="Times New Roman"/>
-          <w:sz w:val="24"/>
-          <w:szCs w:val="24"/>
-          <w:rtl w:val="0"/>
-        </w:rPr>
-        <w:t xml:space="preserve">Recent research shows that deep learning models such as FaceNet and DeepFace provide better accuracy and performance. These models convert faces into numerical embeddings and compare them using similarity measures .  (Reference GJETA) </w:t>
-      </w:r>
-    </w:p>
-    <w:p>
-      <w:pPr>
-        <w:pStyle w:val="Heading2"/>
-        <w:keepNext w:val="0"/>
-        <w:keepLines w:val="0"/>
-        <w:spacing w:after="240" w:before="240" w:line="360" w:lineRule="auto"/>
-        <w:rPr>
-          <w:rFonts w:ascii="Times New Roman" w:cs="Times New Roman" w:eastAsia="Times New Roman" w:hAnsi="Times New Roman"/>
-          <w:sz w:val="24"/>
-          <w:szCs w:val="24"/>
-        </w:rPr>
-      </w:pPr>
-      <w:bookmarkStart w:colFirst="0" w:colLast="0" w:name="_heading=h.ezv1b311ac87" w:id="6"/>
-      <w:bookmarkEnd w:id="6"/>
-      <w:r>
-        <w:rPr>
-          <w:rFonts w:ascii="Times New Roman" w:cs="Times New Roman" w:eastAsia="Times New Roman" w:hAnsi="Times New Roman"/>
-          <w:sz w:val="24"/>
-          <w:szCs w:val="24"/>
-          <w:rtl w:val="0"/>
-        </w:rPr>
-        <w:t xml:space="preserve">ArcFace-based models further improve accuracy by increasing the difference between different faces and reducing variation within the same face. (Reference ArcFace)</w:t>
-      </w:r>
-    </w:p>
-    <w:p>
-      <w:pPr>
-        <w:pStyle w:val="Heading2"/>
-        <w:keepNext w:val="0"/>
-        <w:keepLines w:val="0"/>
-        <w:spacing w:after="80" w:line="360" w:lineRule="auto"/>
-        <w:jc w:val="both"/>
-        <w:rPr>
-          <w:rFonts w:ascii="Times New Roman" w:cs="Times New Roman" w:eastAsia="Times New Roman" w:hAnsi="Times New Roman"/>
-          <w:b w:val="1"/>
-          <w:bCs w:val="1"/>
-          <w:sz w:val="28"/>
-          <w:szCs w:val="28"/>
-        </w:rPr>
-      </w:pPr>
-      <w:bookmarkStart w:colFirst="0" w:colLast="0" w:name="_heading=h.o1jwrebemzkq" w:id="7"/>
-      <w:bookmarkEnd w:id="7"/>
+      <w:bookmarkStart w:colFirst="0" w:colLast="0" w:name="_heading=h.o1jwrebemzkq" w:id="15"/>
+      <w:bookmarkEnd w:id="15"/>
       <w:r>
         <w:rPr>
           <w:rFonts w:ascii="Times New Roman" w:cs="Times New Roman" w:eastAsia="Times New Roman" w:hAnsi="Times New Roman"/>
@@ -1243,8 +4703,8 @@
           <w:szCs w:val="28"/>
         </w:rPr>
       </w:pPr>
-      <w:bookmarkStart w:colFirst="0" w:colLast="0" w:name="_heading=h.9zd0aom54czj" w:id="8"/>
-      <w:bookmarkEnd w:id="8"/>
+      <w:bookmarkStart w:colFirst="0" w:colLast="0" w:name="_heading=h.9zd0aom54czj" w:id="16"/>
+      <w:bookmarkEnd w:id="16"/>
       <w:r>
         <w:rPr>
           <w:rFonts w:ascii="Times New Roman" w:cs="Times New Roman" w:eastAsia="Times New Roman" w:hAnsi="Times New Roman"/>
@@ -1291,8 +4751,8 @@
           <w:szCs w:val="26"/>
         </w:rPr>
       </w:pPr>
-      <w:bookmarkStart w:colFirst="0" w:colLast="0" w:name="_heading=h.gbyjtoh7y5u6" w:id="9"/>
-      <w:bookmarkEnd w:id="9"/>
+      <w:bookmarkStart w:colFirst="0" w:colLast="0" w:name="_heading=h.gbyjtoh7y5u6" w:id="17"/>
+      <w:bookmarkEnd w:id="17"/>
       <w:r>
         <w:rPr>
           <w:rFonts w:ascii="Times New Roman" w:cs="Times New Roman" w:eastAsia="Times New Roman" w:hAnsi="Times New Roman"/>
@@ -1470,7 +4930,7 @@
       </w:r>
       <w:sdt>
         <w:sdtPr>
-          <w:id w:val="1212230015"/>
+          <w:id w:val="310477912"/>
           <w:tag w:val="goog_rdk_0"/>
         </w:sdtPr>
         <w:sdtContent>
@@ -1511,7 +4971,7 @@
       </w:r>
       <w:sdt>
         <w:sdtPr>
-          <w:id w:val="-664377036"/>
+          <w:id w:val="-644977047"/>
           <w:tag w:val="goog_rdk_1"/>
         </w:sdtPr>
         <w:sdtContent>
@@ -1542,8 +5002,8 @@
           <w:szCs w:val="26"/>
         </w:rPr>
       </w:pPr>
-      <w:bookmarkStart w:colFirst="0" w:colLast="0" w:name="_heading=h.ll297htkyocm" w:id="10"/>
-      <w:bookmarkEnd w:id="10"/>
+      <w:bookmarkStart w:colFirst="0" w:colLast="0" w:name="_heading=h.ll297htkyocm" w:id="18"/>
+      <w:bookmarkEnd w:id="18"/>
       <w:r>
         <w:rPr>
           <w:rFonts w:ascii="Times New Roman" w:cs="Times New Roman" w:eastAsia="Times New Roman" w:hAnsi="Times New Roman"/>
@@ -2086,7 +5546,7 @@
       </w:pPr>
       <w:sdt>
         <w:sdtPr>
-          <w:id w:val="337884521"/>
+          <w:id w:val="568125967"/>
           <w:tag w:val="goog_rdk_2"/>
         </w:sdtPr>
         <w:sdtContent>
@@ -2118,7 +5578,7 @@
       </w:pPr>
       <w:sdt>
         <w:sdtPr>
-          <w:id w:val="1639520196"/>
+          <w:id w:val="1377877113"/>
           <w:tag w:val="goog_rdk_3"/>
         </w:sdtPr>
         <w:sdtContent>
@@ -2206,8 +5666,8 @@
           <w:szCs w:val="28"/>
         </w:rPr>
       </w:pPr>
-      <w:bookmarkStart w:colFirst="0" w:colLast="0" w:name="_heading=h.xc89mny4f26y" w:id="11"/>
-      <w:bookmarkEnd w:id="11"/>
+      <w:bookmarkStart w:colFirst="0" w:colLast="0" w:name="_heading=h.xc89mny4f26y" w:id="19"/>
+      <w:bookmarkEnd w:id="19"/>
       <w:r>
         <w:rPr>
           <w:rtl w:val="0"/>
@@ -2228,36 +5688,64 @@
           <w:szCs w:val="28"/>
         </w:rPr>
       </w:pPr>
-      <w:bookmarkStart w:colFirst="0" w:colLast="0" w:name="_heading=h.x005c7k3ovb" w:id="12"/>
-      <w:bookmarkEnd w:id="12"/>
-      <w:r>
-        <w:rPr>
-          <w:rtl w:val="0"/>
-        </w:rPr>
+      <w:bookmarkStart w:colFirst="0" w:colLast="0" w:name="_heading=h.x005c7k3ovb" w:id="20"/>
+      <w:bookmarkEnd w:id="20"/>
+      <w:r>
+        <w:rPr>
+          <w:rtl w:val="0"/>
+        </w:rPr>
+      </w:r>
+    </w:p>
+    <w:p>
+      <w:pPr>
+        <w:pStyle w:val="Heading2"/>
+        <w:keepNext w:val="0"/>
+        <w:keepLines w:val="0"/>
+        <w:spacing w:after="80" w:line="360" w:lineRule="auto"/>
+        <w:rPr>
+          <w:rFonts w:ascii="Times New Roman" w:cs="Times New Roman" w:eastAsia="Times New Roman" w:hAnsi="Times New Roman"/>
+          <w:b w:val="1"/>
+          <w:bCs w:val="1"/>
+          <w:sz w:val="28"/>
+          <w:szCs w:val="28"/>
+        </w:rPr>
+      </w:pPr>
+      <w:bookmarkStart w:colFirst="0" w:colLast="0" w:name="_heading=h.y22aiwozt850" w:id="21"/>
+      <w:bookmarkEnd w:id="21"/>
+      <w:r>
+        <w:rPr>
+          <w:rFonts w:ascii="Times New Roman" w:cs="Times New Roman" w:eastAsia="Times New Roman" w:hAnsi="Times New Roman"/>
+          <w:b w:val="1"/>
+          <w:bCs w:val="1"/>
+          <w:sz w:val="28"/>
+          <w:szCs w:val="28"/>
+          <w:rtl w:val="0"/>
+        </w:rPr>
+        <w:t xml:space="preserve">Experimental Design:</w:t>
       </w:r>
       <w:r>
         <w:drawing>
           <wp:anchor allowOverlap="1" behindDoc="1" distB="0" distT="0" distL="0" distR="0" hidden="0" layoutInCell="1" locked="0" relativeHeight="0" simplePos="0">
             <wp:simplePos x="0" y="0"/>
             <wp:positionH relativeFrom="column">
-              <wp:posOffset>1162050</wp:posOffset>
+              <wp:posOffset>1724025</wp:posOffset>
             </wp:positionH>
             <wp:positionV relativeFrom="paragraph">
-              <wp:posOffset>38100</wp:posOffset>
+              <wp:posOffset>161925</wp:posOffset>
             </wp:positionV>
-            <wp:extent cx="5005388" cy="7312121"/>
+            <wp:extent cx="4588853" cy="6708577"/>
             <wp:effectExtent b="0" l="0" r="0" t="0"/>
             <wp:wrapNone/>
-            <wp:docPr id="15" name="image1.jpg"/>
+            <wp:docPr id="15" name="image2.jpg"/>
             <a:graphic>
               <a:graphicData uri="http://schemas.openxmlformats.org/drawingml/2006/picture">
                 <pic:pic>
                   <pic:nvPicPr>
-                    <pic:cNvPr id="0" name="image1.jpg"/>
+                    <pic:cNvPr id="0" name="image2.jpg"/>
                     <pic:cNvPicPr preferRelativeResize="0"/>
                   </pic:nvPicPr>
                   <pic:blipFill>
-                    <a:blip r:embed="rId7"/>
+                    <a:blip r:embed="rId11"/>
                     <a:srcRect b="0" l="0" r="0" t="0"/>
                     <a:stretch>
                       <a:fillRect/>
@@ -2266,7 +5754,7 @@
                   <pic:spPr>
                     <a:xfrm>
                       <a:off x="0" y="0"/>
-                      <a:ext cx="5005388" cy="7312121"/>
+                      <a:ext cx="4588853" cy="6708577"/>
                     </a:xfrm>
                     <a:prstGeom prst="rect"/>
                     <a:ln/>
@@ -2280,34 +5768,6 @@
     </w:p>
     <w:p>
       <w:pPr>
-        <w:pStyle w:val="Heading2"/>
-        <w:keepNext w:val="0"/>
-        <w:keepLines w:val="0"/>
-        <w:spacing w:after="80" w:line="360" w:lineRule="auto"/>
-        <w:rPr>
-          <w:rFonts w:ascii="Times New Roman" w:cs="Times New Roman" w:eastAsia="Times New Roman" w:hAnsi="Times New Roman"/>
-          <w:b w:val="1"/>
-          <w:bCs w:val="1"/>
-          <w:sz w:val="28"/>
-          <w:szCs w:val="28"/>
-        </w:rPr>
-      </w:pPr>
-      <w:bookmarkStart w:colFirst="0" w:colLast="0" w:name="_heading=h.y22aiwozt850" w:id="13"/>
-      <w:bookmarkEnd w:id="13"/>
-      <w:r>
-        <w:rPr>
-          <w:rFonts w:ascii="Times New Roman" w:cs="Times New Roman" w:eastAsia="Times New Roman" w:hAnsi="Times New Roman"/>
-          <w:b w:val="1"/>
-          <w:bCs w:val="1"/>
-          <w:sz w:val="28"/>
-          <w:szCs w:val="28"/>
-          <w:rtl w:val="0"/>
-        </w:rPr>
-        <w:t xml:space="preserve">Experimental Design:</w:t>
-      </w:r>
-    </w:p>
-    <w:p>
-      <w:pPr>
         <w:rPr/>
       </w:pPr>
       <w:r>
@@ -2538,8 +5998,8 @@
           <w:szCs w:val="28"/>
         </w:rPr>
       </w:pPr>
-      <w:bookmarkStart w:colFirst="0" w:colLast="0" w:name="_heading=h.22791wpmnbui" w:id="14"/>
-      <w:bookmarkEnd w:id="14"/>
+      <w:bookmarkStart w:colFirst="0" w:colLast="0" w:name="_heading=h.22791wpmnbui" w:id="22"/>
+      <w:bookmarkEnd w:id="22"/>
       <w:r>
         <w:rPr>
           <w:rtl w:val="0"/>
@@ -2561,8 +6021,8 @@
           <w:szCs w:val="28"/>
         </w:rPr>
       </w:pPr>
-      <w:bookmarkStart w:colFirst="0" w:colLast="0" w:name="_heading=h.4zqyqbxcu2dd" w:id="15"/>
-      <w:bookmarkEnd w:id="15"/>
+      <w:bookmarkStart w:colFirst="0" w:colLast="0" w:name="_heading=h.4zqyqbxcu2dd" w:id="23"/>
+      <w:bookmarkEnd w:id="23"/>
       <w:r>
         <w:rPr>
           <w:rtl w:val="0"/>
@@ -2584,8 +6044,8 @@
           <w:szCs w:val="28"/>
         </w:rPr>
       </w:pPr>
-      <w:bookmarkStart w:colFirst="0" w:colLast="0" w:name="_heading=h.ckw5fg5lpnvz" w:id="16"/>
-      <w:bookmarkEnd w:id="16"/>
+      <w:bookmarkStart w:colFirst="0" w:colLast="0" w:name="_heading=h.ckw5fg5lpnvz" w:id="24"/>
+      <w:bookmarkEnd w:id="24"/>
       <w:r>
         <w:rPr>
           <w:rtl w:val="0"/>
@@ -2607,8 +6067,8 @@
           <w:szCs w:val="28"/>
         </w:rPr>
       </w:pPr>
-      <w:bookmarkStart w:colFirst="0" w:colLast="0" w:name="_heading=h.ut1g7ocg7j8m" w:id="17"/>
-      <w:bookmarkEnd w:id="17"/>
+      <w:bookmarkStart w:colFirst="0" w:colLast="0" w:name="_heading=h.ut1g7ocg7j8m" w:id="25"/>
+      <w:bookmarkEnd w:id="25"/>
       <w:r>
         <w:rPr>
           <w:rtl w:val="0"/>
@@ -2629,8 +6089,30 @@
           <w:szCs w:val="28"/>
         </w:rPr>
       </w:pPr>
-      <w:bookmarkStart w:colFirst="0" w:colLast="0" w:name="_heading=h.3fknu2s3kd4t" w:id="18"/>
-      <w:bookmarkEnd w:id="18"/>
+      <w:bookmarkStart w:colFirst="0" w:colLast="0" w:name="_heading=h.auiyx89t4zx3" w:id="26"/>
+      <w:bookmarkEnd w:id="26"/>
+      <w:r>
+        <w:rPr>
+          <w:rtl w:val="0"/>
+        </w:rPr>
+      </w:r>
+    </w:p>
+    <w:p>
+      <w:pPr>
+        <w:pStyle w:val="Heading2"/>
+        <w:keepNext w:val="0"/>
+        <w:keepLines w:val="0"/>
+        <w:spacing w:after="80" w:line="360" w:lineRule="auto"/>
+        <w:rPr>
+          <w:rFonts w:ascii="Times New Roman" w:cs="Times New Roman" w:eastAsia="Times New Roman" w:hAnsi="Times New Roman"/>
+          <w:b w:val="1"/>
+          <w:bCs w:val="1"/>
+          <w:sz w:val="28"/>
+          <w:szCs w:val="28"/>
+        </w:rPr>
+      </w:pPr>
+      <w:bookmarkStart w:colFirst="0" w:colLast="0" w:name="_heading=h.3fknu2s3kd4t" w:id="27"/>
+      <w:bookmarkEnd w:id="27"/>
       <w:r>
         <w:rPr>
           <w:rFonts w:ascii="Times New Roman" w:cs="Times New Roman" w:eastAsia="Times New Roman" w:hAnsi="Times New Roman"/>
@@ -2655,8 +6137,8 @@
           <w:szCs w:val="24"/>
         </w:rPr>
       </w:pPr>
-      <w:bookmarkStart w:colFirst="0" w:colLast="0" w:name="_heading=h.ly7b8n712z4i" w:id="19"/>
-      <w:bookmarkEnd w:id="19"/>
+      <w:bookmarkStart w:colFirst="0" w:colLast="0" w:name="_heading=h.ly7b8n712z4i" w:id="28"/>
+      <w:bookmarkEnd w:id="28"/>
       <w:r>
         <w:rPr>
           <w:rFonts w:ascii="Times New Roman" w:cs="Times New Roman" w:eastAsia="Times New Roman" w:hAnsi="Times New Roman"/>
@@ -2684,8 +6166,8 @@
           <w:szCs w:val="24"/>
         </w:rPr>
       </w:pPr>
-      <w:bookmarkStart w:colFirst="0" w:colLast="0" w:name="_heading=h.ly7b8n712z4i" w:id="19"/>
-      <w:bookmarkEnd w:id="19"/>
+      <w:bookmarkStart w:colFirst="0" w:colLast="0" w:name="_heading=h.ly7b8n712z4i" w:id="28"/>
+      <w:bookmarkEnd w:id="28"/>
       <w:r>
         <w:rPr>
           <w:rFonts w:ascii="Times New Roman" w:cs="Times New Roman" w:eastAsia="Times New Roman" w:hAnsi="Times New Roman"/>
@@ -2713,8 +6195,8 @@
           <w:szCs w:val="24"/>
         </w:rPr>
       </w:pPr>
-      <w:bookmarkStart w:colFirst="0" w:colLast="0" w:name="_heading=h.ly7b8n712z4i" w:id="19"/>
-      <w:bookmarkEnd w:id="19"/>
+      <w:bookmarkStart w:colFirst="0" w:colLast="0" w:name="_heading=h.ly7b8n712z4i" w:id="28"/>
+      <w:bookmarkEnd w:id="28"/>
       <w:r>
         <w:rPr>
           <w:rFonts w:ascii="Times New Roman" w:cs="Times New Roman" w:eastAsia="Times New Roman" w:hAnsi="Times New Roman"/>
@@ -2742,8 +6224,8 @@
           <w:szCs w:val="24"/>
         </w:rPr>
       </w:pPr>
-      <w:bookmarkStart w:colFirst="0" w:colLast="0" w:name="_heading=h.ly7b8n712z4i" w:id="19"/>
-      <w:bookmarkEnd w:id="19"/>
+      <w:bookmarkStart w:colFirst="0" w:colLast="0" w:name="_heading=h.ly7b8n712z4i" w:id="28"/>
+      <w:bookmarkEnd w:id="28"/>
       <w:r>
         <w:rPr>
           <w:rFonts w:ascii="Times New Roman" w:cs="Times New Roman" w:eastAsia="Times New Roman" w:hAnsi="Times New Roman"/>
@@ -2766,8 +6248,8 @@
           <w:szCs w:val="24"/>
         </w:rPr>
       </w:pPr>
-      <w:bookmarkStart w:colFirst="0" w:colLast="0" w:name="_heading=h.ly7b8n712z4i" w:id="19"/>
-      <w:bookmarkEnd w:id="19"/>
+      <w:bookmarkStart w:colFirst="0" w:colLast="0" w:name="_heading=h.ly7b8n712z4i" w:id="28"/>
+      <w:bookmarkEnd w:id="28"/>
       <w:r>
         <w:rPr>
           <w:rFonts w:ascii="Times New Roman" w:cs="Times New Roman" w:eastAsia="Times New Roman" w:hAnsi="Times New Roman"/>
@@ -2797,8 +6279,8 @@
           <w:szCs w:val="28"/>
         </w:rPr>
       </w:pPr>
-      <w:bookmarkStart w:colFirst="0" w:colLast="0" w:name="_heading=h.ycp3w8eumzy2" w:id="20"/>
-      <w:bookmarkEnd w:id="20"/>
+      <w:bookmarkStart w:colFirst="0" w:colLast="0" w:name="_heading=h.ycp3w8eumzy2" w:id="29"/>
+      <w:bookmarkEnd w:id="29"/>
       <w:r>
         <w:rPr>
           <w:rFonts w:ascii="Times New Roman" w:cs="Times New Roman" w:eastAsia="Times New Roman" w:hAnsi="Times New Roman"/>
@@ -2834,8 +6316,8 @@
           <w:szCs w:val="28"/>
         </w:rPr>
       </w:pPr>
-      <w:bookmarkStart w:colFirst="0" w:colLast="0" w:name="_heading=h.d8hhbuaxb4eb" w:id="21"/>
-      <w:bookmarkEnd w:id="21"/>
+      <w:bookmarkStart w:colFirst="0" w:colLast="0" w:name="_heading=h.d8hhbuaxb4eb" w:id="30"/>
+      <w:bookmarkEnd w:id="30"/>
       <w:r>
         <w:rPr>
           <w:rFonts w:ascii="Times New Roman" w:cs="Times New Roman" w:eastAsia="Times New Roman" w:hAnsi="Times New Roman"/>
@@ -2860,16 +6342,16 @@
             <wp:extent cx="2614613" cy="4484610"/>
             <wp:effectExtent b="0" l="0" r="0" t="0"/>
             <wp:wrapNone/>
-            <wp:docPr id="17" name="image8.png"/>
+            <wp:docPr id="17" name="image4.png"/>
             <a:graphic>
               <a:graphicData uri="http://schemas.openxmlformats.org/drawingml/2006/picture">
                 <pic:pic>
                   <pic:nvPicPr>
-                    <pic:cNvPr id="0" name="image8.png"/>
+                    <pic:cNvPr id="0" name="image4.png"/>
                     <pic:cNvPicPr preferRelativeResize="0"/>
                   </pic:nvPicPr>
                   <pic:blipFill>
-                    <a:blip r:embed="rId8"/>
+                    <a:blip r:embed="rId12"/>
                     <a:srcRect b="0" l="0" r="0" t="0"/>
                     <a:stretch>
                       <a:fillRect/>
@@ -2902,16 +6384,16 @@
             <wp:extent cx="2619375" cy="4492779"/>
             <wp:effectExtent b="0" l="0" r="0" t="0"/>
             <wp:wrapNone/>
-            <wp:docPr id="12" name="image6.png"/>
+            <wp:docPr id="12" name="image5.png"/>
             <a:graphic>
               <a:graphicData uri="http://schemas.openxmlformats.org/drawingml/2006/picture">
                 <pic:pic>
                   <pic:nvPicPr>
-                    <pic:cNvPr id="0" name="image6.png"/>
+                    <pic:cNvPr id="0" name="image5.png"/>
                     <pic:cNvPicPr preferRelativeResize="0"/>
                   </pic:nvPicPr>
                   <pic:blipFill>
-                    <a:blip r:embed="rId9"/>
+                    <a:blip r:embed="rId13"/>
                     <a:srcRect b="0" l="0" r="0" t="0"/>
                     <a:stretch>
                       <a:fillRect/>
@@ -3174,16 +6656,16 @@
             <wp:extent cx="2943225" cy="5048250"/>
             <wp:effectExtent b="0" l="0" r="0" t="0"/>
             <wp:wrapNone/>
-            <wp:docPr id="18" name="image4.png"/>
+            <wp:docPr id="18" name="image6.png"/>
             <a:graphic>
               <a:graphicData uri="http://schemas.openxmlformats.org/drawingml/2006/picture">
                 <pic:pic>
                   <pic:nvPicPr>
-                    <pic:cNvPr id="0" name="image4.png"/>
+                    <pic:cNvPr id="0" name="image6.png"/>
                     <pic:cNvPicPr preferRelativeResize="0"/>
                   </pic:nvPicPr>
                   <pic:blipFill>
-                    <a:blip r:embed="rId10"/>
+                    <a:blip r:embed="rId14"/>
                     <a:srcRect b="0" l="0" r="0" t="0"/>
                     <a:stretch>
                       <a:fillRect/>
@@ -3226,16 +6708,16 @@
             <wp:extent cx="2943225" cy="2476500"/>
             <wp:effectExtent b="0" l="0" r="0" t="0"/>
             <wp:wrapNone/>
-            <wp:docPr id="9" name="image5.png"/>
+            <wp:docPr id="9" name="image7.png"/>
             <a:graphic>
               <a:graphicData uri="http://schemas.openxmlformats.org/drawingml/2006/picture">
                 <pic:pic>
                   <pic:nvPicPr>
-                    <pic:cNvPr id="0" name="image5.png"/>
+                    <pic:cNvPr id="0" name="image7.png"/>
                     <pic:cNvPicPr preferRelativeResize="0"/>
                   </pic:nvPicPr>
                   <pic:blipFill>
-                    <a:blip r:embed="rId11"/>
+                    <a:blip r:embed="rId15"/>
                     <a:srcRect b="0" l="0" r="0" t="0"/>
                     <a:stretch>
                       <a:fillRect/>
@@ -3418,16 +6900,16 @@
             <wp:extent cx="3133437" cy="1895401"/>
             <wp:effectExtent b="0" l="0" r="0" t="0"/>
             <wp:wrapNone/>
-            <wp:docPr id="16" name="image7.png"/>
+            <wp:docPr id="16" name="image10.png"/>
             <a:graphic>
               <a:graphicData uri="http://schemas.openxmlformats.org/drawingml/2006/picture">
                 <pic:pic>
                   <pic:nvPicPr>
-                    <pic:cNvPr id="0" name="image7.png"/>
+                    <pic:cNvPr id="0" name="image10.png"/>
                     <pic:cNvPicPr preferRelativeResize="0"/>
                   </pic:nvPicPr>
                   <pic:blipFill>
-                    <a:blip r:embed="rId12"/>
+                    <a:blip r:embed="rId16"/>
                     <a:srcRect b="0" l="0" r="0" t="0"/>
                     <a:stretch>
                       <a:fillRect/>
@@ -3580,16 +7062,16 @@
             <wp:extent cx="5943600" cy="2247900"/>
             <wp:effectExtent b="0" l="0" r="0" t="0"/>
             <wp:wrapNone/>
-            <wp:docPr id="11" name="image10.png"/>
+            <wp:docPr id="11" name="image12.png"/>
             <a:graphic>
               <a:graphicData uri="http://schemas.openxmlformats.org/drawingml/2006/picture">
                 <pic:pic>
                   <pic:nvPicPr>
-                    <pic:cNvPr id="0" name="image10.png"/>
+                    <pic:cNvPr id="0" name="image12.png"/>
                     <pic:cNvPicPr preferRelativeResize="0"/>
                   </pic:nvPicPr>
                   <pic:blipFill>
-                    <a:blip r:embed="rId13"/>
+                    <a:blip r:embed="rId17"/>
                     <a:srcRect b="0" l="0" r="0" t="0"/>
                     <a:stretch>
                       <a:fillRect/>
@@ -3715,8 +7197,8 @@
           <w:szCs w:val="28"/>
         </w:rPr>
       </w:pPr>
-      <w:bookmarkStart w:colFirst="0" w:colLast="0" w:name="_heading=h.nxcub191eeqi" w:id="22"/>
-      <w:bookmarkEnd w:id="22"/>
+      <w:bookmarkStart w:colFirst="0" w:colLast="0" w:name="_heading=h.nxcub191eeqi" w:id="31"/>
+      <w:bookmarkEnd w:id="31"/>
       <w:r>
         <w:rPr>
           <w:rtl w:val="0"/>
@@ -3744,7 +7226,7 @@
                     <pic:cNvPicPr preferRelativeResize="0"/>
                   </pic:nvPicPr>
                   <pic:blipFill>
-                    <a:blip r:embed="rId14"/>
+                    <a:blip r:embed="rId18"/>
                     <a:srcRect b="0" l="0" r="0" t="0"/>
                     <a:stretch>
                       <a:fillRect/>
@@ -3780,8 +7262,8 @@
           <w:szCs w:val="28"/>
         </w:rPr>
       </w:pPr>
-      <w:bookmarkStart w:colFirst="0" w:colLast="0" w:name="_heading=h.xy5ze4hlz8pm" w:id="23"/>
-      <w:bookmarkEnd w:id="23"/>
+      <w:bookmarkStart w:colFirst="0" w:colLast="0" w:name="_heading=h.xy5ze4hlz8pm" w:id="32"/>
+      <w:bookmarkEnd w:id="32"/>
       <w:r>
         <w:rPr>
           <w:rtl w:val="0"/>
@@ -3803,8 +7285,8 @@
           <w:szCs w:val="28"/>
         </w:rPr>
       </w:pPr>
-      <w:bookmarkStart w:colFirst="0" w:colLast="0" w:name="_heading=h.v10soqz0loqq" w:id="24"/>
-      <w:bookmarkEnd w:id="24"/>
+      <w:bookmarkStart w:colFirst="0" w:colLast="0" w:name="_heading=h.v10soqz0loqq" w:id="33"/>
+      <w:bookmarkEnd w:id="33"/>
       <w:r>
         <w:rPr>
           <w:rtl w:val="0"/>
@@ -3826,8 +7308,8 @@
           <w:szCs w:val="28"/>
         </w:rPr>
       </w:pPr>
-      <w:bookmarkStart w:colFirst="0" w:colLast="0" w:name="_heading=h.luun7gfbu8y2" w:id="25"/>
-      <w:bookmarkEnd w:id="25"/>
+      <w:bookmarkStart w:colFirst="0" w:colLast="0" w:name="_heading=h.luun7gfbu8y2" w:id="34"/>
+      <w:bookmarkEnd w:id="34"/>
       <w:r>
         <w:rPr>
           <w:rtl w:val="0"/>
@@ -3849,8 +7331,8 @@
           <w:szCs w:val="28"/>
         </w:rPr>
       </w:pPr>
-      <w:bookmarkStart w:colFirst="0" w:colLast="0" w:name="_heading=h.uesoyu4cx83g" w:id="26"/>
-      <w:bookmarkEnd w:id="26"/>
+      <w:bookmarkStart w:colFirst="0" w:colLast="0" w:name="_heading=h.uesoyu4cx83g" w:id="35"/>
+      <w:bookmarkEnd w:id="35"/>
       <w:r>
         <w:rPr>
           <w:rtl w:val="0"/>
@@ -3869,16 +7351,16 @@
             <wp:extent cx="5943600" cy="2603500"/>
             <wp:effectExtent b="0" l="0" r="0" t="0"/>
             <wp:wrapNone/>
-            <wp:docPr id="4" name="image11.png"/>
+            <wp:docPr id="4" name="image13.png"/>
             <a:graphic>
               <a:graphicData uri="http://schemas.openxmlformats.org/drawingml/2006/picture">
                 <pic:pic>
                   <pic:nvPicPr>
-                    <pic:cNvPr id="0" name="image11.png"/>
+                    <pic:cNvPr id="0" name="image13.png"/>
                     <pic:cNvPicPr preferRelativeResize="0"/>
                   </pic:nvPicPr>
                   <pic:blipFill>
-                    <a:blip r:embed="rId15"/>
+                    <a:blip r:embed="rId19"/>
                     <a:srcRect b="0" l="0" r="0" t="0"/>
                     <a:stretch>
                       <a:fillRect/>
@@ -3914,8 +7396,8 @@
           <w:szCs w:val="28"/>
         </w:rPr>
       </w:pPr>
-      <w:bookmarkStart w:colFirst="0" w:colLast="0" w:name="_heading=h.ywmv90mh0uda" w:id="27"/>
-      <w:bookmarkEnd w:id="27"/>
+      <w:bookmarkStart w:colFirst="0" w:colLast="0" w:name="_heading=h.ywmv90mh0uda" w:id="36"/>
+      <w:bookmarkEnd w:id="36"/>
       <w:r>
         <w:rPr>
           <w:rtl w:val="0"/>
@@ -3937,8 +7419,8 @@
           <w:szCs w:val="28"/>
         </w:rPr>
       </w:pPr>
-      <w:bookmarkStart w:colFirst="0" w:colLast="0" w:name="_heading=h.dle780qaxh28" w:id="28"/>
-      <w:bookmarkEnd w:id="28"/>
+      <w:bookmarkStart w:colFirst="0" w:colLast="0" w:name="_heading=h.dle780qaxh28" w:id="37"/>
+      <w:bookmarkEnd w:id="37"/>
       <w:r>
         <w:rPr>
           <w:rtl w:val="0"/>
@@ -4056,7 +7538,7 @@
                     <pic:cNvPicPr preferRelativeResize="0"/>
                   </pic:nvPicPr>
                   <pic:blipFill>
-                    <a:blip r:embed="rId16"/>
+                    <a:blip r:embed="rId20"/>
                     <a:srcRect b="0" l="0" r="0" t="0"/>
                     <a:stretch>
                       <a:fillRect/>
@@ -4219,16 +7701,16 @@
             <wp:extent cx="5943600" cy="1803400"/>
             <wp:effectExtent b="0" l="0" r="0" t="0"/>
             <wp:wrapNone/>
-            <wp:docPr id="13" name="image13.png"/>
+            <wp:docPr id="13" name="image9.png"/>
             <a:graphic>
               <a:graphicData uri="http://schemas.openxmlformats.org/drawingml/2006/picture">
                 <pic:pic>
                   <pic:nvPicPr>
-                    <pic:cNvPr id="0" name="image13.png"/>
+                    <pic:cNvPr id="0" name="image9.png"/>
                     <pic:cNvPicPr preferRelativeResize="0"/>
                   </pic:nvPicPr>
                   <pic:blipFill>
-                    <a:blip r:embed="rId17"/>
+                    <a:blip r:embed="rId21"/>
                     <a:srcRect b="0" l="0" r="0" t="0"/>
                     <a:stretch>
                       <a:fillRect/>
@@ -4284,8 +7766,8 @@
           <w:szCs w:val="28"/>
         </w:rPr>
       </w:pPr>
-      <w:bookmarkStart w:colFirst="0" w:colLast="0" w:name="_heading=h.bqp6ktfej3ue" w:id="29"/>
-      <w:bookmarkEnd w:id="29"/>
+      <w:bookmarkStart w:colFirst="0" w:colLast="0" w:name="_heading=h.bqp6ktfej3ue" w:id="38"/>
+      <w:bookmarkEnd w:id="38"/>
       <w:r>
         <w:rPr>
           <w:rtl w:val="0"/>
@@ -4307,8 +7789,8 @@
           <w:szCs w:val="28"/>
         </w:rPr>
       </w:pPr>
-      <w:bookmarkStart w:colFirst="0" w:colLast="0" w:name="_heading=h.pyexn7rk6m06" w:id="30"/>
-      <w:bookmarkEnd w:id="30"/>
+      <w:bookmarkStart w:colFirst="0" w:colLast="0" w:name="_heading=h.pyexn7rk6m06" w:id="39"/>
+      <w:bookmarkEnd w:id="39"/>
       <w:r>
         <w:rPr>
           <w:rtl w:val="0"/>
@@ -4330,8 +7812,8 @@
           <w:szCs w:val="28"/>
         </w:rPr>
       </w:pPr>
-      <w:bookmarkStart w:colFirst="0" w:colLast="0" w:name="_heading=h.v6s16d2o24fp" w:id="31"/>
-      <w:bookmarkEnd w:id="31"/>
+      <w:bookmarkStart w:colFirst="0" w:colLast="0" w:name="_heading=h.v6s16d2o24fp" w:id="40"/>
+      <w:bookmarkEnd w:id="40"/>
       <w:r>
         <w:rPr>
           <w:rtl w:val="0"/>
@@ -4353,8 +7835,8 @@
           <w:szCs w:val="28"/>
         </w:rPr>
       </w:pPr>
-      <w:bookmarkStart w:colFirst="0" w:colLast="0" w:name="_heading=h.vdyjxi9uqmdy" w:id="32"/>
-      <w:bookmarkEnd w:id="32"/>
+      <w:bookmarkStart w:colFirst="0" w:colLast="0" w:name="_heading=h.vdyjxi9uqmdy" w:id="41"/>
+      <w:bookmarkEnd w:id="41"/>
       <w:r>
         <w:rPr>
           <w:rtl w:val="0"/>
@@ -4373,16 +7855,16 @@
             <wp:extent cx="5943600" cy="1803400"/>
             <wp:effectExtent b="0" l="0" r="0" t="0"/>
             <wp:wrapNone/>
-            <wp:docPr id="14" name="image9.png"/>
+            <wp:docPr id="14" name="image8.png"/>
             <a:graphic>
               <a:graphicData uri="http://schemas.openxmlformats.org/drawingml/2006/picture">
                 <pic:pic>
                   <pic:nvPicPr>
-                    <pic:cNvPr id="0" name="image9.png"/>
+                    <pic:cNvPr id="0" name="image8.png"/>
                     <pic:cNvPicPr preferRelativeResize="0"/>
                   </pic:nvPicPr>
                   <pic:blipFill>
-                    <a:blip r:embed="rId18"/>
+                    <a:blip r:embed="rId22"/>
                     <a:srcRect b="0" l="0" r="0" t="0"/>
                     <a:stretch>
                       <a:fillRect/>
@@ -4468,8 +7950,8 @@
           <w:szCs w:val="28"/>
         </w:rPr>
       </w:pPr>
-      <w:bookmarkStart w:colFirst="0" w:colLast="0" w:name="_heading=h.ec4sh39faxo9" w:id="33"/>
-      <w:bookmarkEnd w:id="33"/>
+      <w:bookmarkStart w:colFirst="0" w:colLast="0" w:name="_heading=h.ec4sh39faxo9" w:id="42"/>
+      <w:bookmarkEnd w:id="42"/>
       <w:r>
         <w:rPr>
           <w:rtl w:val="0"/>
@@ -4491,8 +7973,8 @@
           <w:szCs w:val="28"/>
         </w:rPr>
       </w:pPr>
-      <w:bookmarkStart w:colFirst="0" w:colLast="0" w:name="_heading=h.9tzi47haupz4" w:id="34"/>
-      <w:bookmarkEnd w:id="34"/>
+      <w:bookmarkStart w:colFirst="0" w:colLast="0" w:name="_heading=h.9tzi47haupz4" w:id="43"/>
+      <w:bookmarkEnd w:id="43"/>
       <w:r>
         <w:rPr>
           <w:rtl w:val="0"/>
@@ -4511,16 +7993,16 @@
             <wp:extent cx="5943600" cy="1955800"/>
             <wp:effectExtent b="0" l="0" r="0" t="0"/>
             <wp:wrapNone/>
-            <wp:docPr id="8" name="image12.png"/>
+            <wp:docPr id="8" name="image11.png"/>
             <a:graphic>
               <a:graphicData uri="http://schemas.openxmlformats.org/drawingml/2006/picture">
                 <pic:pic>
                   <pic:nvPicPr>
-                    <pic:cNvPr id="0" name="image12.png"/>
+                    <pic:cNvPr id="0" name="image11.png"/>
                     <pic:cNvPicPr preferRelativeResize="0"/>
                   </pic:nvPicPr>
                   <pic:blipFill>
-                    <a:blip r:embed="rId19"/>
+                    <a:blip r:embed="rId23"/>
                     <a:srcRect b="0" l="0" r="0" t="0"/>
                     <a:stretch>
                       <a:fillRect/>
@@ -4556,8 +8038,8 @@
           <w:szCs w:val="28"/>
         </w:rPr>
       </w:pPr>
-      <w:bookmarkStart w:colFirst="0" w:colLast="0" w:name="_heading=h.k2mj81xcblin" w:id="35"/>
-      <w:bookmarkEnd w:id="35"/>
+      <w:bookmarkStart w:colFirst="0" w:colLast="0" w:name="_heading=h.k2mj81xcblin" w:id="44"/>
+      <w:bookmarkEnd w:id="44"/>
       <w:r>
         <w:rPr>
           <w:rtl w:val="0"/>
@@ -4579,8 +8061,8 @@
           <w:szCs w:val="28"/>
         </w:rPr>
       </w:pPr>
-      <w:bookmarkStart w:colFirst="0" w:colLast="0" w:name="_heading=h.qe2h085h1r5a" w:id="36"/>
-      <w:bookmarkEnd w:id="36"/>
+      <w:bookmarkStart w:colFirst="0" w:colLast="0" w:name="_heading=h.qe2h085h1r5a" w:id="45"/>
+      <w:bookmarkEnd w:id="45"/>
       <w:r>
         <w:rPr>
           <w:rtl w:val="0"/>
@@ -4602,8 +8084,8 @@
           <w:szCs w:val="28"/>
         </w:rPr>
       </w:pPr>
-      <w:bookmarkStart w:colFirst="0" w:colLast="0" w:name="_heading=h.dehdc460rz70" w:id="37"/>
-      <w:bookmarkEnd w:id="37"/>
+      <w:bookmarkStart w:colFirst="0" w:colLast="0" w:name="_heading=h.dehdc460rz70" w:id="46"/>
+      <w:bookmarkEnd w:id="46"/>
       <w:r>
         <w:rPr>
           <w:rtl w:val="0"/>
@@ -4625,8 +8107,8 @@
           <w:szCs w:val="28"/>
         </w:rPr>
       </w:pPr>
-      <w:bookmarkStart w:colFirst="0" w:colLast="0" w:name="_heading=h.jjfp2q1slhr0" w:id="38"/>
-      <w:bookmarkEnd w:id="38"/>
+      <w:bookmarkStart w:colFirst="0" w:colLast="0" w:name="_heading=h.jjfp2q1slhr0" w:id="47"/>
+      <w:bookmarkEnd w:id="47"/>
       <w:r>
         <w:rPr>
           <w:rtl w:val="0"/>
@@ -4648,8 +8130,8 @@
           <w:szCs w:val="28"/>
         </w:rPr>
       </w:pPr>
-      <w:bookmarkStart w:colFirst="0" w:colLast="0" w:name="_heading=h.le6rzq7wwwvf" w:id="39"/>
-      <w:bookmarkEnd w:id="39"/>
+      <w:bookmarkStart w:colFirst="0" w:colLast="0" w:name="_heading=h.le6rzq7wwwvf" w:id="48"/>
+      <w:bookmarkEnd w:id="48"/>
       <w:r>
         <w:rPr>
           <w:rFonts w:ascii="Times New Roman" w:cs="Times New Roman" w:eastAsia="Times New Roman" w:hAnsi="Times New Roman"/>
@@ -4772,8 +8254,8 @@
           <w:szCs w:val="28"/>
         </w:rPr>
       </w:pPr>
-      <w:bookmarkStart w:colFirst="0" w:colLast="0" w:name="_heading=h.bjy4qz9ftnpv" w:id="40"/>
-      <w:bookmarkEnd w:id="40"/>
+      <w:bookmarkStart w:colFirst="0" w:colLast="0" w:name="_heading=h.bjy4qz9ftnpv" w:id="49"/>
+      <w:bookmarkEnd w:id="49"/>
       <w:r>
         <w:rPr>
           <w:rFonts w:ascii="Times New Roman" w:cs="Times New Roman" w:eastAsia="Times New Roman" w:hAnsi="Times New Roman"/>
@@ -5005,8 +8487,8 @@
           <w:szCs w:val="28"/>
         </w:rPr>
       </w:pPr>
-      <w:bookmarkStart w:colFirst="0" w:colLast="0" w:name="_heading=h.vcmhjkcn47rw" w:id="41"/>
-      <w:bookmarkEnd w:id="41"/>
+      <w:bookmarkStart w:colFirst="0" w:colLast="0" w:name="_heading=h.vcmhjkcn47rw" w:id="50"/>
+      <w:bookmarkEnd w:id="50"/>
       <w:r>
         <w:rPr>
           <w:rFonts w:ascii="Times New Roman" w:cs="Times New Roman" w:eastAsia="Times New Roman" w:hAnsi="Times New Roman"/>
@@ -5074,8 +8556,8 @@
           <w:szCs w:val="28"/>
         </w:rPr>
       </w:pPr>
-      <w:bookmarkStart w:colFirst="0" w:colLast="0" w:name="_heading=h.p4p56bp1go1y" w:id="42"/>
-      <w:bookmarkEnd w:id="42"/>
+      <w:bookmarkStart w:colFirst="0" w:colLast="0" w:name="_heading=h.p4p56bp1go1y" w:id="51"/>
+      <w:bookmarkEnd w:id="51"/>
       <w:r>
         <w:rPr>
           <w:rFonts w:ascii="Times New Roman" w:cs="Times New Roman" w:eastAsia="Times New Roman" w:hAnsi="Times New Roman"/>
@@ -5143,8 +8625,8 @@
           <w:szCs w:val="28"/>
         </w:rPr>
       </w:pPr>
-      <w:bookmarkStart w:colFirst="0" w:colLast="0" w:name="_heading=h.hveu0nxfog7q" w:id="43"/>
-      <w:bookmarkEnd w:id="43"/>
+      <w:bookmarkStart w:colFirst="0" w:colLast="0" w:name="_heading=h.hveu0nxfog7q" w:id="52"/>
+      <w:bookmarkEnd w:id="52"/>
       <w:r>
         <w:rPr>
           <w:rFonts w:ascii="Times New Roman" w:cs="Times New Roman" w:eastAsia="Times New Roman" w:hAnsi="Times New Roman"/>
@@ -5275,16 +8757,16 @@
             <wp:extent cx="1709738" cy="1722402"/>
             <wp:effectExtent b="0" l="0" r="0" t="0"/>
             <wp:wrapNone/>
-            <wp:docPr id="5" name="image2.jpg"/>
+            <wp:docPr id="5" name="image3.jpg"/>
             <a:graphic>
               <a:graphicData uri="http://schemas.openxmlformats.org/drawingml/2006/picture">
                 <pic:pic>
                   <pic:nvPicPr>
-                    <pic:cNvPr id="0" name="image2.jpg"/>
+                    <pic:cNvPr id="0" name="image3.jpg"/>
                     <pic:cNvPicPr preferRelativeResize="0"/>
                   </pic:nvPicPr>
                   <pic:blipFill>
-                    <a:blip r:embed="rId20"/>
+                    <a:blip r:embed="rId24"/>
                     <a:srcRect b="0" l="0" r="0" t="0"/>
                     <a:stretch>
                       <a:fillRect/>
@@ -5959,11 +9441,9 @@
       </w:r>
     </w:p>
     <w:sectPr>
-      <w:headerReference r:id="rId21" w:type="default"/>
-      <w:footerReference r:id="rId22" w:type="default"/>
+      <w:type w:val="nextPage"/>
       <w:pgSz w:h="15840" w:w="12240" w:orient="portrait"/>
       <w:pgMar w:bottom="1440" w:top="630" w:left="1440" w:right="1440" w:header="810" w:footer="0"/>
-      <w:pgNumType w:start="1"/>
     </w:sectPr>
   </w:body>
 </w:document>
@@ -5971,6 +9451,92 @@
 
 <file path=word/footer1.xml><?xml version="1.0" encoding="utf-8"?>
 <w:ftr xmlns:mc="http://schemas.openxmlformats.org/markup-compatibility/2006" xmlns:o="urn:schemas-microsoft-com:office:office" xmlns:r="http://schemas.openxmlformats.org/officeDocument/2006/relationships" xmlns:m="http://schemas.openxmlformats.org/officeDocument/2006/math" xmlns:v="urn:schemas-microsoft-com:vml" xmlns:wp="http://schemas.openxmlformats.org/drawingml/2006/wordprocessingDrawing" xmlns:w10="urn:schemas-microsoft-com:office:word" xmlns:w="http://schemas.openxmlformats.org/wordprocessingml/2006/main" xmlns:wne="http://schemas.microsoft.com/office/word/2006/wordml" xmlns:sl="http://schemas.openxmlformats.org/schemaLibrary/2006/main" xmlns:a="http://schemas.openxmlformats.org/drawingml/2006/main" xmlns:pic="http://schemas.openxmlformats.org/drawingml/2006/picture" xmlns:c="http://schemas.openxmlformats.org/drawingml/2006/chart" xmlns:lc="http://schemas.openxmlformats.org/drawingml/2006/lockedCanvas" xmlns:dgm="http://schemas.openxmlformats.org/drawingml/2006/diagram" xmlns:wps="http://schemas.microsoft.com/office/word/2010/wordprocessingShape" xmlns:wpg="http://schemas.microsoft.com/office/word/2010/wordprocessingGroup" xmlns:w14="http://schemas.microsoft.com/office/word/2010/wordml" xmlns:w15="http://schemas.microsoft.com/office/word/2012/wordml" xmlns:w16="http://schemas.microsoft.com/office/word/2018/wordml" xmlns:w16cex="http://schemas.microsoft.com/office/word/2018/wordml/cex" xmlns:w16cid="http://schemas.microsoft.com/office/word/2016/wordml/cid" xmlns="http://schemas.microsoft.com/office/tasks/2019/documenttasks" xmlns:cr="http://schemas.microsoft.com/office/comments/2020/reactions">
+  <w:p>
+    <w:pPr>
+      <w:rPr/>
+    </w:pPr>
+    <w:r>
+      <w:rPr>
+        <w:rtl w:val="0"/>
+      </w:rPr>
+    </w:r>
+  </w:p>
+</w:ftr>
+</file>
+
+<file path=word/footer2.xml><?xml version="1.0" encoding="utf-8"?>
+<w:ftr xmlns:mc="http://schemas.openxmlformats.org/markup-compatibility/2006" xmlns:o="urn:schemas-microsoft-com:office:office" xmlns:r="http://schemas.openxmlformats.org/officeDocument/2006/relationships" xmlns:m="http://schemas.openxmlformats.org/officeDocument/2006/math" xmlns:v="urn:schemas-microsoft-com:vml" xmlns:wp="http://schemas.openxmlformats.org/drawingml/2006/wordprocessingDrawing" xmlns:w10="urn:schemas-microsoft-com:office:word" xmlns:w="http://schemas.openxmlformats.org/wordprocessingml/2006/main" xmlns:wne="http://schemas.microsoft.com/office/word/2006/wordml" xmlns:sl="http://schemas.openxmlformats.org/schemaLibrary/2006/main" xmlns:a="http://schemas.openxmlformats.org/drawingml/2006/main" xmlns:pic="http://schemas.openxmlformats.org/drawingml/2006/picture" xmlns:c="http://schemas.openxmlformats.org/drawingml/2006/chart" xmlns:lc="http://schemas.openxmlformats.org/drawingml/2006/lockedCanvas" xmlns:dgm="http://schemas.openxmlformats.org/drawingml/2006/diagram" xmlns:wps="http://schemas.microsoft.com/office/word/2010/wordprocessingShape" xmlns:wpg="http://schemas.microsoft.com/office/word/2010/wordprocessingGroup" xmlns:w14="http://schemas.microsoft.com/office/word/2010/wordml" xmlns:w15="http://schemas.microsoft.com/office/word/2012/wordml" xmlns:w16="http://schemas.microsoft.com/office/word/2018/wordml" xmlns:w16cex="http://schemas.microsoft.com/office/word/2018/wordml/cex" xmlns:w16cid="http://schemas.microsoft.com/office/word/2016/wordml/cid" xmlns="http://schemas.microsoft.com/office/tasks/2019/documenttasks" xmlns:cr="http://schemas.microsoft.com/office/comments/2020/reactions">
+  <w:p>
+    <w:pPr>
+      <w:spacing w:line="360" w:lineRule="auto"/>
+      <w:ind w:left="720" w:firstLine="720"/>
+      <w:rPr>
+        <w:rFonts w:ascii="Times New Roman" w:cs="Times New Roman" w:eastAsia="Times New Roman" w:hAnsi="Times New Roman"/>
+        <w:b w:val="1"/>
+        <w:bCs w:val="1"/>
+        <w:sz w:val="24"/>
+        <w:szCs w:val="24"/>
+      </w:rPr>
+    </w:pPr>
+    <w:r>
+      <w:rPr>
+        <w:rFonts w:ascii="Times New Roman" w:cs="Times New Roman" w:eastAsia="Times New Roman" w:hAnsi="Times New Roman"/>
+        <w:b w:val="1"/>
+        <w:bCs w:val="1"/>
+        <w:sz w:val="24"/>
+        <w:szCs w:val="24"/>
+        <w:rtl w:val="0"/>
+      </w:rPr>
+      <w:t xml:space="preserve">Neelam VidyaVihar, Sijoul, Mailam, Madhubani, Bihar–847235</w:t>
+    </w:r>
+  </w:p>
+  <w:p>
+    <w:pPr>
+      <w:spacing w:line="360" w:lineRule="auto"/>
+      <w:ind w:left="1440" w:firstLine="720"/>
+      <w:rPr>
+        <w:rFonts w:ascii="Times New Roman" w:cs="Times New Roman" w:eastAsia="Times New Roman" w:hAnsi="Times New Roman"/>
+        <w:b w:val="1"/>
+        <w:bCs w:val="1"/>
+        <w:sz w:val="24"/>
+        <w:szCs w:val="24"/>
+      </w:rPr>
+    </w:pPr>
+    <w:r>
+      <w:rPr>
+        <w:rFonts w:ascii="Times New Roman" w:cs="Times New Roman" w:eastAsia="Times New Roman" w:hAnsi="Times New Roman"/>
+        <w:b w:val="1"/>
+        <w:bCs w:val="1"/>
+        <w:sz w:val="24"/>
+        <w:szCs w:val="24"/>
+        <w:rtl w:val="0"/>
+      </w:rPr>
+      <w:t xml:space="preserve">Website:http://www.sijoul.sandipuniversity.edu.in </w:t>
+    </w:r>
+  </w:p>
+  <w:p>
+    <w:pPr>
+      <w:spacing w:line="360" w:lineRule="auto"/>
+      <w:ind w:left="2160" w:firstLine="0"/>
+      <w:rPr/>
+    </w:pPr>
+    <w:r>
+      <w:rPr>
+        <w:rFonts w:ascii="Times New Roman" w:cs="Times New Roman" w:eastAsia="Times New Roman" w:hAnsi="Times New Roman"/>
+        <w:b w:val="1"/>
+        <w:bCs w:val="1"/>
+        <w:sz w:val="24"/>
+        <w:szCs w:val="24"/>
+        <w:rtl w:val="0"/>
+      </w:rPr>
+      <w:t xml:space="preserve">    Email: info.sijoul@sandipuniversity.edu.in </w:t>
+    </w:r>
+    <w:r>
+      <w:rPr>
+        <w:rtl w:val="0"/>
+      </w:rPr>
+    </w:r>
+  </w:p>
   <w:p>
     <w:pPr>
       <w:rPr/>
@@ -6022,12 +9588,12 @@
           <wp:extent cx="1519238" cy="1519238"/>
           <wp:effectExtent b="0" l="0" r="0" t="0"/>
           <wp:wrapNone/>
-          <wp:docPr id="6" name="image3.jpg"/>
+          <wp:docPr id="6" name="image1.jpg"/>
           <a:graphic>
             <a:graphicData uri="http://schemas.openxmlformats.org/drawingml/2006/picture">
               <pic:pic>
                 <pic:nvPicPr>
-                  <pic:cNvPr id="0" name="image3.jpg"/>
+                  <pic:cNvPr id="0" name="image1.jpg"/>
                   <pic:cNvPicPr preferRelativeResize="0"/>
                 </pic:nvPicPr>
                 <pic:blipFill>
@@ -6150,6 +9716,21 @@
 </w:hdr>
 </file>
 
+<file path=word/header2.xml><?xml version="1.0" encoding="utf-8"?>
+<w:hdr xmlns:mc="http://schemas.openxmlformats.org/markup-compatibility/2006" xmlns:o="urn:schemas-microsoft-com:office:office" xmlns:r="http://schemas.openxmlformats.org/officeDocument/2006/relationships" xmlns:m="http://schemas.openxmlformats.org/officeDocument/2006/math" xmlns:v="urn:schemas-microsoft-com:vml" xmlns:wp="http://schemas.openxmlformats.org/drawingml/2006/wordprocessingDrawing" xmlns:w10="urn:schemas-microsoft-com:office:word" xmlns:w="http://schemas.openxmlformats.org/wordprocessingml/2006/main" xmlns:wne="http://schemas.microsoft.com/office/word/2006/wordml" xmlns:sl="http://schemas.openxmlformats.org/schemaLibrary/2006/main" xmlns:a="http://schemas.openxmlformats.org/drawingml/2006/main" xmlns:pic="http://schemas.openxmlformats.org/drawingml/2006/picture" xmlns:c="http://schemas.openxmlformats.org/drawingml/2006/chart" xmlns:lc="http://schemas.openxmlformats.org/drawingml/2006/lockedCanvas" xmlns:dgm="http://schemas.openxmlformats.org/drawingml/2006/diagram" xmlns:wps="http://schemas.microsoft.com/office/word/2010/wordprocessingShape" xmlns:wpg="http://schemas.microsoft.com/office/word/2010/wordprocessingGroup" xmlns:w14="http://schemas.microsoft.com/office/word/2010/wordml" xmlns:w15="http://schemas.microsoft.com/office/word/2012/wordml" xmlns:w16="http://schemas.microsoft.com/office/word/2018/wordml" xmlns:w16cex="http://schemas.microsoft.com/office/word/2018/wordml/cex" xmlns:w16cid="http://schemas.microsoft.com/office/word/2016/wordml/cid" xmlns="http://schemas.microsoft.com/office/tasks/2019/documenttasks" xmlns:cr="http://schemas.microsoft.com/office/comments/2020/reactions">
+  <w:p>
+    <w:pPr>
+      <w:rPr/>
+    </w:pPr>
+    <w:r>
+      <w:rPr>
+        <w:rtl w:val="0"/>
+      </w:rPr>
+    </w:r>
+  </w:p>
+</w:hdr>
+</file>
+
 <file path=word/numbering.xml><?xml version="1.0" encoding="utf-8"?>
 <w:numbering xmlns:mc="http://schemas.openxmlformats.org/markup-compatibility/2006" xmlns:o="urn:schemas-microsoft-com:office:office" xmlns:r="http://schemas.openxmlformats.org/officeDocument/2006/relationships" xmlns:m="http://schemas.openxmlformats.org/officeDocument/2006/math" xmlns:v="urn:schemas-microsoft-com:vml" xmlns:wp="http://schemas.openxmlformats.org/drawingml/2006/wordprocessingDrawing" xmlns:w10="urn:schemas-microsoft-com:office:word" xmlns:w="http://schemas.openxmlformats.org/wordprocessingml/2006/main" xmlns:wne="http://schemas.microsoft.com/office/word/2006/wordml" xmlns:sl="http://schemas.openxmlformats.org/schemaLibrary/2006/main" xmlns:a="http://schemas.openxmlformats.org/drawingml/2006/main" xmlns:pic="http://schemas.openxmlformats.org/drawingml/2006/picture" xmlns:c="http://schemas.openxmlformats.org/drawingml/2006/chart" xmlns:lc="http://schemas.openxmlformats.org/drawingml/2006/lockedCanvas" xmlns:dgm="http://schemas.openxmlformats.org/drawingml/2006/diagram" xmlns:wps="http://schemas.microsoft.com/office/word/2010/wordprocessingShape" xmlns:wpg="http://schemas.microsoft.com/office/word/2010/wordprocessingGroup" xmlns:w14="http://schemas.microsoft.com/office/word/2010/wordml" xmlns:w15="http://schemas.microsoft.com/office/word/2012/wordml" xmlns:w16="http://schemas.microsoft.com/office/word/2018/wordml" xmlns:w16cex="http://schemas.microsoft.com/office/word/2018/wordml/cex" xmlns:w16cid="http://schemas.microsoft.com/office/word/2016/wordml/cid" xmlns="http://schemas.microsoft.com/office/tasks/2019/documenttasks" xmlns:cr="http://schemas.microsoft.com/office/comments/2020/reactions">
   <w:abstractNum w:abstractNumId="1">
@@ -8014,6 +11595,118 @@
       <w:numFmt w:val="bullet"/>
       <w:lvlText w:val="■"/>
       <w:lvlJc w:val="left"/>
+      <w:pPr>
+        <w:ind w:left="6480" w:hanging="360"/>
+      </w:pPr>
+      <w:rPr>
+        <w:u w:val="none"/>
+      </w:rPr>
+    </w:lvl>
+  </w:abstractNum>
+  <w:abstractNum w:abstractNumId="18">
+    <w:lvl w:ilvl="0">
+      <w:start w:val="1"/>
+      <w:numFmt w:val="upperRoman"/>
+      <w:lvlText w:val="%1."/>
+      <w:lvlJc w:val="right"/>
+      <w:pPr>
+        <w:ind w:left="720" w:hanging="360"/>
+      </w:pPr>
+      <w:rPr>
+        <w:sz w:val="28"/>
+        <w:szCs w:val="28"/>
+        <w:u w:val="none"/>
+      </w:rPr>
+    </w:lvl>
+    <w:lvl w:ilvl="1">
+      <w:start w:val="1"/>
+      <w:numFmt w:val="upperLetter"/>
+      <w:lvlText w:val="%2."/>
+      <w:lvlJc w:val="left"/>
+      <w:pPr>
+        <w:ind w:left="1440" w:hanging="360"/>
+      </w:pPr>
+      <w:rPr>
+        <w:u w:val="none"/>
+      </w:rPr>
+    </w:lvl>
+    <w:lvl w:ilvl="2">
+      <w:start w:val="1"/>
+      <w:numFmt w:val="decimal"/>
+      <w:lvlText w:val="%3."/>
+      <w:lvlJc w:val="left"/>
+      <w:pPr>
+        <w:ind w:left="2160" w:hanging="360"/>
+      </w:pPr>
+      <w:rPr>
+        <w:u w:val="none"/>
+      </w:rPr>
+    </w:lvl>
+    <w:lvl w:ilvl="3">
+      <w:start w:val="1"/>
+      <w:numFmt w:val="lowerLetter"/>
+      <w:lvlText w:val="%4)"/>
+      <w:lvlJc w:val="left"/>
+      <w:pPr>
+        <w:ind w:left="2880" w:hanging="360"/>
+      </w:pPr>
+      <w:rPr>
+        <w:u w:val="none"/>
+      </w:rPr>
+    </w:lvl>
+    <w:lvl w:ilvl="4">
+      <w:start w:val="1"/>
+      <w:numFmt w:val="decimal"/>
+      <w:lvlText w:val="(%5)"/>
+      <w:lvlJc w:val="left"/>
+      <w:pPr>
+        <w:ind w:left="3600" w:hanging="360"/>
+      </w:pPr>
+      <w:rPr>
+        <w:u w:val="none"/>
+      </w:rPr>
+    </w:lvl>
+    <w:lvl w:ilvl="5">
+      <w:start w:val="1"/>
+      <w:numFmt w:val="lowerLetter"/>
+      <w:lvlText w:val="(%6)"/>
+      <w:lvlJc w:val="left"/>
+      <w:pPr>
+        <w:ind w:left="4320" w:hanging="360"/>
+      </w:pPr>
+      <w:rPr>
+        <w:u w:val="none"/>
+      </w:rPr>
+    </w:lvl>
+    <w:lvl w:ilvl="6">
+      <w:start w:val="1"/>
+      <w:numFmt w:val="lowerRoman"/>
+      <w:lvlText w:val="(%7)"/>
+      <w:lvlJc w:val="right"/>
+      <w:pPr>
+        <w:ind w:left="5040" w:hanging="360"/>
+      </w:pPr>
+      <w:rPr>
+        <w:u w:val="none"/>
+      </w:rPr>
+    </w:lvl>
+    <w:lvl w:ilvl="7">
+      <w:start w:val="1"/>
+      <w:numFmt w:val="lowerLetter"/>
+      <w:lvlText w:val="(%8)"/>
+      <w:lvlJc w:val="left"/>
+      <w:pPr>
+        <w:ind w:left="5760" w:hanging="360"/>
+      </w:pPr>
+      <w:rPr>
+        <w:u w:val="none"/>
+      </w:rPr>
+    </w:lvl>
+    <w:lvl w:ilvl="8">
+      <w:start w:val="1"/>
+      <w:numFmt w:val="lowerRoman"/>
+      <w:lvlText w:val="(%9)"/>
+      <w:lvlJc w:val="right"/>
       <w:pPr>
         <w:ind w:left="6480" w:hanging="360"/>
       </w:pPr>
@@ -8072,6 +11765,9 @@
   </w:num>
   <w:num w:numId="17">
     <w:abstractNumId w:val="17"/>
+  </w:num>
+  <w:num w:numId="18">
+    <w:abstractNumId w:val="18"/>
   </w:num>
 </w:numbering>
 </file>
@@ -8263,6 +11959,14 @@
     </w:rPr>
   </w:style>
   <w:style w:type="table" w:styleId="Table1">
+    <w:basedOn w:val="TableNormal"/>
+    <w:tblPr>
+      <w:tblStyleRowBandSize w:val="1"/>
+      <w:tblStyleColBandSize w:val="1"/>
+      <w:tblCellMar/>
+    </w:tblPr>
+  </w:style>
+  <w:style w:type="table" w:styleId="Table2">
     <w:basedOn w:val="TableNormal"/>
     <w:tblPr>
       <w:tblStyleRowBandSize w:val="1"/>
@@ -8594,7 +12298,7 @@
 
 <file path=customXML/item1.xml><?xml version="1.0" encoding="utf-8"?>
 <go:gDocsCustomXmlDataStorage xmlns:go="http://customooxmlschemas.google.com/" xmlns:r="http://schemas.openxmlformats.org/officeDocument/2006/relationships" uri="GoogleDocsCustomDataVersion2">
-  <go:docsCustomData xmlns:go="http://customooxmlschemas.google.com/" roundtripDataSignature="AMtx7miUTeW+MMmG1sPST3Upic7Lv8r7bA==">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</go:docsCustomData>
+  <go:docsCustomData xmlns:go="http://customooxmlschemas.google.com/" roundtripDataSignature="AMtx7mhFsvzIkqUymJTi5CpKCqFTTntjmQ==">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</go:docsCustomData>
 </go:gDocsCustomXmlDataStorage>
 </file>
 
